--- a/11-变流电路/01-整流电路/同步整流电路/同步整流电路.docx
+++ b/11-变流电路/01-整流电路/同步整流电路/同步整流电路.docx
@@ -3152,6 +3152,20 @@
     </w:p>
     <w:bookmarkEnd w:id="26"/>
     <w:bookmarkEnd w:id="27"/>
+    <w:p>
+      <w:pPr>
+        <w:spacing w:before="360"/>
+        <w:jc w:val="center"/>
+      </w:pPr>
+      <w:r>
+        <w:rPr>
+          <w:rFonts w:ascii="Times New Roman" w:hAnsi="Times New Roman"/>
+          <w:color w:val="555555"/>
+          <w:sz w:val="21"/>
+        </w:rPr>
+        <w:t>材料收集者：杜文杰</w:t>
+      </w:r>
+    </w:p>
     <w:sectPr>
       <w:headerReference r:id="rId9" w:type="default"/>
       <w:footerReference r:id="rId10" w:type="default"/>

--- a/11-变流电路/01-整流电路/同步整流电路/同步整流电路.docx
+++ b/11-变流电路/01-整流电路/同步整流电路/同步整流电路.docx
@@ -1,6 +1,6 @@
 
 <file path=word/document.xml><?xml version="1.0" encoding="utf-8"?>
-<w:document xmlns:w="http://schemas.openxmlformats.org/wordprocessingml/2006/main" xmlns:m="http://schemas.openxmlformats.org/officeDocument/2006/math" xmlns:r="http://schemas.openxmlformats.org/officeDocument/2006/relationships" xmlns:o="urn:schemas-microsoft-com:office:office" xmlns:v="urn:schemas-microsoft-com:vml" xmlns:w10="urn:schemas-microsoft-com:office:word" xmlns:a="http://schemas.openxmlformats.org/drawingml/2006/main" xmlns:pic="http://schemas.openxmlformats.org/drawingml/2006/picture" xmlns:wp="http://schemas.openxmlformats.org/drawingml/2006/wordprocessingDrawing">
+<w:document xmlns:m="http://schemas.openxmlformats.org/officeDocument/2006/math" xmlns:r="http://schemas.openxmlformats.org/officeDocument/2006/relationships" xmlns:w="http://schemas.openxmlformats.org/wordprocessingml/2006/main" xmlns:o="urn:schemas-microsoft-com:office:office" xmlns:v="urn:schemas-microsoft-com:vml" xmlns:w10="urn:schemas-microsoft-com:office:word" xmlns:a="http://schemas.openxmlformats.org/drawingml/2006/main" xmlns:pic="http://schemas.openxmlformats.org/drawingml/2006/picture" xmlns:wp="http://schemas.openxmlformats.org/drawingml/2006/wordprocessingDrawing">
   <w:body>
     <w:bookmarkStart w:id="27" w:name="同步整流电路"/>
     <w:p>
@@ -9,7 +9,7 @@
       </w:pPr>
       <w:r>
         <w:rPr>
-          <w:rFonts w:hint="eastAsia"/>
+          <w:rFonts w:hint="eastAsia" w:eastAsia="黑体"/>
         </w:rPr>
         <w:t xml:space="preserve">同步整流电路</w:t>
       </w:r>
@@ -21,7 +21,7 @@
       </w:pPr>
       <w:r>
         <w:rPr>
-          <w:rFonts w:hint="eastAsia"/>
+          <w:rFonts w:hint="eastAsia" w:eastAsia="黑体"/>
         </w:rPr>
         <w:t xml:space="preserve">拓扑描述</w:t>
       </w:r>
@@ -32,16 +32,19 @@
       </w:pPr>
       <w:r>
         <w:rPr>
-          <w:rFonts w:hint="eastAsia"/>
+          <w:rFonts w:hint="eastAsia" w:eastAsia="黑体"/>
         </w:rPr>
         <w:t xml:space="preserve">由</w:t>
       </w:r>
       <w:r>
+        <w:rPr>
+          <w:rFonts w:eastAsia="黑体"/>
+        </w:rPr>
         <w:t xml:space="preserve"> </w:t>
       </w:r>
       <w:r>
         <w:rPr>
-          <w:rFonts w:hint="eastAsia"/>
+          <w:rFonts w:hint="eastAsia" w:eastAsia="黑体"/>
           <w:b/>
           <w:bCs/>
         </w:rPr>
@@ -49,6 +52,7 @@
       </w:r>
       <w:r>
         <w:rPr>
+          <w:rFonts w:eastAsia="黑体"/>
           <w:b/>
           <w:bCs/>
         </w:rPr>
@@ -61,18 +65,21 @@
       </m:oMath>
       <w:r>
         <w:rPr>
-          <w:rFonts w:hint="eastAsia"/>
+          <w:rFonts w:hint="eastAsia" w:eastAsia="黑体"/>
           <w:b/>
           <w:bCs/>
         </w:rPr>
         <w:t xml:space="preserve">（中心抽头二次绕组）</w:t>
       </w:r>
       <w:r>
+        <w:rPr>
+          <w:rFonts w:eastAsia="黑体"/>
+        </w:rPr>
         <w:t xml:space="preserve">、</w:t>
       </w:r>
       <w:r>
         <w:rPr>
-          <w:rFonts w:hint="eastAsia"/>
+          <w:rFonts w:hint="eastAsia" w:eastAsia="黑体"/>
           <w:b/>
           <w:bCs/>
         </w:rPr>
@@ -80,6 +87,7 @@
       </w:r>
       <w:r>
         <w:rPr>
+          <w:rFonts w:eastAsia="黑体"/>
           <w:b/>
           <w:bCs/>
         </w:rPr>
@@ -87,6 +95,7 @@
       </w:r>
       <w:r>
         <w:rPr>
+          <w:rFonts w:eastAsia="黑体"/>
           <w:b/>
           <w:bCs/>
         </w:rPr>
@@ -132,29 +141,35 @@
       </m:oMath>
       <w:r>
         <w:rPr>
-          <w:rFonts w:hint="eastAsia"/>
+          <w:rFonts w:hint="eastAsia" w:eastAsia="黑体"/>
           <w:b/>
           <w:bCs/>
         </w:rPr>
         <w:t xml:space="preserve">（同步整流管）</w:t>
       </w:r>
       <w:r>
+        <w:rPr>
+          <w:rFonts w:eastAsia="黑体"/>
+        </w:rPr>
         <w:t xml:space="preserve">、</w:t>
       </w:r>
       <w:r>
         <w:rPr>
-          <w:rFonts w:hint="eastAsia"/>
+          <w:rFonts w:hint="eastAsia" w:eastAsia="黑体"/>
           <w:b/>
           <w:bCs/>
         </w:rPr>
         <w:t xml:space="preserve">驱动/控制器</w:t>
       </w:r>
       <w:r>
+        <w:rPr>
+          <w:rFonts w:eastAsia="黑体"/>
+        </w:rPr>
         <w:t xml:space="preserve">、</w:t>
       </w:r>
       <w:r>
         <w:rPr>
-          <w:rFonts w:hint="eastAsia"/>
+          <w:rFonts w:hint="eastAsia" w:eastAsia="黑体"/>
           <w:b/>
           <w:bCs/>
         </w:rPr>
@@ -162,6 +177,7 @@
       </w:r>
       <w:r>
         <w:rPr>
+          <w:rFonts w:eastAsia="黑体"/>
           <w:b/>
           <w:bCs/>
         </w:rPr>
@@ -174,6 +190,7 @@
       </m:oMath>
       <w:r>
         <w:rPr>
+          <w:rFonts w:eastAsia="黑体"/>
           <w:b/>
           <w:bCs/>
         </w:rPr>
@@ -181,7 +198,7 @@
       </w:r>
       <w:r>
         <w:rPr>
-          <w:rFonts w:hint="eastAsia"/>
+          <w:rFonts w:hint="eastAsia" w:eastAsia="黑体"/>
           <w:b/>
           <w:bCs/>
         </w:rPr>
@@ -189,6 +206,7 @@
       </w:r>
       <w:r>
         <w:rPr>
+          <w:rFonts w:eastAsia="黑体"/>
           <w:b/>
           <w:bCs/>
         </w:rPr>
@@ -200,17 +218,20 @@
         </m:r>
       </m:oMath>
       <w:r>
+        <w:rPr>
+          <w:rFonts w:eastAsia="黑体"/>
+        </w:rPr>
         <w:t xml:space="preserve"> </w:t>
       </w:r>
       <w:r>
         <w:rPr>
-          <w:rFonts w:hint="eastAsia"/>
+          <w:rFonts w:hint="eastAsia" w:eastAsia="黑体"/>
         </w:rPr>
         <w:t xml:space="preserve">组成。电路关键节点：</w:t>
       </w:r>
       <w:r>
         <w:rPr>
-          <w:rFonts w:hint="eastAsia"/>
+          <w:rFonts w:hint="eastAsia" w:eastAsia="黑体"/>
           <w:b/>
           <w:bCs/>
         </w:rPr>
@@ -218,6 +239,7 @@
       </w:r>
       <w:r>
         <w:rPr>
+          <w:rFonts w:eastAsia="黑体"/>
           <w:b/>
           <w:bCs/>
         </w:rPr>
@@ -225,7 +247,7 @@
       </w:r>
       <w:r>
         <w:rPr>
-          <w:rFonts w:hint="eastAsia"/>
+          <w:rFonts w:hint="eastAsia" w:eastAsia="黑体"/>
           <w:b/>
           <w:bCs/>
         </w:rPr>
@@ -233,6 +255,7 @@
       </w:r>
       <w:r>
         <w:rPr>
+          <w:rFonts w:eastAsia="黑体"/>
           <w:b/>
           <w:bCs/>
         </w:rPr>
@@ -272,6 +295,7 @@
       </m:oMath>
       <w:r>
         <w:rPr>
+          <w:rFonts w:eastAsia="黑体"/>
           <w:b/>
           <w:bCs/>
         </w:rPr>
@@ -279,7 +303,7 @@
       </w:r>
       <w:r>
         <w:rPr>
-          <w:rFonts w:hint="eastAsia"/>
+          <w:rFonts w:hint="eastAsia" w:eastAsia="黑体"/>
           <w:b/>
           <w:bCs/>
         </w:rPr>
@@ -287,6 +311,7 @@
       </w:r>
       <w:r>
         <w:rPr>
+          <w:rFonts w:eastAsia="黑体"/>
           <w:b/>
           <w:bCs/>
         </w:rPr>
@@ -302,7 +327,7 @@
       </m:oMath>
       <w:r>
         <w:rPr>
-          <w:rFonts w:hint="eastAsia"/>
+          <w:rFonts w:hint="eastAsia" w:eastAsia="黑体"/>
         </w:rPr>
         <w:t xml:space="preserve">（</w:t>
       </w:r>
@@ -315,26 +340,32 @@
         </m:r>
       </m:oMath>
       <w:r>
+        <w:rPr>
+          <w:rFonts w:eastAsia="黑体"/>
+        </w:rPr>
         <w:t xml:space="preserve"> </w:t>
       </w:r>
       <w:r>
         <w:rPr>
-          <w:rFonts w:hint="eastAsia"/>
+          <w:rFonts w:hint="eastAsia" w:eastAsia="黑体"/>
         </w:rPr>
         <w:t xml:space="preserve">接输出返回/地</w:t>
       </w:r>
       <w:r>
+        <w:rPr>
+          <w:rFonts w:eastAsia="黑体"/>
+        </w:rPr>
         <w:t xml:space="preserve"> </w:t>
       </w:r>
       <w:r>
         <w:rPr>
-          <w:rFonts w:hint="eastAsia"/>
+          <w:rFonts w:hint="eastAsia" w:eastAsia="黑体"/>
         </w:rPr>
         <w:t xml:space="preserve">GND）；</w:t>
       </w:r>
       <w:r>
         <w:rPr>
-          <w:rFonts w:hint="eastAsia"/>
+          <w:rFonts w:hint="eastAsia" w:eastAsia="黑体"/>
           <w:b/>
           <w:bCs/>
         </w:rPr>
@@ -342,6 +373,7 @@
       </w:r>
       <w:r>
         <w:rPr>
+          <w:rFonts w:eastAsia="黑体"/>
           <w:b/>
           <w:bCs/>
         </w:rPr>
@@ -349,7 +381,7 @@
       </w:r>
       <w:r>
         <w:rPr>
-          <w:rFonts w:hint="eastAsia"/>
+          <w:rFonts w:hint="eastAsia" w:eastAsia="黑体"/>
           <w:b/>
           <w:bCs/>
         </w:rPr>
@@ -357,6 +389,7 @@
       </w:r>
       <w:r>
         <w:rPr>
+          <w:rFonts w:eastAsia="黑体"/>
           <w:b/>
           <w:bCs/>
         </w:rPr>
@@ -369,7 +402,7 @@
       </m:oMath>
       <w:r>
         <w:rPr>
-          <w:rFonts w:hint="eastAsia"/>
+          <w:rFonts w:hint="eastAsia" w:eastAsia="黑体"/>
         </w:rPr>
         <w:t xml:space="preserve">（</w:t>
       </w:r>
@@ -412,17 +445,20 @@
         </m:sSub>
       </m:oMath>
       <w:r>
+        <w:rPr>
+          <w:rFonts w:eastAsia="黑体"/>
+        </w:rPr>
         <w:t xml:space="preserve"> </w:t>
       </w:r>
       <w:r>
         <w:rPr>
-          <w:rFonts w:hint="eastAsia"/>
+          <w:rFonts w:hint="eastAsia" w:eastAsia="黑体"/>
         </w:rPr>
         <w:t xml:space="preserve">的源极公共点）；</w:t>
       </w:r>
       <w:r>
         <w:rPr>
-          <w:rFonts w:hint="eastAsia"/>
+          <w:rFonts w:hint="eastAsia" w:eastAsia="黑体"/>
           <w:b/>
           <w:bCs/>
         </w:rPr>
@@ -430,6 +466,7 @@
       </w:r>
       <w:r>
         <w:rPr>
+          <w:rFonts w:eastAsia="黑体"/>
           <w:b/>
           <w:bCs/>
         </w:rPr>
@@ -437,7 +474,7 @@
       </w:r>
       <w:r>
         <w:rPr>
-          <w:rFonts w:hint="eastAsia"/>
+          <w:rFonts w:hint="eastAsia" w:eastAsia="黑体"/>
           <w:b/>
           <w:bCs/>
         </w:rPr>
@@ -445,6 +482,7 @@
       </w:r>
       <w:r>
         <w:rPr>
+          <w:rFonts w:eastAsia="黑体"/>
           <w:b/>
           <w:bCs/>
         </w:rPr>
@@ -472,7 +510,7 @@
       </m:oMath>
       <w:r>
         <w:rPr>
-          <w:rFonts w:hint="eastAsia"/>
+          <w:rFonts w:hint="eastAsia" w:eastAsia="黑体"/>
         </w:rPr>
         <w:t xml:space="preserve">（滤波电感与电容、负载的公共点）。</w:t>
       </w:r>
@@ -481,7 +519,7 @@
       <w:pPr/>
       <w:r>
         <w:rPr>
-          <w:rFonts w:hint="eastAsia"/>
+          <w:rFonts w:hint="eastAsia" w:eastAsia="黑体"/>
         </w:rPr>
         <w:t xml:space="preserve">各元件管脚连接：</w:t>
       </w:r>
@@ -503,24 +541,33 @@
         </m:sSub>
       </m:oMath>
       <w:r>
+        <w:rPr>
+          <w:rFonts w:eastAsia="黑体"/>
+        </w:rPr>
         <w:t xml:space="preserve"> </w:t>
       </w:r>
       <w:r>
         <w:rPr>
-          <w:rFonts w:hint="eastAsia"/>
+          <w:rFonts w:hint="eastAsia" w:eastAsia="黑体"/>
         </w:rPr>
         <w:t xml:space="preserve">的</w:t>
       </w:r>
       <w:r>
+        <w:rPr>
+          <w:rFonts w:eastAsia="黑体"/>
+        </w:rPr>
         <w:t xml:space="preserve"> D </w:t>
       </w:r>
       <w:r>
         <w:rPr>
-          <w:rFonts w:hint="eastAsia"/>
+          <w:rFonts w:hint="eastAsia" w:eastAsia="黑体"/>
         </w:rPr>
         <w:t xml:space="preserve">接二次绕组端</w:t>
       </w:r>
       <w:r>
+        <w:rPr>
+          <w:rFonts w:eastAsia="黑体"/>
+        </w:rPr>
         <w:t xml:space="preserve"> </w:t>
       </w:r>
       <m:oMath>
@@ -538,24 +585,33 @@
         </m:sSub>
       </m:oMath>
       <w:r>
+        <w:rPr>
+          <w:rFonts w:eastAsia="黑体"/>
+        </w:rPr>
         <w:t xml:space="preserve">、G </w:t>
       </w:r>
       <w:r>
         <w:rPr>
-          <w:rFonts w:hint="eastAsia"/>
+          <w:rFonts w:hint="eastAsia" w:eastAsia="黑体"/>
         </w:rPr>
         <w:t xml:space="preserve">接驱动/控制器、S</w:t>
       </w:r>
       <w:r>
+        <w:rPr>
+          <w:rFonts w:eastAsia="黑体"/>
+        </w:rPr>
         <w:t xml:space="preserve"> </w:t>
       </w:r>
       <w:r>
         <w:rPr>
-          <w:rFonts w:hint="eastAsia"/>
+          <w:rFonts w:hint="eastAsia" w:eastAsia="黑体"/>
         </w:rPr>
         <w:t xml:space="preserve">接输出节点</w:t>
       </w:r>
       <w:r>
+        <w:rPr>
+          <w:rFonts w:eastAsia="黑体"/>
+        </w:rPr>
         <w:t xml:space="preserve"> </w:t>
       </w:r>
       <m:oMath>
@@ -565,25 +621,31 @@
       </m:oMath>
       <w:r>
         <w:rPr>
-          <w:rFonts w:hint="eastAsia"/>
+          <w:rFonts w:hint="eastAsia" w:eastAsia="黑体"/>
         </w:rPr>
         <w:t xml:space="preserve">（其体二极管阳极接</w:t>
       </w:r>
       <w:r>
+        <w:rPr>
+          <w:rFonts w:eastAsia="黑体"/>
+        </w:rPr>
         <w:t xml:space="preserve"> </w:t>
       </w:r>
       <w:r>
         <w:rPr>
-          <w:rFonts w:hint="eastAsia"/>
+          <w:rFonts w:hint="eastAsia" w:eastAsia="黑体"/>
         </w:rPr>
         <w:t xml:space="preserve">S、阴极接</w:t>
       </w:r>
       <w:r>
+        <w:rPr>
+          <w:rFonts w:eastAsia="黑体"/>
+        </w:rPr>
         <w:t xml:space="preserve"> </w:t>
       </w:r>
       <w:r>
         <w:rPr>
-          <w:rFonts w:hint="eastAsia"/>
+          <w:rFonts w:hint="eastAsia" w:eastAsia="黑体"/>
         </w:rPr>
         <w:t xml:space="preserve">D）；</w:t>
       </w:r>
@@ -605,24 +667,33 @@
         </m:sSub>
       </m:oMath>
       <w:r>
+        <w:rPr>
+          <w:rFonts w:eastAsia="黑体"/>
+        </w:rPr>
         <w:t xml:space="preserve"> </w:t>
       </w:r>
       <w:r>
         <w:rPr>
-          <w:rFonts w:hint="eastAsia"/>
+          <w:rFonts w:hint="eastAsia" w:eastAsia="黑体"/>
         </w:rPr>
         <w:t xml:space="preserve">的</w:t>
       </w:r>
       <w:r>
+        <w:rPr>
+          <w:rFonts w:eastAsia="黑体"/>
+        </w:rPr>
         <w:t xml:space="preserve"> D </w:t>
       </w:r>
       <w:r>
         <w:rPr>
-          <w:rFonts w:hint="eastAsia"/>
+          <w:rFonts w:hint="eastAsia" w:eastAsia="黑体"/>
         </w:rPr>
         <w:t xml:space="preserve">接二次绕组端</w:t>
       </w:r>
       <w:r>
+        <w:rPr>
+          <w:rFonts w:eastAsia="黑体"/>
+        </w:rPr>
         <w:t xml:space="preserve"> </w:t>
       </w:r>
       <m:oMath>
@@ -640,24 +711,33 @@
         </m:sSub>
       </m:oMath>
       <w:r>
+        <w:rPr>
+          <w:rFonts w:eastAsia="黑体"/>
+        </w:rPr>
         <w:t xml:space="preserve">、G </w:t>
       </w:r>
       <w:r>
         <w:rPr>
-          <w:rFonts w:hint="eastAsia"/>
+          <w:rFonts w:hint="eastAsia" w:eastAsia="黑体"/>
         </w:rPr>
         <w:t xml:space="preserve">接驱动/控制器、S</w:t>
       </w:r>
       <w:r>
+        <w:rPr>
+          <w:rFonts w:eastAsia="黑体"/>
+        </w:rPr>
         <w:t xml:space="preserve"> </w:t>
       </w:r>
       <w:r>
         <w:rPr>
-          <w:rFonts w:hint="eastAsia"/>
+          <w:rFonts w:hint="eastAsia" w:eastAsia="黑体"/>
         </w:rPr>
         <w:t xml:space="preserve">接输出节点</w:t>
       </w:r>
       <w:r>
+        <w:rPr>
+          <w:rFonts w:eastAsia="黑体"/>
+        </w:rPr>
         <w:t xml:space="preserve"> </w:t>
       </w:r>
       <m:oMath>
@@ -667,7 +747,7 @@
       </m:oMath>
       <w:r>
         <w:rPr>
-          <w:rFonts w:hint="eastAsia"/>
+          <w:rFonts w:hint="eastAsia" w:eastAsia="黑体"/>
         </w:rPr>
         <w:t xml:space="preserve">；</w:t>
       </w:r>
@@ -677,15 +757,21 @@
         </m:r>
       </m:oMath>
       <w:r>
+        <w:rPr>
+          <w:rFonts w:eastAsia="黑体"/>
+        </w:rPr>
         <w:t xml:space="preserve"> </w:t>
       </w:r>
       <w:r>
         <w:rPr>
-          <w:rFonts w:hint="eastAsia"/>
+          <w:rFonts w:hint="eastAsia" w:eastAsia="黑体"/>
         </w:rPr>
         <w:t xml:space="preserve">一端接节点</w:t>
       </w:r>
       <w:r>
+        <w:rPr>
+          <w:rFonts w:eastAsia="黑体"/>
+        </w:rPr>
         <w:t xml:space="preserve"> </w:t>
       </w:r>
       <m:oMath>
@@ -695,11 +781,14 @@
       </m:oMath>
       <w:r>
         <w:rPr>
-          <w:rFonts w:hint="eastAsia"/>
+          <w:rFonts w:hint="eastAsia" w:eastAsia="黑体"/>
         </w:rPr>
         <w:t xml:space="preserve">、另一端接</w:t>
       </w:r>
       <w:r>
+        <w:rPr>
+          <w:rFonts w:eastAsia="黑体"/>
+        </w:rPr>
         <w:t xml:space="preserve"> </w:t>
       </w:r>
       <m:oMath>
@@ -724,7 +813,7 @@
       </m:oMath>
       <w:r>
         <w:rPr>
-          <w:rFonts w:hint="eastAsia"/>
+          <w:rFonts w:hint="eastAsia" w:eastAsia="黑体"/>
         </w:rPr>
         <w:t xml:space="preserve">；</w:t>
       </w:r>
@@ -734,15 +823,21 @@
         </m:r>
       </m:oMath>
       <w:r>
+        <w:rPr>
+          <w:rFonts w:eastAsia="黑体"/>
+        </w:rPr>
         <w:t xml:space="preserve"> </w:t>
       </w:r>
       <w:r>
         <w:rPr>
-          <w:rFonts w:hint="eastAsia"/>
+          <w:rFonts w:hint="eastAsia" w:eastAsia="黑体"/>
         </w:rPr>
         <w:t xml:space="preserve">一端接</w:t>
       </w:r>
       <w:r>
+        <w:rPr>
+          <w:rFonts w:eastAsia="黑体"/>
+        </w:rPr>
         <w:t xml:space="preserve"> </w:t>
       </w:r>
       <m:oMath>
@@ -767,20 +862,26 @@
       </m:oMath>
       <w:r>
         <w:rPr>
-          <w:rFonts w:hint="eastAsia"/>
+          <w:rFonts w:hint="eastAsia" w:eastAsia="黑体"/>
         </w:rPr>
         <w:t xml:space="preserve">、另一端接</w:t>
       </w:r>
       <w:r>
+        <w:rPr>
+          <w:rFonts w:eastAsia="黑体"/>
+        </w:rPr>
         <w:t xml:space="preserve"> </w:t>
       </w:r>
       <w:r>
         <w:rPr>
-          <w:rFonts w:hint="eastAsia"/>
+          <w:rFonts w:hint="eastAsia" w:eastAsia="黑体"/>
         </w:rPr>
         <w:t xml:space="preserve">GND；负载并联在</w:t>
       </w:r>
       <w:r>
+        <w:rPr>
+          <w:rFonts w:eastAsia="黑体"/>
+        </w:rPr>
         <w:t xml:space="preserve"> </w:t>
       </w:r>
       <m:oMath>
@@ -789,11 +890,14 @@
         </m:r>
       </m:oMath>
       <w:r>
+        <w:rPr>
+          <w:rFonts w:eastAsia="黑体"/>
+        </w:rPr>
         <w:t xml:space="preserve"> </w:t>
       </w:r>
       <w:r>
         <w:rPr>
-          <w:rFonts w:hint="eastAsia"/>
+          <w:rFonts w:hint="eastAsia" w:eastAsia="黑体"/>
         </w:rPr>
         <w:t xml:space="preserve">两端。变压器一次侧接开关源交流。</w:t>
       </w:r>
@@ -802,23 +906,32 @@
       <w:pPr/>
       <w:r>
         <w:rPr>
-          <w:rFonts w:hint="eastAsia"/>
+          <w:rFonts w:hint="eastAsia" w:eastAsia="黑体"/>
         </w:rPr>
         <w:t xml:space="preserve">由此构成”中心抽头二次绕组</w:t>
       </w:r>
       <w:r>
+        <w:rPr>
+          <w:rFonts w:eastAsia="黑体"/>
+        </w:rPr>
         <w:t xml:space="preserve"> + </w:t>
       </w:r>
       <w:r>
         <w:rPr>
-          <w:rFonts w:hint="eastAsia"/>
+          <w:rFonts w:hint="eastAsia" w:eastAsia="黑体"/>
         </w:rPr>
         <w:t xml:space="preserve">两只同步整流</w:t>
       </w:r>
       <w:r>
+        <w:rPr>
+          <w:rFonts w:eastAsia="黑体"/>
+        </w:rPr>
         <w:t xml:space="preserve"> MOSFET +</w:t>
       </w:r>
       <w:r>
+        <w:rPr>
+          <w:rFonts w:eastAsia="黑体"/>
+        </w:rPr>
         <w:t xml:space="preserve"> </w:t>
       </w:r>
       <m:oMath>
@@ -830,15 +943,21 @@
         </m:r>
       </m:oMath>
       <w:r>
+        <w:rPr>
+          <w:rFonts w:eastAsia="黑体"/>
+        </w:rPr>
         <w:t xml:space="preserve"> </w:t>
       </w:r>
       <w:r>
         <w:rPr>
-          <w:rFonts w:hint="eastAsia"/>
+          <w:rFonts w:hint="eastAsia" w:eastAsia="黑体"/>
         </w:rPr>
         <w:t xml:space="preserve">滤波”的同步整流组态，以低</w:t>
       </w:r>
       <w:r>
+        <w:rPr>
+          <w:rFonts w:eastAsia="黑体"/>
+        </w:rPr>
         <w:t xml:space="preserve"> </w:t>
       </w:r>
       <m:oMath>
@@ -877,20 +996,26 @@
         </m:sSub>
       </m:oMath>
       <w:r>
+        <w:rPr>
+          <w:rFonts w:eastAsia="黑体"/>
+        </w:rPr>
         <w:t xml:space="preserve"> </w:t>
       </w:r>
       <w:r>
         <w:rPr>
-          <w:rFonts w:hint="eastAsia"/>
+          <w:rFonts w:hint="eastAsia" w:eastAsia="黑体"/>
         </w:rPr>
         <w:t xml:space="preserve">的</w:t>
       </w:r>
       <w:r>
+        <w:rPr>
+          <w:rFonts w:eastAsia="黑体"/>
+        </w:rPr>
         <w:t xml:space="preserve"> MOSFET </w:t>
       </w:r>
       <w:r>
         <w:rPr>
-          <w:rFonts w:hint="eastAsia"/>
+          <w:rFonts w:hint="eastAsia" w:eastAsia="黑体"/>
         </w:rPr>
         <w:t xml:space="preserve">替代二极管整流，按极性交替导通，降低整流损耗、提高效率。</w:t>
       </w:r>
@@ -903,7 +1028,7 @@
       </w:pPr>
       <w:r>
         <w:rPr>
-          <w:rFonts w:hint="eastAsia"/>
+          <w:rFonts w:hint="eastAsia" w:eastAsia="黑体"/>
         </w:rPr>
         <w:t xml:space="preserve">工作原理</w:t>
       </w:r>
@@ -913,29 +1038,38 @@
         <w:pStyle w:val="FirstParagraph"/>
       </w:pPr>
       <w:r>
+        <w:rPr>
+          <w:rFonts w:eastAsia="黑体"/>
+        </w:rPr>
         <w:t xml:space="preserve">MOSFET </w:t>
       </w:r>
       <w:r>
         <w:rPr>
-          <w:rFonts w:hint="eastAsia"/>
+          <w:rFonts w:hint="eastAsia" w:eastAsia="黑体"/>
         </w:rPr>
         <w:t xml:space="preserve">的导通压降远小于二极管正向压降，控制器使</w:t>
       </w:r>
       <w:r>
+        <w:rPr>
+          <w:rFonts w:eastAsia="黑体"/>
+        </w:rPr>
         <w:t xml:space="preserve"> MOSFET </w:t>
       </w:r>
       <w:r>
         <w:rPr>
-          <w:rFonts w:hint="eastAsia"/>
+          <w:rFonts w:hint="eastAsia" w:eastAsia="黑体"/>
         </w:rPr>
         <w:t xml:space="preserve">与一次侧开关同步导通/关断，让电流总是流过”导通”的</w:t>
       </w:r>
       <w:r>
+        <w:rPr>
+          <w:rFonts w:eastAsia="黑体"/>
+        </w:rPr>
         <w:t xml:space="preserve"> MOSFET </w:t>
       </w:r>
       <w:r>
         <w:rPr>
-          <w:rFonts w:hint="eastAsia"/>
+          <w:rFonts w:hint="eastAsia" w:eastAsia="黑体"/>
         </w:rPr>
         <w:t xml:space="preserve">沟道而非体二极管，从而大幅降低整流损耗、提高效率。</w:t>
       </w:r>
@@ -948,7 +1082,7 @@
       </w:pPr>
       <w:r>
         <w:rPr>
-          <w:rFonts w:hint="eastAsia"/>
+          <w:rFonts w:hint="eastAsia" w:eastAsia="黑体"/>
         </w:rPr>
         <w:t xml:space="preserve">关键计算公式</w:t>
       </w:r>
@@ -962,7 +1096,7 @@
       </w:pPr>
       <w:r>
         <w:rPr>
-          <w:rFonts w:hint="eastAsia"/>
+          <w:rFonts w:hint="eastAsia" w:eastAsia="黑体"/>
         </w:rPr>
         <w:t xml:space="preserve">同步整流导通损耗：</w:t>
       </w:r>
@@ -1072,7 +1206,7 @@
       </w:pPr>
       <w:r>
         <w:rPr>
-          <w:rFonts w:hint="eastAsia"/>
+          <w:rFonts w:hint="eastAsia" w:eastAsia="黑体"/>
         </w:rPr>
         <w:t xml:space="preserve">二极管整流导通损耗（对比）：</w:t>
       </w:r>
@@ -1159,7 +1293,7 @@
       </w:pPr>
       <w:r>
         <w:rPr>
-          <w:rFonts w:hint="eastAsia"/>
+          <w:rFonts w:hint="eastAsia" w:eastAsia="黑体"/>
         </w:rPr>
         <w:t xml:space="preserve">效率：</w:t>
       </w:r>
@@ -1267,7 +1401,7 @@
       </w:pPr>
       <w:r>
         <w:rPr>
-          <w:rFonts w:hint="eastAsia"/>
+          <w:rFonts w:hint="eastAsia" w:eastAsia="黑体"/>
         </w:rPr>
         <w:t xml:space="preserve">半波输出平均电压（无滤波）：</w:t>
       </w:r>
@@ -1339,7 +1473,7 @@
       </w:pPr>
       <w:r>
         <w:rPr>
-          <w:rFonts w:hint="eastAsia"/>
+          <w:rFonts w:hint="eastAsia" w:eastAsia="黑体"/>
         </w:rPr>
         <w:t xml:space="preserve">全波输出平均电压（无滤波）：</w:t>
       </w:r>
@@ -1436,7 +1570,7 @@
             </w:pPr>
             <w:r>
               <w:rPr>
-                <w:rFonts w:hint="eastAsia"/>
+                <w:rFonts w:hint="eastAsia" w:eastAsia="黑体"/>
               </w:rPr>
               <w:t xml:space="preserve">符号</w:t>
             </w:r>
@@ -1450,7 +1584,7 @@
             </w:pPr>
             <w:r>
               <w:rPr>
-                <w:rFonts w:hint="eastAsia"/>
+                <w:rFonts w:hint="eastAsia" w:eastAsia="黑体"/>
               </w:rPr>
               <w:t xml:space="preserve">含义</w:t>
             </w:r>
@@ -1464,7 +1598,7 @@
             </w:pPr>
             <w:r>
               <w:rPr>
-                <w:rFonts w:hint="eastAsia"/>
+                <w:rFonts w:hint="eastAsia" w:eastAsia="黑体"/>
               </w:rPr>
               <w:t xml:space="preserve">单位</w:t>
             </w:r>
@@ -1502,6 +1636,9 @@
               </m:sSub>
             </m:oMath>
             <w:r>
+              <w:rPr>
+                <w:rFonts w:eastAsia="黑体"/>
+              </w:rPr>
               <w:t xml:space="preserve">​</w:t>
             </w:r>
           </w:p>
@@ -1513,11 +1650,14 @@
               <w:pStyle w:val="Compact"/>
             </w:pPr>
             <w:r>
+              <w:rPr>
+                <w:rFonts w:eastAsia="黑体"/>
+              </w:rPr>
               <w:t xml:space="preserve">MOSFET </w:t>
             </w:r>
             <w:r>
               <w:rPr>
-                <w:rFonts w:hint="eastAsia"/>
+                <w:rFonts w:hint="eastAsia" w:eastAsia="黑体"/>
               </w:rPr>
               <w:t xml:space="preserve">导通损耗</w:t>
             </w:r>
@@ -1530,6 +1670,9 @@
               <w:pStyle w:val="Compact"/>
             </w:pPr>
             <w:r>
+              <w:rPr>
+                <w:rFonts w:eastAsia="黑体"/>
+              </w:rPr>
               <w:t xml:space="preserve">W</w:t>
             </w:r>
           </w:p>
@@ -1563,6 +1706,9 @@
               </m:sSub>
             </m:oMath>
             <w:r>
+              <w:rPr>
+                <w:rFonts w:eastAsia="黑体"/>
+              </w:rPr>
               <w:t xml:space="preserve">​</w:t>
             </w:r>
           </w:p>
@@ -1575,7 +1721,7 @@
             </w:pPr>
             <w:r>
               <w:rPr>
-                <w:rFonts w:hint="eastAsia"/>
+                <w:rFonts w:hint="eastAsia" w:eastAsia="黑体"/>
               </w:rPr>
               <w:t xml:space="preserve">整流电流有效值</w:t>
             </w:r>
@@ -1588,6 +1734,9 @@
               <w:pStyle w:val="Compact"/>
             </w:pPr>
             <w:r>
+              <w:rPr>
+                <w:rFonts w:eastAsia="黑体"/>
+              </w:rPr>
               <w:t xml:space="preserve">A</w:t>
             </w:r>
           </w:p>
@@ -1636,6 +1785,9 @@
               </m:sSub>
             </m:oMath>
             <w:r>
+              <w:rPr>
+                <w:rFonts w:eastAsia="黑体"/>
+              </w:rPr>
               <w:t xml:space="preserve">​</w:t>
             </w:r>
           </w:p>
@@ -1647,11 +1799,14 @@
               <w:pStyle w:val="Compact"/>
             </w:pPr>
             <w:r>
+              <w:rPr>
+                <w:rFonts w:eastAsia="黑体"/>
+              </w:rPr>
               <w:t xml:space="preserve">MOSFET </w:t>
             </w:r>
             <w:r>
               <w:rPr>
-                <w:rFonts w:hint="eastAsia"/>
+                <w:rFonts w:hint="eastAsia" w:eastAsia="黑体"/>
               </w:rPr>
               <w:t xml:space="preserve">导通电阻</w:t>
             </w:r>
@@ -1664,6 +1819,9 @@
               <w:pStyle w:val="Compact"/>
             </w:pPr>
             <w:r>
+              <w:rPr>
+                <w:rFonts w:eastAsia="黑体"/>
+              </w:rPr>
               <w:t xml:space="preserve">Ω</w:t>
             </w:r>
           </w:p>
@@ -1691,6 +1849,9 @@
               </m:sSub>
             </m:oMath>
             <w:r>
+              <w:rPr>
+                <w:rFonts w:eastAsia="黑体"/>
+              </w:rPr>
               <w:t xml:space="preserve">​</w:t>
             </w:r>
           </w:p>
@@ -1703,7 +1864,7 @@
             </w:pPr>
             <w:r>
               <w:rPr>
-                <w:rFonts w:hint="eastAsia"/>
+                <w:rFonts w:hint="eastAsia" w:eastAsia="黑体"/>
               </w:rPr>
               <w:t xml:space="preserve">二极管正向压降</w:t>
             </w:r>
@@ -1716,6 +1877,9 @@
               <w:pStyle w:val="Compact"/>
             </w:pPr>
             <w:r>
+              <w:rPr>
+                <w:rFonts w:eastAsia="黑体"/>
+              </w:rPr>
               <w:t xml:space="preserve">V</w:t>
             </w:r>
           </w:p>
@@ -1734,6 +1898,9 @@
               </m:r>
             </m:oMath>
             <w:r>
+              <w:rPr>
+                <w:rFonts w:eastAsia="黑体"/>
+              </w:rPr>
               <w:t xml:space="preserve">​</w:t>
             </w:r>
           </w:p>
@@ -1746,7 +1913,7 @@
             </w:pPr>
             <w:r>
               <w:rPr>
-                <w:rFonts w:hint="eastAsia"/>
+                <w:rFonts w:hint="eastAsia" w:eastAsia="黑体"/>
               </w:rPr>
               <w:t xml:space="preserve">效率</w:t>
             </w:r>
@@ -1759,6 +1926,9 @@
               <w:pStyle w:val="Compact"/>
             </w:pPr>
             <w:r>
+              <w:rPr>
+                <w:rFonts w:eastAsia="黑体"/>
+              </w:rPr>
               <w:t xml:space="preserve">—</w:t>
             </w:r>
           </w:p>
@@ -1786,6 +1956,9 @@
               </m:sSub>
             </m:oMath>
             <w:r>
+              <w:rPr>
+                <w:rFonts w:eastAsia="黑体"/>
+              </w:rPr>
               <w:t xml:space="preserve">​</w:t>
             </w:r>
           </w:p>
@@ -1798,7 +1971,7 @@
             </w:pPr>
             <w:r>
               <w:rPr>
-                <w:rFonts w:hint="eastAsia"/>
+                <w:rFonts w:hint="eastAsia" w:eastAsia="黑体"/>
               </w:rPr>
               <w:t xml:space="preserve">交流峰值电压</w:t>
             </w:r>
@@ -1811,6 +1984,9 @@
               <w:pStyle w:val="Compact"/>
             </w:pPr>
             <w:r>
+              <w:rPr>
+                <w:rFonts w:eastAsia="黑体"/>
+              </w:rPr>
               <w:t xml:space="preserve">V</w:t>
             </w:r>
           </w:p>
@@ -1841,6 +2017,9 @@
               </m:sSub>
             </m:oMath>
             <w:r>
+              <w:rPr>
+                <w:rFonts w:eastAsia="黑体"/>
+              </w:rPr>
               <w:t xml:space="preserve">​</w:t>
             </w:r>
           </w:p>
@@ -1853,7 +2032,7 @@
             </w:pPr>
             <w:r>
               <w:rPr>
-                <w:rFonts w:hint="eastAsia"/>
+                <w:rFonts w:hint="eastAsia" w:eastAsia="黑体"/>
               </w:rPr>
               <w:t xml:space="preserve">输出平均电压</w:t>
             </w:r>
@@ -1866,6 +2045,9 @@
               <w:pStyle w:val="Compact"/>
             </w:pPr>
             <w:r>
+              <w:rPr>
+                <w:rFonts w:eastAsia="黑体"/>
+              </w:rPr>
               <w:t xml:space="preserve">V</w:t>
             </w:r>
           </w:p>
@@ -1880,7 +2062,7 @@
       </w:pPr>
       <w:r>
         <w:rPr>
-          <w:rFonts w:hint="eastAsia"/>
+          <w:rFonts w:hint="eastAsia" w:eastAsia="黑体"/>
         </w:rPr>
         <w:t xml:space="preserve">元件调整影响</w:t>
       </w:r>
@@ -1895,6 +2077,7 @@
       </w:pPr>
       <w:r>
         <w:rPr>
+          <w:rFonts w:eastAsia="黑体"/>
           <w:b/>
           <w:bCs/>
         </w:rPr>
@@ -1902,7 +2085,7 @@
       </w:r>
       <w:r>
         <w:rPr>
-          <w:rFonts w:hint="eastAsia"/>
+          <w:rFonts w:hint="eastAsia" w:eastAsia="黑体"/>
           <w:b/>
           <w:bCs/>
         </w:rPr>
@@ -1910,6 +2093,7 @@
       </w:r>
       <w:r>
         <w:rPr>
+          <w:rFonts w:eastAsia="黑体"/>
           <w:b/>
           <w:bCs/>
         </w:rPr>
@@ -1952,6 +2136,7 @@
       </m:oMath>
       <w:r>
         <w:rPr>
+          <w:rFonts w:eastAsia="黑体"/>
           <w:b/>
           <w:bCs/>
         </w:rPr>
@@ -1959,25 +2144,34 @@
       </w:r>
       <w:r>
         <w:rPr>
-          <w:rFonts w:hint="eastAsia"/>
+          <w:rFonts w:hint="eastAsia" w:eastAsia="黑体"/>
           <w:b/>
           <w:bCs/>
         </w:rPr>
         <w:t xml:space="preserve">增大</w:t>
       </w:r>
       <w:r>
+        <w:rPr>
+          <w:rFonts w:eastAsia="黑体"/>
+        </w:rPr>
         <w:t xml:space="preserve"> </w:t>
       </w:r>
       <w:r>
+        <w:rPr>
+          <w:rFonts w:eastAsia="黑体"/>
+        </w:rPr>
         <w:t xml:space="preserve">→ </w:t>
       </w:r>
       <w:r>
         <w:rPr>
-          <w:rFonts w:hint="eastAsia"/>
+          <w:rFonts w:hint="eastAsia" w:eastAsia="黑体"/>
         </w:rPr>
         <w:t xml:space="preserve">导通损耗</w:t>
       </w:r>
       <w:r>
+        <w:rPr>
+          <w:rFonts w:eastAsia="黑体"/>
+        </w:rPr>
         <w:t xml:space="preserve"> </w:t>
       </w:r>
       <m:oMath>
@@ -2066,15 +2260,21 @@
         </m:sSub>
       </m:oMath>
       <w:r>
+        <w:rPr>
+          <w:rFonts w:eastAsia="黑体"/>
+        </w:rPr>
         <w:t xml:space="preserve"> </w:t>
       </w:r>
       <w:r>
         <w:rPr>
-          <w:rFonts w:hint="eastAsia"/>
+          <w:rFonts w:hint="eastAsia" w:eastAsia="黑体"/>
         </w:rPr>
         <w:t xml:space="preserve">增大，效率下降；选低</w:t>
       </w:r>
       <w:r>
+        <w:rPr>
+          <w:rFonts w:eastAsia="黑体"/>
+        </w:rPr>
         <w:t xml:space="preserve"> </w:t>
       </w:r>
       <m:oMath>
@@ -2113,11 +2313,14 @@
         </m:sSub>
       </m:oMath>
       <w:r>
+        <w:rPr>
+          <w:rFonts w:eastAsia="黑体"/>
+        </w:rPr>
         <w:t xml:space="preserve"> </w:t>
       </w:r>
       <w:r>
         <w:rPr>
-          <w:rFonts w:hint="eastAsia"/>
+          <w:rFonts w:hint="eastAsia" w:eastAsia="黑体"/>
         </w:rPr>
         <w:t xml:space="preserve">器件是同步整流关键。</w:t>
       </w:r>
@@ -2132,7 +2335,7 @@
       </w:pPr>
       <w:r>
         <w:rPr>
-          <w:rFonts w:hint="eastAsia"/>
+          <w:rFonts w:hint="eastAsia" w:eastAsia="黑体"/>
           <w:b/>
           <w:bCs/>
         </w:rPr>
@@ -2140,6 +2343,7 @@
       </w:r>
       <w:r>
         <w:rPr>
+          <w:rFonts w:eastAsia="黑体"/>
           <w:b/>
           <w:bCs/>
         </w:rPr>
@@ -2167,6 +2371,7 @@
       </m:oMath>
       <w:r>
         <w:rPr>
+          <w:rFonts w:eastAsia="黑体"/>
           <w:b/>
           <w:bCs/>
         </w:rPr>
@@ -2174,21 +2379,27 @@
       </w:r>
       <w:r>
         <w:rPr>
-          <w:rFonts w:hint="eastAsia"/>
+          <w:rFonts w:hint="eastAsia" w:eastAsia="黑体"/>
           <w:b/>
           <w:bCs/>
         </w:rPr>
         <w:t xml:space="preserve">增大</w:t>
       </w:r>
       <w:r>
+        <w:rPr>
+          <w:rFonts w:eastAsia="黑体"/>
+        </w:rPr>
         <w:t xml:space="preserve"> </w:t>
       </w:r>
       <w:r>
+        <w:rPr>
+          <w:rFonts w:eastAsia="黑体"/>
+        </w:rPr>
         <w:t xml:space="preserve">→ </w:t>
       </w:r>
       <w:r>
         <w:rPr>
-          <w:rFonts w:hint="eastAsia"/>
+          <w:rFonts w:hint="eastAsia" w:eastAsia="黑体"/>
         </w:rPr>
         <w:t xml:space="preserve">导通损耗按平方上升，大电流场合同步整流相对二极管的优势更明显。</w:t>
       </w:r>
@@ -2203,21 +2414,27 @@
       </w:pPr>
       <w:r>
         <w:rPr>
-          <w:rFonts w:hint="eastAsia"/>
+          <w:rFonts w:hint="eastAsia" w:eastAsia="黑体"/>
           <w:b/>
           <w:bCs/>
         </w:rPr>
         <w:t xml:space="preserve">开关时序不当（死区时间过长）</w:t>
       </w:r>
       <w:r>
+        <w:rPr>
+          <w:rFonts w:eastAsia="黑体"/>
+        </w:rPr>
         <w:t xml:space="preserve"> </w:t>
       </w:r>
       <w:r>
+        <w:rPr>
+          <w:rFonts w:eastAsia="黑体"/>
+        </w:rPr>
         <w:t xml:space="preserve">→ </w:t>
       </w:r>
       <w:r>
         <w:rPr>
-          <w:rFonts w:hint="eastAsia"/>
+          <w:rFonts w:hint="eastAsia" w:eastAsia="黑体"/>
         </w:rPr>
         <w:t xml:space="preserve">体二极管导通时间变长，损耗接近二极管整流，抵消同步整流收益。</w:t>
       </w:r>
@@ -2232,21 +2449,27 @@
       </w:pPr>
       <w:r>
         <w:rPr>
-          <w:rFonts w:hint="eastAsia"/>
+          <w:rFonts w:hint="eastAsia" w:eastAsia="黑体"/>
           <w:b/>
           <w:bCs/>
         </w:rPr>
         <w:t xml:space="preserve">驱动电压不足</w:t>
       </w:r>
       <w:r>
+        <w:rPr>
+          <w:rFonts w:eastAsia="黑体"/>
+        </w:rPr>
         <w:t xml:space="preserve"> </w:t>
       </w:r>
       <w:r>
+        <w:rPr>
+          <w:rFonts w:eastAsia="黑体"/>
+        </w:rPr>
         <w:t xml:space="preserve">→ </w:t>
       </w:r>
       <w:r>
         <w:rPr>
-          <w:rFonts w:hint="eastAsia"/>
+          <w:rFonts w:hint="eastAsia" w:eastAsia="黑体"/>
         </w:rPr>
         <w:t xml:space="preserve">沟道不能完全导通，</w:t>
       </w:r>
@@ -2286,11 +2509,14 @@
         </m:sSub>
       </m:oMath>
       <w:r>
+        <w:rPr>
+          <w:rFonts w:eastAsia="黑体"/>
+        </w:rPr>
         <w:t xml:space="preserve"> </w:t>
       </w:r>
       <w:r>
         <w:rPr>
-          <w:rFonts w:hint="eastAsia"/>
+          <w:rFonts w:hint="eastAsia" w:eastAsia="黑体"/>
         </w:rPr>
         <w:t xml:space="preserve">实际偏大，损耗上升。</w:t>
       </w:r>
@@ -2305,7 +2531,7 @@
       </w:pPr>
       <w:r>
         <w:rPr>
-          <w:rFonts w:hint="eastAsia"/>
+          <w:rFonts w:hint="eastAsia" w:eastAsia="黑体"/>
         </w:rPr>
         <w:t xml:space="preserve">与二极管整流对比，</w:t>
       </w:r>
@@ -2372,20 +2598,26 @@
         </m:sSub>
       </m:oMath>
       <w:r>
+        <w:rPr>
+          <w:rFonts w:eastAsia="黑体"/>
+        </w:rPr>
         <w:t xml:space="preserve"> </w:t>
       </w:r>
       <w:r>
         <w:rPr>
-          <w:rFonts w:hint="eastAsia"/>
+          <w:rFonts w:hint="eastAsia" w:eastAsia="黑体"/>
         </w:rPr>
         <w:t xml:space="preserve">是线性关系，而</w:t>
       </w:r>
       <w:r>
+        <w:rPr>
+          <w:rFonts w:eastAsia="黑体"/>
+        </w:rPr>
         <w:t xml:space="preserve"> MOSFET </w:t>
       </w:r>
       <w:r>
         <w:rPr>
-          <w:rFonts w:hint="eastAsia"/>
+          <w:rFonts w:hint="eastAsia" w:eastAsia="黑体"/>
         </w:rPr>
         <w:t xml:space="preserve">是平方关系，故小电流时二极管不一定更差。</w:t>
       </w:r>
@@ -2398,7 +2630,7 @@
       </w:pPr>
       <w:r>
         <w:rPr>
-          <w:rFonts w:hint="eastAsia"/>
+          <w:rFonts w:hint="eastAsia" w:eastAsia="黑体"/>
         </w:rPr>
         <w:t xml:space="preserve">典型参数示例</w:t>
       </w:r>
@@ -2413,11 +2645,14 @@
       </w:pPr>
       <w:r>
         <w:rPr>
-          <w:rFonts w:hint="eastAsia"/>
+          <w:rFonts w:hint="eastAsia" w:eastAsia="黑体"/>
         </w:rPr>
         <w:t xml:space="preserve">取</w:t>
       </w:r>
       <w:r>
+        <w:rPr>
+          <w:rFonts w:eastAsia="黑体"/>
+        </w:rPr>
         <w:t xml:space="preserve"> </w:t>
       </w:r>
       <m:oMath>
@@ -2460,6 +2695,9 @@
         </m:r>
       </m:oMath>
       <w:r>
+        <w:rPr>
+          <w:rFonts w:eastAsia="黑体"/>
+        </w:rPr>
         <w:t xml:space="preserve">、</w:t>
       </w:r>
       <m:oMath>
@@ -2518,7 +2756,7 @@
       </m:oMath>
       <w:r>
         <w:rPr>
-          <w:rFonts w:hint="eastAsia"/>
+          <w:rFonts w:hint="eastAsia" w:eastAsia="黑体"/>
         </w:rPr>
         <w:t xml:space="preserve">：</w:t>
       </w:r>
@@ -2616,6 +2854,9 @@
         </m:r>
       </m:oMath>
       <w:r>
+        <w:rPr>
+          <w:rFonts w:eastAsia="黑体"/>
+        </w:rPr>
         <w:t xml:space="preserve">。</w:t>
       </w:r>
     </w:p>
@@ -2629,7 +2870,7 @@
       </w:pPr>
       <w:r>
         <w:rPr>
-          <w:rFonts w:hint="eastAsia"/>
+          <w:rFonts w:hint="eastAsia" w:eastAsia="黑体"/>
         </w:rPr>
         <w:t xml:space="preserve">同等电流下用二极管（</w:t>
       </w:r>
@@ -2673,6 +2914,9 @@
         </m:r>
       </m:oMath>
       <w:r>
+        <w:rPr>
+          <w:rFonts w:eastAsia="黑体"/>
+        </w:rPr>
         <w:t xml:space="preserve">、</w:t>
       </w:r>
       <m:oMath>
@@ -2710,7 +2954,7 @@
       </m:oMath>
       <w:r>
         <w:rPr>
-          <w:rFonts w:hint="eastAsia"/>
+          <w:rFonts w:hint="eastAsia" w:eastAsia="黑体"/>
         </w:rPr>
         <w:t xml:space="preserve">）：</w:t>
       </w:r>
@@ -2779,16 +3023,19 @@
       </m:oMath>
       <w:r>
         <w:rPr>
-          <w:rFonts w:hint="eastAsia"/>
+          <w:rFonts w:hint="eastAsia" w:eastAsia="黑体"/>
         </w:rPr>
         <w:t xml:space="preserve">，损耗为前者的</w:t>
       </w:r>
       <w:r>
+        <w:rPr>
+          <w:rFonts w:eastAsia="黑体"/>
+        </w:rPr>
         <w:t xml:space="preserve"> 9 </w:t>
       </w:r>
       <w:r>
         <w:rPr>
-          <w:rFonts w:hint="eastAsia"/>
+          <w:rFonts w:hint="eastAsia" w:eastAsia="黑体"/>
         </w:rPr>
         <w:t xml:space="preserve">倍。</w:t>
       </w:r>
@@ -2803,11 +3050,14 @@
       </w:pPr>
       <w:r>
         <w:rPr>
-          <w:rFonts w:hint="eastAsia"/>
+          <w:rFonts w:hint="eastAsia" w:eastAsia="黑体"/>
         </w:rPr>
         <w:t xml:space="preserve">取全波整流</w:t>
       </w:r>
       <w:r>
+        <w:rPr>
+          <w:rFonts w:eastAsia="黑体"/>
+        </w:rPr>
         <w:t xml:space="preserve"> </w:t>
       </w:r>
       <m:oMath>
@@ -2845,7 +3095,7 @@
       </m:oMath>
       <w:r>
         <w:rPr>
-          <w:rFonts w:hint="eastAsia"/>
+          <w:rFonts w:hint="eastAsia" w:eastAsia="黑体"/>
         </w:rPr>
         <w:t xml:space="preserve">：</w:t>
       </w:r>
@@ -2913,6 +3163,9 @@
         </m:r>
       </m:oMath>
       <w:r>
+        <w:rPr>
+          <w:rFonts w:eastAsia="黑体"/>
+        </w:rPr>
         <w:t xml:space="preserve">。</w:t>
       </w:r>
     </w:p>
@@ -2924,7 +3177,7 @@
       </w:pPr>
       <w:r>
         <w:rPr>
-          <w:rFonts w:hint="eastAsia"/>
+          <w:rFonts w:hint="eastAsia" w:eastAsia="黑体"/>
         </w:rPr>
         <w:t xml:space="preserve">常见器件型号</w:t>
       </w:r>
@@ -2939,16 +3192,19 @@
       </w:pPr>
       <w:r>
         <w:rPr>
-          <w:rFonts w:hint="eastAsia"/>
+          <w:rFonts w:hint="eastAsia" w:eastAsia="黑体"/>
         </w:rPr>
         <w:t xml:space="preserve">同步整流</w:t>
       </w:r>
       <w:r>
+        <w:rPr>
+          <w:rFonts w:eastAsia="黑体"/>
+        </w:rPr>
         <w:t xml:space="preserve"> </w:t>
       </w:r>
       <w:r>
         <w:rPr>
-          <w:rFonts w:hint="eastAsia"/>
+          <w:rFonts w:hint="eastAsia" w:eastAsia="黑体"/>
         </w:rPr>
         <w:t xml:space="preserve">MOSFET：IRF540N、CSD18533Q5A、BSC040N10NS5、IRFH8318。</w:t>
       </w:r>
@@ -2963,16 +3219,19 @@
       </w:pPr>
       <w:r>
         <w:rPr>
-          <w:rFonts w:hint="eastAsia"/>
+          <w:rFonts w:hint="eastAsia" w:eastAsia="黑体"/>
         </w:rPr>
         <w:t xml:space="preserve">同步整流控制器：UCC24612、SRK2000、IR116x</w:t>
       </w:r>
       <w:r>
+        <w:rPr>
+          <w:rFonts w:eastAsia="黑体"/>
+        </w:rPr>
         <w:t xml:space="preserve"> </w:t>
       </w:r>
       <w:r>
         <w:rPr>
-          <w:rFonts w:hint="eastAsia"/>
+          <w:rFonts w:hint="eastAsia" w:eastAsia="黑体"/>
         </w:rPr>
         <w:t xml:space="preserve">系列。</w:t>
       </w:r>
@@ -2987,7 +3246,7 @@
       </w:pPr>
       <w:r>
         <w:rPr>
-          <w:rFonts w:hint="eastAsia"/>
+          <w:rFonts w:hint="eastAsia" w:eastAsia="黑体"/>
         </w:rPr>
         <w:t xml:space="preserve">肖特基二极管（对比/并联）：SB5100、SS54。</w:t>
       </w:r>
@@ -3000,7 +3259,7 @@
       </w:pPr>
       <w:r>
         <w:rPr>
-          <w:rFonts w:hint="eastAsia"/>
+          <w:rFonts w:hint="eastAsia" w:eastAsia="黑体"/>
         </w:rPr>
         <w:t xml:space="preserve">注意事项</w:t>
       </w:r>
@@ -3015,7 +3274,7 @@
       </w:pPr>
       <w:r>
         <w:rPr>
-          <w:rFonts w:hint="eastAsia"/>
+          <w:rFonts w:hint="eastAsia" w:eastAsia="黑体"/>
         </w:rPr>
         <w:t xml:space="preserve">死区时间要合理设置，避免同步整流管与对管同时导通造成直通短路。</w:t>
       </w:r>
@@ -3030,7 +3289,7 @@
       </w:pPr>
       <w:r>
         <w:rPr>
-          <w:rFonts w:hint="eastAsia"/>
+          <w:rFonts w:hint="eastAsia" w:eastAsia="黑体"/>
         </w:rPr>
         <w:t xml:space="preserve">驱动电路需能快速充放电栅极电荷，保证沟道可靠导通并降低开关损耗。</w:t>
       </w:r>
@@ -3045,16 +3304,19 @@
       </w:pPr>
       <w:r>
         <w:rPr>
-          <w:rFonts w:hint="eastAsia"/>
+          <w:rFonts w:hint="eastAsia" w:eastAsia="黑体"/>
         </w:rPr>
         <w:t xml:space="preserve">高频时</w:t>
       </w:r>
       <w:r>
+        <w:rPr>
+          <w:rFonts w:eastAsia="黑体"/>
+        </w:rPr>
         <w:t xml:space="preserve"> MOSFET </w:t>
       </w:r>
       <w:r>
         <w:rPr>
-          <w:rFonts w:hint="eastAsia"/>
+          <w:rFonts w:hint="eastAsia" w:eastAsia="黑体"/>
         </w:rPr>
         <w:t xml:space="preserve">栅极驱动损耗与反向恢复（体二极管）不可忽略，需结合频率综合权衡。</w:t>
       </w:r>
@@ -3069,7 +3331,7 @@
       </w:pPr>
       <w:r>
         <w:rPr>
-          <w:rFonts w:hint="eastAsia"/>
+          <w:rFonts w:hint="eastAsia" w:eastAsia="黑体"/>
         </w:rPr>
         <w:t xml:space="preserve">关注死区内体二极管反向恢复带来的电压尖峰，必要时加吸收电路。</w:t>
       </w:r>
@@ -3082,7 +3344,7 @@
       </w:pPr>
       <w:r>
         <w:rPr>
-          <w:rFonts w:hint="eastAsia"/>
+          <w:rFonts w:hint="eastAsia" w:eastAsia="黑体"/>
         </w:rPr>
         <w:t xml:space="preserve">参考资料</w:t>
       </w:r>
@@ -3096,20 +3358,26 @@
         </w:numPr>
       </w:pPr>
       <w:r>
+        <w:rPr>
+          <w:rFonts w:eastAsia="黑体"/>
+        </w:rPr>
         <w:t xml:space="preserve">TI </w:t>
       </w:r>
       <w:r>
         <w:rPr>
-          <w:rFonts w:hint="eastAsia"/>
+          <w:rFonts w:hint="eastAsia" w:eastAsia="黑体"/>
         </w:rPr>
         <w:t xml:space="preserve">应用笔记</w:t>
       </w:r>
       <w:r>
+        <w:rPr>
+          <w:rFonts w:eastAsia="黑体"/>
+        </w:rPr>
         <w:t xml:space="preserve"> SLUP </w:t>
       </w:r>
       <w:r>
         <w:rPr>
-          <w:rFonts w:hint="eastAsia"/>
+          <w:rFonts w:hint="eastAsia" w:eastAsia="黑体"/>
         </w:rPr>
         <w:t xml:space="preserve">系列（同步整流技术）。</w:t>
       </w:r>
@@ -3124,16 +3392,19 @@
       </w:pPr>
       <w:r>
         <w:rPr>
-          <w:rFonts w:hint="eastAsia"/>
+          <w:rFonts w:hint="eastAsia" w:eastAsia="黑体"/>
         </w:rPr>
         <w:t xml:space="preserve">《开关电源设计》（Abraham</w:t>
       </w:r>
       <w:r>
+        <w:rPr>
+          <w:rFonts w:eastAsia="黑体"/>
+        </w:rPr>
         <w:t xml:space="preserve"> I. </w:t>
       </w:r>
       <w:r>
         <w:rPr>
-          <w:rFonts w:hint="eastAsia"/>
+          <w:rFonts w:hint="eastAsia" w:eastAsia="黑体"/>
         </w:rPr>
         <w:t xml:space="preserve">Pressman）。</w:t>
       </w:r>
@@ -3147,6 +3418,9 @@
         </w:numPr>
       </w:pPr>
       <w:r>
+        <w:rPr>
+          <w:rFonts w:eastAsia="黑体"/>
+        </w:rPr>
         <w:t xml:space="preserve">Wikipedia: Active rectification。</w:t>
       </w:r>
     </w:p>
@@ -3159,11 +3433,11 @@
       </w:pPr>
       <w:r>
         <w:rPr>
-          <w:rFonts w:ascii="Times New Roman" w:hAnsi="Times New Roman"/>
+          <w:rFonts w:ascii="Times New Roman" w:hAnsi="Times New Roman" w:eastAsia="黑体"/>
           <w:color w:val="555555"/>
           <w:sz w:val="21"/>
         </w:rPr>
-        <w:t>材料收集者：杜文杰</w:t>
+        <w:t>材料收集者：杜文杰，WX手机：19519196569，QQ:3478827729</w:t>
       </w:r>
     </w:p>
     <w:sectPr>
@@ -3183,7 +3457,7 @@
 </file>
 
 <file path=word/footer1.xml><?xml version="1.0" encoding="utf-8"?>
-<w:ftr xmlns:m="http://schemas.openxmlformats.org/officeDocument/2006/math" xmlns:mc="http://schemas.openxmlformats.org/markup-compatibility/2006" xmlns:mo="http://schemas.microsoft.com/office/mac/office/2008/main" xmlns:mv="urn:schemas-microsoft-com:mac:vml" xmlns:o="urn:schemas-microsoft-com:office:office" xmlns:r="http://schemas.openxmlformats.org/officeDocument/2006/relationships" xmlns:v="urn:schemas-microsoft-com:vml" xmlns:w10="urn:schemas-microsoft-com:office:word" xmlns:w14="http://schemas.microsoft.com/office/word/2010/wordml" xmlns:w="http://schemas.openxmlformats.org/wordprocessingml/2006/main" xmlns:wne="http://schemas.microsoft.com/office/word/2006/wordml" xmlns:wp14="http://schemas.microsoft.com/office/word/2010/wordprocessingDrawing" xmlns:wp="http://schemas.openxmlformats.org/drawingml/2006/wordprocessingDrawing" xmlns:wpc="http://schemas.microsoft.com/office/word/2010/wordprocessingCanvas" xmlns:wpg="http://schemas.microsoft.com/office/word/2010/wordprocessingGroup" xmlns:wpi="http://schemas.microsoft.com/office/word/2010/wordprocessingInk" xmlns:wps="http://schemas.microsoft.com/office/word/2010/wordprocessingShape" mc:Ignorable="w14 wp14">
+<w:ftr xmlns:mc="http://schemas.openxmlformats.org/markup-compatibility/2006" xmlns:w="http://schemas.openxmlformats.org/wordprocessingml/2006/main" xmlns:m="http://schemas.openxmlformats.org/officeDocument/2006/math" xmlns:mo="http://schemas.microsoft.com/office/mac/office/2008/main" xmlns:mv="urn:schemas-microsoft-com:mac:vml" xmlns:o="urn:schemas-microsoft-com:office:office" xmlns:r="http://schemas.openxmlformats.org/officeDocument/2006/relationships" xmlns:v="urn:schemas-microsoft-com:vml" xmlns:w10="urn:schemas-microsoft-com:office:word" xmlns:w14="http://schemas.microsoft.com/office/word/2010/wordml" xmlns:wne="http://schemas.microsoft.com/office/word/2006/wordml" xmlns:wp14="http://schemas.microsoft.com/office/word/2010/wordprocessingDrawing" xmlns:wp="http://schemas.openxmlformats.org/drawingml/2006/wordprocessingDrawing" xmlns:wpc="http://schemas.microsoft.com/office/word/2010/wordprocessingCanvas" xmlns:wpg="http://schemas.microsoft.com/office/word/2010/wordprocessingGroup" xmlns:wpi="http://schemas.microsoft.com/office/word/2010/wordprocessingInk" xmlns:wps="http://schemas.microsoft.com/office/word/2010/wordprocessingShape" mc:Ignorable="w14 wp14">
   <w:p>
     <w:pPr>
       <w:pStyle w:val="Footer"/>
@@ -3191,12 +3465,14 @@
     </w:pPr>
     <w:r>
       <w:rPr>
+        <w:rFonts w:eastAsia="黑体"/>
         <w:sz w:val="18"/>
       </w:rPr>
       <w:t xml:space="preserve">第 </w:t>
     </w:r>
     <w:r>
       <w:rPr>
+        <w:rFonts w:eastAsia="黑体"/>
         <w:sz w:val="18"/>
       </w:rPr>
       <w:fldChar w:fldCharType="begin"/>
@@ -3205,6 +3481,7 @@
     </w:r>
     <w:r>
       <w:rPr>
+        <w:rFonts w:eastAsia="黑体"/>
         <w:sz w:val="18"/>
       </w:rPr>
       <w:t xml:space="preserve"> 页</w:t>
@@ -3218,6 +3495,9 @@
   <w:footnote w:type="continuationSeparator" w:id="0">
     <w:p>
       <w:r>
+        <w:rPr>
+          <w:rFonts w:eastAsia="黑体"/>
+        </w:rPr>
         <w:continuationSeparator/>
       </w:r>
     </w:p>
@@ -3225,6 +3505,9 @@
   <w:footnote w:type="separator" w:id="-1">
     <w:p>
       <w:r>
+        <w:rPr>
+          <w:rFonts w:eastAsia="黑体"/>
+        </w:rPr>
         <w:separator/>
       </w:r>
     </w:p>
@@ -3233,7 +3516,7 @@
 </file>
 
 <file path=word/header1.xml><?xml version="1.0" encoding="utf-8"?>
-<w:hdr xmlns:m="http://schemas.openxmlformats.org/officeDocument/2006/math" xmlns:mc="http://schemas.openxmlformats.org/markup-compatibility/2006" xmlns:mo="http://schemas.microsoft.com/office/mac/office/2008/main" xmlns:mv="urn:schemas-microsoft-com:mac:vml" xmlns:o="urn:schemas-microsoft-com:office:office" xmlns:r="http://schemas.openxmlformats.org/officeDocument/2006/relationships" xmlns:v="urn:schemas-microsoft-com:vml" xmlns:w10="urn:schemas-microsoft-com:office:word" xmlns:w14="http://schemas.microsoft.com/office/word/2010/wordml" xmlns:w="http://schemas.openxmlformats.org/wordprocessingml/2006/main" xmlns:wne="http://schemas.microsoft.com/office/word/2006/wordml" xmlns:wp14="http://schemas.microsoft.com/office/word/2010/wordprocessingDrawing" xmlns:wp="http://schemas.openxmlformats.org/drawingml/2006/wordprocessingDrawing" xmlns:wpc="http://schemas.microsoft.com/office/word/2010/wordprocessingCanvas" xmlns:wpg="http://schemas.microsoft.com/office/word/2010/wordprocessingGroup" xmlns:wpi="http://schemas.microsoft.com/office/word/2010/wordprocessingInk" xmlns:wps="http://schemas.microsoft.com/office/word/2010/wordprocessingShape" mc:Ignorable="w14 wp14">
+<w:hdr xmlns:mc="http://schemas.openxmlformats.org/markup-compatibility/2006" xmlns:w="http://schemas.openxmlformats.org/wordprocessingml/2006/main" xmlns:m="http://schemas.openxmlformats.org/officeDocument/2006/math" xmlns:mo="http://schemas.microsoft.com/office/mac/office/2008/main" xmlns:mv="urn:schemas-microsoft-com:mac:vml" xmlns:o="urn:schemas-microsoft-com:office:office" xmlns:r="http://schemas.openxmlformats.org/officeDocument/2006/relationships" xmlns:v="urn:schemas-microsoft-com:vml" xmlns:w10="urn:schemas-microsoft-com:office:word" xmlns:w14="http://schemas.microsoft.com/office/word/2010/wordml" xmlns:wne="http://schemas.microsoft.com/office/word/2006/wordml" xmlns:wp14="http://schemas.microsoft.com/office/word/2010/wordprocessingDrawing" xmlns:wp="http://schemas.openxmlformats.org/drawingml/2006/wordprocessingDrawing" xmlns:wpc="http://schemas.microsoft.com/office/word/2010/wordprocessingCanvas" xmlns:wpg="http://schemas.microsoft.com/office/word/2010/wordprocessingGroup" xmlns:wpi="http://schemas.microsoft.com/office/word/2010/wordprocessingInk" xmlns:wps="http://schemas.microsoft.com/office/word/2010/wordprocessingShape" mc:Ignorable="w14 wp14">
   <w:p>
     <w:pPr>
       <w:pStyle w:val="Header"/>
@@ -3241,7 +3524,7 @@
     </w:pPr>
     <w:r>
       <w:rPr>
-        <w:rFonts w:ascii="Times New Roman" w:hAnsi="Times New Roman"/>
+        <w:rFonts w:ascii="Times New Roman" w:hAnsi="Times New Roman" w:eastAsia="黑体"/>
         <w:sz w:val="18"/>
         <w:rFonts w:eastAsia="黑体"/>
         <w:rFonts w:eastAsia="黑体"/>
@@ -3253,7 +3536,7 @@
 </file>
 
 <file path=word/numbering.xml><?xml version="1.0" encoding="utf-8"?>
-<w:numbering xmlns:m="http://schemas.openxmlformats.org/officeDocument/2006/math" xmlns:mc="http://schemas.openxmlformats.org/markup-compatibility/2006" xmlns:mo="http://schemas.microsoft.com/office/mac/office/2008/main" xmlns:mv="urn:schemas-microsoft-com:mac:vml" xmlns:o="urn:schemas-microsoft-com:office:office" xmlns:r="http://schemas.openxmlformats.org/officeDocument/2006/relationships" xmlns:v="urn:schemas-microsoft-com:vml" xmlns:w="http://schemas.openxmlformats.org/wordprocessingml/2006/main" xmlns:w10="urn:schemas-microsoft-com:office:word" xmlns:w14="http://schemas.microsoft.com/office/word/2010/wordml" xmlns:wne="http://schemas.microsoft.com/office/word/2006/wordml" xmlns:wp="http://schemas.openxmlformats.org/drawingml/2006/wordprocessingDrawing" xmlns:wp14="http://schemas.microsoft.com/office/word/2010/wordprocessingDrawing" xmlns:wpc="http://schemas.microsoft.com/office/word/2010/wordprocessingCanvas" xmlns:wpg="http://schemas.microsoft.com/office/word/2010/wordprocessingGroup" xmlns:wpi="http://schemas.microsoft.com/office/word/2010/wordprocessingInk" xmlns:wps="http://schemas.microsoft.com/office/word/2010/wordprocessingShape" mc:Ignorable="w14 wp14">
+<w:numbering xmlns:mc="http://schemas.openxmlformats.org/markup-compatibility/2006" xmlns:w="http://schemas.openxmlformats.org/wordprocessingml/2006/main" xmlns:m="http://schemas.openxmlformats.org/officeDocument/2006/math" xmlns:mo="http://schemas.microsoft.com/office/mac/office/2008/main" xmlns:mv="urn:schemas-microsoft-com:mac:vml" xmlns:o="urn:schemas-microsoft-com:office:office" xmlns:r="http://schemas.openxmlformats.org/officeDocument/2006/relationships" xmlns:v="urn:schemas-microsoft-com:vml" xmlns:w10="urn:schemas-microsoft-com:office:word" xmlns:w14="http://schemas.microsoft.com/office/word/2010/wordml" xmlns:wne="http://schemas.microsoft.com/office/word/2006/wordml" xmlns:wp="http://schemas.openxmlformats.org/drawingml/2006/wordprocessingDrawing" xmlns:wp14="http://schemas.microsoft.com/office/word/2010/wordprocessingDrawing" xmlns:wpc="http://schemas.microsoft.com/office/word/2010/wordprocessingCanvas" xmlns:wpg="http://schemas.microsoft.com/office/word/2010/wordprocessingGroup" xmlns:wpi="http://schemas.microsoft.com/office/word/2010/wordprocessingInk" xmlns:wps="http://schemas.microsoft.com/office/word/2010/wordprocessingShape" mc:Ignorable="w14 wp14">
   <w:abstractNum w:abstractNumId="0">
     <w:nsid w:val="FFFFFF7C"/>
     <w:multiLevelType w:val="singleLevel"/>
@@ -3340,7 +3623,7 @@
         <w:ind w:hanging="360" w:left="1440"/>
       </w:pPr>
       <w:rPr>
-        <w:rFonts w:ascii="Symbol" w:hAnsi="Symbol" w:hint="default"/>
+        <w:rFonts w:ascii="Symbol" w:hAnsi="Symbol" w:hint="default" w:eastAsia="黑体"/>
       </w:rPr>
     </w:lvl>
   </w:abstractNum>
@@ -3361,7 +3644,7 @@
         <w:ind w:hanging="360" w:left="1080"/>
       </w:pPr>
       <w:rPr>
-        <w:rFonts w:ascii="Symbol" w:hAnsi="Symbol" w:hint="default"/>
+        <w:rFonts w:ascii="Symbol" w:hAnsi="Symbol" w:hint="default" w:eastAsia="黑体"/>
       </w:rPr>
     </w:lvl>
   </w:abstractNum>
@@ -3382,7 +3665,7 @@
         <w:ind w:hanging="360" w:left="720"/>
       </w:pPr>
       <w:rPr>
-        <w:rFonts w:ascii="Symbol" w:hAnsi="Symbol" w:hint="default"/>
+        <w:rFonts w:ascii="Symbol" w:hAnsi="Symbol" w:hint="default" w:eastAsia="黑体"/>
       </w:rPr>
     </w:lvl>
   </w:abstractNum>
@@ -3421,7 +3704,7 @@
         <w:ind w:hanging="360" w:left="360"/>
       </w:pPr>
       <w:rPr>
-        <w:rFonts w:ascii="Symbol" w:hAnsi="Symbol" w:hint="default"/>
+        <w:rFonts w:ascii="Symbol" w:hAnsi="Symbol" w:hint="default" w:eastAsia="黑体"/>
       </w:rPr>
     </w:lvl>
   </w:abstractNum>
@@ -3512,7 +3795,7 @@
         <w:ind w:left="720" w:hanging="360"/>
       </w:pPr>
       <w:rPr>
-        <w:rFonts w:ascii="Symbol" w:hAnsi="Symbol" w:cs="Symbol" w:hint="default"/>
+        <w:rFonts w:ascii="Symbol" w:hAnsi="Symbol" w:cs="Symbol" w:hint="default" w:eastAsia="黑体"/>
       </w:rPr>
     </w:lvl>
     <w:lvl w:ilvl="1">
@@ -3523,7 +3806,7 @@
         <w:ind w:left="1440" w:hanging="360"/>
       </w:pPr>
       <w:rPr>
-        <w:rFonts w:ascii="Courier New" w:hAnsi="Courier New" w:cs="Courier New" w:hint="default"/>
+        <w:rFonts w:ascii="Courier New" w:hAnsi="Courier New" w:cs="Courier New" w:hint="default" w:eastAsia="黑体"/>
       </w:rPr>
     </w:lvl>
     <w:lvl w:ilvl="2">
@@ -3534,7 +3817,7 @@
         <w:ind w:left="2160" w:hanging="360"/>
       </w:pPr>
       <w:rPr>
-        <w:rFonts w:ascii="Wingdings" w:hAnsi="Wingdings" w:cs="Wingdings" w:hint="default"/>
+        <w:rFonts w:ascii="Wingdings" w:hAnsi="Wingdings" w:cs="Wingdings" w:hint="default" w:eastAsia="黑体"/>
       </w:rPr>
     </w:lvl>
     <w:lvl w:ilvl="3">
@@ -3545,7 +3828,7 @@
         <w:ind w:left="2880" w:hanging="360"/>
       </w:pPr>
       <w:rPr>
-        <w:rFonts w:ascii="Symbol" w:hAnsi="Symbol" w:cs="Symbol" w:hint="default"/>
+        <w:rFonts w:ascii="Symbol" w:hAnsi="Symbol" w:cs="Symbol" w:hint="default" w:eastAsia="黑体"/>
       </w:rPr>
     </w:lvl>
     <w:lvl w:ilvl="4">
@@ -3556,7 +3839,7 @@
         <w:ind w:left="3600" w:hanging="360"/>
       </w:pPr>
       <w:rPr>
-        <w:rFonts w:ascii="Courier New" w:hAnsi="Courier New" w:cs="Courier New" w:hint="default"/>
+        <w:rFonts w:ascii="Courier New" w:hAnsi="Courier New" w:cs="Courier New" w:hint="default" w:eastAsia="黑体"/>
       </w:rPr>
     </w:lvl>
     <w:lvl w:ilvl="5">
@@ -3567,7 +3850,7 @@
         <w:ind w:left="4320" w:hanging="360"/>
       </w:pPr>
       <w:rPr>
-        <w:rFonts w:ascii="Wingdings" w:hAnsi="Wingdings" w:cs="Wingdings" w:hint="default"/>
+        <w:rFonts w:ascii="Wingdings" w:hAnsi="Wingdings" w:cs="Wingdings" w:hint="default" w:eastAsia="黑体"/>
       </w:rPr>
     </w:lvl>
     <w:lvl w:ilvl="6">
@@ -3578,7 +3861,7 @@
         <w:ind w:left="5040" w:hanging="360"/>
       </w:pPr>
       <w:rPr>
-        <w:rFonts w:ascii="Symbol" w:hAnsi="Symbol" w:cs="Symbol" w:hint="default"/>
+        <w:rFonts w:ascii="Symbol" w:hAnsi="Symbol" w:cs="Symbol" w:hint="default" w:eastAsia="黑体"/>
       </w:rPr>
     </w:lvl>
     <w:lvl w:ilvl="7">
@@ -3589,7 +3872,7 @@
         <w:ind w:left="5760" w:hanging="360"/>
       </w:pPr>
       <w:rPr>
-        <w:rFonts w:ascii="Courier New" w:hAnsi="Courier New" w:cs="Courier New" w:hint="default"/>
+        <w:rFonts w:ascii="Courier New" w:hAnsi="Courier New" w:cs="Courier New" w:hint="default" w:eastAsia="黑体"/>
       </w:rPr>
     </w:lvl>
     <w:lvl w:ilvl="8">
@@ -3600,7 +3883,7 @@
         <w:ind w:left="6480" w:hanging="360"/>
       </w:pPr>
       <w:rPr>
-        <w:rFonts w:ascii="Wingdings" w:hAnsi="Wingdings" w:cs="Wingdings" w:hint="default"/>
+        <w:rFonts w:ascii="Wingdings" w:hAnsi="Wingdings" w:cs="Wingdings" w:hint="default" w:eastAsia="黑体"/>
       </w:rPr>
     </w:lvl>
   </w:abstractNum>
@@ -3656,11 +3939,11 @@
 </file>
 
 <file path=word/styles.xml><?xml version="1.0" encoding="utf-8"?>
-<w:styles xmlns:mc="http://schemas.openxmlformats.org/markup-compatibility/2006" xmlns:r="http://schemas.openxmlformats.org/officeDocument/2006/relationships" xmlns:w="http://schemas.openxmlformats.org/wordprocessingml/2006/main" xmlns:w14="http://schemas.microsoft.com/office/word/2010/wordml" mc:Ignorable="w14">
+<w:styles xmlns:mc="http://schemas.openxmlformats.org/markup-compatibility/2006" xmlns:w="http://schemas.openxmlformats.org/wordprocessingml/2006/main" xmlns:r="http://schemas.openxmlformats.org/officeDocument/2006/relationships" xmlns:w14="http://schemas.microsoft.com/office/word/2010/wordml" mc:Ignorable="w14">
   <w:docDefaults>
     <w:rPrDefault>
       <w:rPr>
-        <w:rFonts w:asciiTheme="minorHAnsi" w:cstheme="minorBidi" w:eastAsiaTheme="minorEastAsia" w:hAnsiTheme="minorHAnsi"/>
+        <w:rFonts w:asciiTheme="minorHAnsi" w:cstheme="minorBidi" w:hAnsiTheme="minorHAnsi" w:eastAsia="黑体"/>
         <w:sz w:val="22"/>
         <w:szCs w:val="22"/>
         <w:lang w:bidi="ar-SA" w:eastAsia="en-US" w:val="en-US"/>
@@ -3882,7 +4165,7 @@
       <w:outlineLvl w:val="0"/>
     </w:pPr>
     <w:rPr>
-      <w:rFonts w:ascii="Times New Roman" w:asciiTheme="majorHAnsi" w:cstheme="majorBidi" w:eastAsia="黑体" w:eastAsiaTheme="majorEastAsia" w:hAnsi="Times New Roman" w:hAnsiTheme="majorHAnsi"/>
+      <w:rFonts w:ascii="Times New Roman" w:asciiTheme="majorHAnsi" w:cstheme="majorBidi" w:eastAsia="黑体" w:hAnsi="Times New Roman" w:hAnsiTheme="majorHAnsi"/>
       <w:b/>
       <w:bCs/>
       <w:color w:val="1F3864"/>
@@ -3906,7 +4189,7 @@
       <w:outlineLvl w:val="1"/>
     </w:pPr>
     <w:rPr>
-      <w:rFonts w:ascii="Times New Roman" w:asciiTheme="majorHAnsi" w:cstheme="majorBidi" w:eastAsia="黑体" w:eastAsiaTheme="majorEastAsia" w:hAnsi="Times New Roman" w:hAnsiTheme="majorHAnsi"/>
+      <w:rFonts w:ascii="Times New Roman" w:asciiTheme="majorHAnsi" w:cstheme="majorBidi" w:eastAsia="黑体" w:hAnsi="Times New Roman" w:hAnsiTheme="majorHAnsi"/>
       <w:b/>
       <w:bCs/>
       <w:color w:val="2E4E7E"/>
@@ -3930,7 +4213,7 @@
       <w:outlineLvl w:val="2"/>
     </w:pPr>
     <w:rPr>
-      <w:rFonts w:ascii="Times New Roman" w:asciiTheme="majorHAnsi" w:cstheme="majorBidi" w:eastAsia="黑体" w:eastAsiaTheme="majorEastAsia" w:hAnsi="Times New Roman" w:hAnsiTheme="majorHAnsi"/>
+      <w:rFonts w:ascii="Times New Roman" w:asciiTheme="majorHAnsi" w:cstheme="majorBidi" w:eastAsia="黑体" w:hAnsi="Times New Roman" w:hAnsiTheme="majorHAnsi"/>
       <w:b/>
       <w:bCs/>
       <w:color w:val="2E4E7E"/>
@@ -3954,7 +4237,7 @@
       <w:outlineLvl w:val="3"/>
     </w:pPr>
     <w:rPr>
-      <w:rFonts w:ascii="Times New Roman" w:asciiTheme="majorHAnsi" w:cstheme="majorBidi" w:eastAsia="黑体" w:eastAsiaTheme="majorEastAsia" w:hAnsi="Times New Roman" w:hAnsiTheme="majorHAnsi"/>
+      <w:rFonts w:ascii="Times New Roman" w:asciiTheme="majorHAnsi" w:cstheme="majorBidi" w:eastAsia="黑体" w:hAnsi="Times New Roman" w:hAnsiTheme="majorHAnsi"/>
       <w:b/>
       <w:bCs/>
       <w:i/>
@@ -3980,7 +4263,7 @@
       <w:outlineLvl w:val="4"/>
     </w:pPr>
     <w:rPr>
-      <w:rFonts w:ascii="Times New Roman" w:asciiTheme="majorHAnsi" w:cstheme="majorBidi" w:eastAsia="黑体" w:eastAsiaTheme="majorEastAsia" w:hAnsi="Times New Roman" w:hAnsiTheme="majorHAnsi"/>
+      <w:rFonts w:ascii="Times New Roman" w:asciiTheme="majorHAnsi" w:cstheme="majorBidi" w:eastAsia="黑体" w:hAnsi="Times New Roman" w:hAnsiTheme="majorHAnsi"/>
       <w:b/>
       <w:color w:val="333333"/>
       <w:sz w:val="22"/>
@@ -4003,7 +4286,7 @@
       <w:outlineLvl w:val="5"/>
     </w:pPr>
     <w:rPr>
-      <w:rFonts w:asciiTheme="majorHAnsi" w:cstheme="majorBidi" w:eastAsiaTheme="majorEastAsia" w:hAnsiTheme="majorHAnsi"/>
+      <w:rFonts w:asciiTheme="majorHAnsi" w:cstheme="majorBidi" w:hAnsiTheme="majorHAnsi" w:eastAsia="黑体"/>
       <w:i/>
       <w:iCs/>
       <w:color w:themeColor="accent1" w:themeShade="7F" w:val="243F60"/>
@@ -4026,7 +4309,7 @@
       <w:outlineLvl w:val="6"/>
     </w:pPr>
     <w:rPr>
-      <w:rFonts w:asciiTheme="majorHAnsi" w:cstheme="majorBidi" w:eastAsiaTheme="majorEastAsia" w:hAnsiTheme="majorHAnsi"/>
+      <w:rFonts w:asciiTheme="majorHAnsi" w:cstheme="majorBidi" w:hAnsiTheme="majorHAnsi" w:eastAsia="黑体"/>
       <w:i/>
       <w:iCs/>
       <w:color w:themeColor="text1" w:themeTint="BF" w:val="404040"/>
@@ -4049,7 +4332,7 @@
       <w:outlineLvl w:val="7"/>
     </w:pPr>
     <w:rPr>
-      <w:rFonts w:asciiTheme="majorHAnsi" w:cstheme="majorBidi" w:eastAsiaTheme="majorEastAsia" w:hAnsiTheme="majorHAnsi"/>
+      <w:rFonts w:asciiTheme="majorHAnsi" w:cstheme="majorBidi" w:hAnsiTheme="majorHAnsi" w:eastAsia="黑体"/>
       <w:color w:themeColor="accent1" w:val="4F81BD"/>
       <w:sz w:val="20"/>
       <w:szCs w:val="20"/>
@@ -4072,7 +4355,7 @@
       <w:outlineLvl w:val="8"/>
     </w:pPr>
     <w:rPr>
-      <w:rFonts w:asciiTheme="majorHAnsi" w:cstheme="majorBidi" w:eastAsiaTheme="majorEastAsia" w:hAnsiTheme="majorHAnsi"/>
+      <w:rFonts w:asciiTheme="majorHAnsi" w:cstheme="majorBidi" w:hAnsiTheme="majorHAnsi" w:eastAsia="黑体"/>
       <w:i/>
       <w:iCs/>
       <w:color w:themeColor="text1" w:themeTint="BF" w:val="404040"/>
@@ -4123,7 +4406,7 @@
     <w:uiPriority w:val="9"/>
     <w:rsid w:val="00FC693F"/>
     <w:rPr>
-      <w:rFonts w:asciiTheme="majorHAnsi" w:cstheme="majorBidi" w:eastAsiaTheme="majorEastAsia" w:hAnsiTheme="majorHAnsi"/>
+      <w:rFonts w:asciiTheme="majorHAnsi" w:cstheme="majorBidi" w:hAnsiTheme="majorHAnsi" w:eastAsia="黑体"/>
       <w:b/>
       <w:bCs/>
       <w:color w:themeColor="accent1" w:themeShade="BF" w:val="365F91"/>
@@ -4138,7 +4421,7 @@
     <w:uiPriority w:val="9"/>
     <w:rsid w:val="00FC693F"/>
     <w:rPr>
-      <w:rFonts w:asciiTheme="majorHAnsi" w:cstheme="majorBidi" w:eastAsiaTheme="majorEastAsia" w:hAnsiTheme="majorHAnsi"/>
+      <w:rFonts w:asciiTheme="majorHAnsi" w:cstheme="majorBidi" w:hAnsiTheme="majorHAnsi" w:eastAsia="黑体"/>
       <w:b/>
       <w:bCs/>
       <w:color w:themeColor="accent1" w:val="4F81BD"/>
@@ -4153,7 +4436,7 @@
     <w:uiPriority w:val="9"/>
     <w:rsid w:val="00FC693F"/>
     <w:rPr>
-      <w:rFonts w:asciiTheme="majorHAnsi" w:cstheme="majorBidi" w:eastAsiaTheme="majorEastAsia" w:hAnsiTheme="majorHAnsi"/>
+      <w:rFonts w:asciiTheme="majorHAnsi" w:cstheme="majorBidi" w:hAnsiTheme="majorHAnsi" w:eastAsia="黑体"/>
       <w:b/>
       <w:bCs/>
       <w:color w:themeColor="accent1" w:val="4F81BD"/>
@@ -4176,7 +4459,7 @@
       <w:contextualSpacing/>
     </w:pPr>
     <w:rPr>
-      <w:rFonts w:ascii="Times New Roman" w:asciiTheme="majorHAnsi" w:cstheme="majorBidi" w:eastAsia="黑体" w:eastAsiaTheme="majorEastAsia" w:hAnsi="Times New Roman" w:hAnsiTheme="majorHAnsi"/>
+      <w:rFonts w:ascii="Times New Roman" w:asciiTheme="majorHAnsi" w:cstheme="majorBidi" w:eastAsia="黑体" w:hAnsi="Times New Roman" w:hAnsiTheme="majorHAnsi"/>
       <w:b/>
       <w:color w:val="1F3864"/>
       <w:spacing w:val="5"/>
@@ -4192,7 +4475,7 @@
     <w:uiPriority w:val="10"/>
     <w:rsid w:val="00FC693F"/>
     <w:rPr>
-      <w:rFonts w:asciiTheme="majorHAnsi" w:cstheme="majorBidi" w:eastAsiaTheme="majorEastAsia" w:hAnsiTheme="majorHAnsi"/>
+      <w:rFonts w:asciiTheme="majorHAnsi" w:cstheme="majorBidi" w:hAnsiTheme="majorHAnsi" w:eastAsia="黑体"/>
       <w:color w:themeColor="text2" w:themeShade="BF" w:val="17365D"/>
       <w:spacing w:val="5"/>
       <w:kern w:val="28"/>
@@ -4214,7 +4497,7 @@
       </w:numPr>
     </w:pPr>
     <w:rPr>
-      <w:rFonts w:asciiTheme="majorHAnsi" w:cstheme="majorBidi" w:eastAsiaTheme="majorEastAsia" w:hAnsiTheme="majorHAnsi"/>
+      <w:rFonts w:asciiTheme="majorHAnsi" w:cstheme="majorBidi" w:hAnsiTheme="majorHAnsi" w:eastAsia="黑体"/>
       <w:i/>
       <w:iCs/>
       <w:color w:themeColor="accent1" w:val="4F81BD"/>
@@ -4230,7 +4513,7 @@
     <w:uiPriority w:val="11"/>
     <w:rsid w:val="00FC693F"/>
     <w:rPr>
-      <w:rFonts w:asciiTheme="majorHAnsi" w:cstheme="majorBidi" w:eastAsiaTheme="majorEastAsia" w:hAnsiTheme="majorHAnsi"/>
+      <w:rFonts w:asciiTheme="majorHAnsi" w:cstheme="majorBidi" w:hAnsiTheme="majorHAnsi" w:eastAsia="黑体"/>
       <w:i/>
       <w:iCs/>
       <w:color w:themeColor="accent1" w:val="4F81BD"/>
@@ -4297,6 +4580,7 @@
       <w:spacing w:after="120"/>
     </w:pPr>
     <w:rPr>
+      <w:rFonts w:eastAsia="黑体"/>
       <w:sz w:val="16"/>
       <w:szCs w:val="16"/>
     </w:rPr>
@@ -4308,6 +4592,7 @@
     <w:uiPriority w:val="99"/>
     <w:rsid w:val="00AA1D8D"/>
     <w:rPr>
+      <w:rFonts w:eastAsia="黑体"/>
       <w:sz w:val="16"/>
       <w:szCs w:val="16"/>
     </w:rPr>
@@ -4477,7 +4762,7 @@
       </w:tabs>
     </w:pPr>
     <w:rPr>
-      <w:rFonts w:ascii="Courier" w:hAnsi="Courier"/>
+      <w:rFonts w:ascii="Courier" w:hAnsi="Courier" w:eastAsia="黑体"/>
       <w:sz w:val="20"/>
       <w:szCs w:val="20"/>
     </w:rPr>
@@ -4489,7 +4774,7 @@
     <w:uiPriority w:val="99"/>
     <w:rsid w:val="0029639D"/>
     <w:rPr>
-      <w:rFonts w:ascii="Courier" w:hAnsi="Courier"/>
+      <w:rFonts w:ascii="Courier" w:hAnsi="Courier" w:eastAsia="黑体"/>
       <w:sz w:val="20"/>
       <w:szCs w:val="20"/>
     </w:rPr>
@@ -4525,6 +4810,7 @@
     <w:uiPriority w:val="29"/>
     <w:rsid w:val="00FC693F"/>
     <w:rPr>
+      <w:rFonts w:eastAsia="黑体"/>
       <w:i/>
       <w:iCs/>
       <w:color w:themeColor="text1" w:val="000000"/>
@@ -4538,7 +4824,7 @@
     <w:semiHidden/>
     <w:rsid w:val="00FC693F"/>
     <w:rPr>
-      <w:rFonts w:asciiTheme="majorHAnsi" w:cstheme="majorBidi" w:eastAsiaTheme="majorEastAsia" w:hAnsiTheme="majorHAnsi"/>
+      <w:rFonts w:asciiTheme="majorHAnsi" w:cstheme="majorBidi" w:hAnsiTheme="majorHAnsi" w:eastAsia="黑体"/>
       <w:b/>
       <w:bCs/>
       <w:i/>
@@ -4554,7 +4840,7 @@
     <w:semiHidden/>
     <w:rsid w:val="00FC693F"/>
     <w:rPr>
-      <w:rFonts w:asciiTheme="majorHAnsi" w:cstheme="majorBidi" w:eastAsiaTheme="majorEastAsia" w:hAnsiTheme="majorHAnsi"/>
+      <w:rFonts w:asciiTheme="majorHAnsi" w:cstheme="majorBidi" w:hAnsiTheme="majorHAnsi" w:eastAsia="黑体"/>
       <w:color w:themeColor="accent1" w:themeShade="7F" w:val="243F60"/>
     </w:rPr>
   </w:style>
@@ -4566,7 +4852,7 @@
     <w:semiHidden/>
     <w:rsid w:val="00FC693F"/>
     <w:rPr>
-      <w:rFonts w:asciiTheme="majorHAnsi" w:cstheme="majorBidi" w:eastAsiaTheme="majorEastAsia" w:hAnsiTheme="majorHAnsi"/>
+      <w:rFonts w:asciiTheme="majorHAnsi" w:cstheme="majorBidi" w:hAnsiTheme="majorHAnsi" w:eastAsia="黑体"/>
       <w:i/>
       <w:iCs/>
       <w:color w:themeColor="accent1" w:themeShade="7F" w:val="243F60"/>
@@ -4580,7 +4866,7 @@
     <w:semiHidden/>
     <w:rsid w:val="00FC693F"/>
     <w:rPr>
-      <w:rFonts w:asciiTheme="majorHAnsi" w:cstheme="majorBidi" w:eastAsiaTheme="majorEastAsia" w:hAnsiTheme="majorHAnsi"/>
+      <w:rFonts w:asciiTheme="majorHAnsi" w:cstheme="majorBidi" w:hAnsiTheme="majorHAnsi" w:eastAsia="黑体"/>
       <w:i/>
       <w:iCs/>
       <w:color w:themeColor="text1" w:themeTint="BF" w:val="404040"/>
@@ -4594,7 +4880,7 @@
     <w:semiHidden/>
     <w:rsid w:val="00FC693F"/>
     <w:rPr>
-      <w:rFonts w:asciiTheme="majorHAnsi" w:cstheme="majorBidi" w:eastAsiaTheme="majorEastAsia" w:hAnsiTheme="majorHAnsi"/>
+      <w:rFonts w:asciiTheme="majorHAnsi" w:cstheme="majorBidi" w:hAnsiTheme="majorHAnsi" w:eastAsia="黑体"/>
       <w:color w:themeColor="accent1" w:val="4F81BD"/>
       <w:sz w:val="20"/>
       <w:szCs w:val="20"/>
@@ -4608,7 +4894,7 @@
     <w:semiHidden/>
     <w:rsid w:val="00FC693F"/>
     <w:rPr>
-      <w:rFonts w:asciiTheme="majorHAnsi" w:cstheme="majorBidi" w:eastAsiaTheme="majorEastAsia" w:hAnsiTheme="majorHAnsi"/>
+      <w:rFonts w:asciiTheme="majorHAnsi" w:cstheme="majorBidi" w:hAnsiTheme="majorHAnsi" w:eastAsia="黑体"/>
       <w:i/>
       <w:iCs/>
       <w:color w:themeColor="text1" w:themeTint="BF" w:val="404040"/>
@@ -4629,6 +4915,7 @@
       <w:spacing w:line="240" w:lineRule="auto"/>
     </w:pPr>
     <w:rPr>
+      <w:rFonts w:eastAsia="黑体"/>
       <w:b/>
       <w:bCs/>
       <w:color w:themeColor="accent1" w:val="4F81BD"/>
@@ -4643,6 +4930,7 @@
     <w:qFormat/>
     <w:rsid w:val="00FC693F"/>
     <w:rPr>
+      <w:rFonts w:eastAsia="黑体"/>
       <w:b/>
       <w:bCs/>
     </w:rPr>
@@ -4654,6 +4942,7 @@
     <w:qFormat/>
     <w:rsid w:val="00FC693F"/>
     <w:rPr>
+      <w:rFonts w:eastAsia="黑体"/>
       <w:i/>
       <w:iCs/>
     </w:rPr>
@@ -4674,6 +4963,7 @@
       <w:ind w:left="936" w:right="936"/>
     </w:pPr>
     <w:rPr>
+      <w:rFonts w:eastAsia="黑体"/>
       <w:b/>
       <w:bCs/>
       <w:i/>
@@ -4688,6 +4978,7 @@
     <w:uiPriority w:val="30"/>
     <w:rsid w:val="00FC693F"/>
     <w:rPr>
+      <w:rFonts w:eastAsia="黑体"/>
       <w:b/>
       <w:bCs/>
       <w:i/>
@@ -4702,6 +4993,7 @@
     <w:qFormat/>
     <w:rsid w:val="00FC693F"/>
     <w:rPr>
+      <w:rFonts w:eastAsia="黑体"/>
       <w:i/>
       <w:iCs/>
       <w:color w:themeColor="text1" w:themeTint="7F" w:val="808080"/>
@@ -4714,6 +5006,7 @@
     <w:qFormat/>
     <w:rsid w:val="00FC693F"/>
     <w:rPr>
+      <w:rFonts w:eastAsia="黑体"/>
       <w:b/>
       <w:bCs/>
       <w:i/>
@@ -4728,6 +5021,7 @@
     <w:qFormat/>
     <w:rsid w:val="00FC693F"/>
     <w:rPr>
+      <w:rFonts w:eastAsia="黑体"/>
       <w:smallCaps/>
       <w:color w:themeColor="accent2" w:val="C0504D"/>
       <w:u w:val="single"/>
@@ -4740,6 +5034,7 @@
     <w:qFormat/>
     <w:rsid w:val="00FC693F"/>
     <w:rPr>
+      <w:rFonts w:eastAsia="黑体"/>
       <w:b/>
       <w:bCs/>
       <w:smallCaps/>
@@ -4755,6 +5050,7 @@
     <w:qFormat/>
     <w:rsid w:val="00FC693F"/>
     <w:rPr>
+      <w:rFonts w:eastAsia="黑体"/>
       <w:b/>
       <w:bCs/>
       <w:smallCaps/>
@@ -4809,6 +5105,7 @@
       <w:spacing w:after="0" w:line="240" w:lineRule="auto"/>
     </w:pPr>
     <w:rPr>
+      <w:rFonts w:eastAsia="黑体"/>
       <w:color w:themeColor="text1" w:themeShade="BF" w:val="000000"/>
     </w:rPr>
     <w:tblPr>
@@ -4831,6 +5128,7 @@
         <w:spacing w:after="0" w:before="0" w:line="240" w:lineRule="auto"/>
       </w:pPr>
       <w:rPr>
+        <w:rFonts w:eastAsia="黑体"/>
         <w:b/>
         <w:bCs/>
       </w:rPr>
@@ -4851,6 +5149,7 @@
         <w:spacing w:after="0" w:before="0" w:line="240" w:lineRule="auto"/>
       </w:pPr>
       <w:rPr>
+        <w:rFonts w:eastAsia="黑体"/>
         <w:b/>
         <w:bCs/>
       </w:rPr>
@@ -4868,12 +5167,14 @@
     </w:tblStylePr>
     <w:tblStylePr w:type="firstCol">
       <w:rPr>
+        <w:rFonts w:eastAsia="黑体"/>
         <w:b/>
         <w:bCs/>
       </w:rPr>
     </w:tblStylePr>
     <w:tblStylePr w:type="lastCol">
       <w:rPr>
+        <w:rFonts w:eastAsia="黑体"/>
         <w:b/>
         <w:bCs/>
       </w:rPr>
@@ -4912,6 +5213,7 @@
       <w:spacing w:after="0" w:line="240" w:lineRule="auto"/>
     </w:pPr>
     <w:rPr>
+      <w:rFonts w:eastAsia="黑体"/>
       <w:color w:themeColor="accent1" w:themeShade="BF" w:val="365F91"/>
     </w:rPr>
     <w:tblPr>
@@ -4934,6 +5236,7 @@
         <w:spacing w:after="0" w:before="0" w:line="240" w:lineRule="auto"/>
       </w:pPr>
       <w:rPr>
+        <w:rFonts w:eastAsia="黑体"/>
         <w:b/>
         <w:bCs/>
       </w:rPr>
@@ -4954,6 +5257,7 @@
         <w:spacing w:after="0" w:before="0" w:line="240" w:lineRule="auto"/>
       </w:pPr>
       <w:rPr>
+        <w:rFonts w:eastAsia="黑体"/>
         <w:b/>
         <w:bCs/>
       </w:rPr>
@@ -4971,12 +5275,14 @@
     </w:tblStylePr>
     <w:tblStylePr w:type="firstCol">
       <w:rPr>
+        <w:rFonts w:eastAsia="黑体"/>
         <w:b/>
         <w:bCs/>
       </w:rPr>
     </w:tblStylePr>
     <w:tblStylePr w:type="lastCol">
       <w:rPr>
+        <w:rFonts w:eastAsia="黑体"/>
         <w:b/>
         <w:bCs/>
       </w:rPr>
@@ -5015,6 +5321,7 @@
       <w:spacing w:after="0" w:line="240" w:lineRule="auto"/>
     </w:pPr>
     <w:rPr>
+      <w:rFonts w:eastAsia="黑体"/>
       <w:color w:themeColor="accent2" w:themeShade="BF" w:val="943634"/>
     </w:rPr>
     <w:tblPr>
@@ -5037,6 +5344,7 @@
         <w:spacing w:after="0" w:before="0" w:line="240" w:lineRule="auto"/>
       </w:pPr>
       <w:rPr>
+        <w:rFonts w:eastAsia="黑体"/>
         <w:b/>
         <w:bCs/>
       </w:rPr>
@@ -5057,6 +5365,7 @@
         <w:spacing w:after="0" w:before="0" w:line="240" w:lineRule="auto"/>
       </w:pPr>
       <w:rPr>
+        <w:rFonts w:eastAsia="黑体"/>
         <w:b/>
         <w:bCs/>
       </w:rPr>
@@ -5074,12 +5383,14 @@
     </w:tblStylePr>
     <w:tblStylePr w:type="firstCol">
       <w:rPr>
+        <w:rFonts w:eastAsia="黑体"/>
         <w:b/>
         <w:bCs/>
       </w:rPr>
     </w:tblStylePr>
     <w:tblStylePr w:type="lastCol">
       <w:rPr>
+        <w:rFonts w:eastAsia="黑体"/>
         <w:b/>
         <w:bCs/>
       </w:rPr>
@@ -5118,6 +5429,7 @@
       <w:spacing w:after="0" w:line="240" w:lineRule="auto"/>
     </w:pPr>
     <w:rPr>
+      <w:rFonts w:eastAsia="黑体"/>
       <w:color w:themeColor="accent3" w:themeShade="BF" w:val="76923C"/>
     </w:rPr>
     <w:tblPr>
@@ -5140,6 +5452,7 @@
         <w:spacing w:after="0" w:before="0" w:line="240" w:lineRule="auto"/>
       </w:pPr>
       <w:rPr>
+        <w:rFonts w:eastAsia="黑体"/>
         <w:b/>
         <w:bCs/>
       </w:rPr>
@@ -5160,6 +5473,7 @@
         <w:spacing w:after="0" w:before="0" w:line="240" w:lineRule="auto"/>
       </w:pPr>
       <w:rPr>
+        <w:rFonts w:eastAsia="黑体"/>
         <w:b/>
         <w:bCs/>
       </w:rPr>
@@ -5177,12 +5491,14 @@
     </w:tblStylePr>
     <w:tblStylePr w:type="firstCol">
       <w:rPr>
+        <w:rFonts w:eastAsia="黑体"/>
         <w:b/>
         <w:bCs/>
       </w:rPr>
     </w:tblStylePr>
     <w:tblStylePr w:type="lastCol">
       <w:rPr>
+        <w:rFonts w:eastAsia="黑体"/>
         <w:b/>
         <w:bCs/>
       </w:rPr>
@@ -5221,6 +5537,7 @@
       <w:spacing w:after="0" w:line="240" w:lineRule="auto"/>
     </w:pPr>
     <w:rPr>
+      <w:rFonts w:eastAsia="黑体"/>
       <w:color w:themeColor="accent4" w:themeShade="BF" w:val="5F497A"/>
     </w:rPr>
     <w:tblPr>
@@ -5243,6 +5560,7 @@
         <w:spacing w:after="0" w:before="0" w:line="240" w:lineRule="auto"/>
       </w:pPr>
       <w:rPr>
+        <w:rFonts w:eastAsia="黑体"/>
         <w:b/>
         <w:bCs/>
       </w:rPr>
@@ -5263,6 +5581,7 @@
         <w:spacing w:after="0" w:before="0" w:line="240" w:lineRule="auto"/>
       </w:pPr>
       <w:rPr>
+        <w:rFonts w:eastAsia="黑体"/>
         <w:b/>
         <w:bCs/>
       </w:rPr>
@@ -5280,12 +5599,14 @@
     </w:tblStylePr>
     <w:tblStylePr w:type="firstCol">
       <w:rPr>
+        <w:rFonts w:eastAsia="黑体"/>
         <w:b/>
         <w:bCs/>
       </w:rPr>
     </w:tblStylePr>
     <w:tblStylePr w:type="lastCol">
       <w:rPr>
+        <w:rFonts w:eastAsia="黑体"/>
         <w:b/>
         <w:bCs/>
       </w:rPr>
@@ -5324,6 +5645,7 @@
       <w:spacing w:after="0" w:line="240" w:lineRule="auto"/>
     </w:pPr>
     <w:rPr>
+      <w:rFonts w:eastAsia="黑体"/>
       <w:color w:themeColor="accent5" w:themeShade="BF" w:val="31849B"/>
     </w:rPr>
     <w:tblPr>
@@ -5346,6 +5668,7 @@
         <w:spacing w:after="0" w:before="0" w:line="240" w:lineRule="auto"/>
       </w:pPr>
       <w:rPr>
+        <w:rFonts w:eastAsia="黑体"/>
         <w:b/>
         <w:bCs/>
       </w:rPr>
@@ -5366,6 +5689,7 @@
         <w:spacing w:after="0" w:before="0" w:line="240" w:lineRule="auto"/>
       </w:pPr>
       <w:rPr>
+        <w:rFonts w:eastAsia="黑体"/>
         <w:b/>
         <w:bCs/>
       </w:rPr>
@@ -5383,12 +5707,14 @@
     </w:tblStylePr>
     <w:tblStylePr w:type="firstCol">
       <w:rPr>
+        <w:rFonts w:eastAsia="黑体"/>
         <w:b/>
         <w:bCs/>
       </w:rPr>
     </w:tblStylePr>
     <w:tblStylePr w:type="lastCol">
       <w:rPr>
+        <w:rFonts w:eastAsia="黑体"/>
         <w:b/>
         <w:bCs/>
       </w:rPr>
@@ -5427,6 +5753,7 @@
       <w:spacing w:after="0" w:line="240" w:lineRule="auto"/>
     </w:pPr>
     <w:rPr>
+      <w:rFonts w:eastAsia="黑体"/>
       <w:color w:themeColor="accent6" w:themeShade="BF" w:val="E36C0A"/>
     </w:rPr>
     <w:tblPr>
@@ -5449,6 +5776,7 @@
         <w:spacing w:after="0" w:before="0" w:line="240" w:lineRule="auto"/>
       </w:pPr>
       <w:rPr>
+        <w:rFonts w:eastAsia="黑体"/>
         <w:b/>
         <w:bCs/>
       </w:rPr>
@@ -5469,6 +5797,7 @@
         <w:spacing w:after="0" w:before="0" w:line="240" w:lineRule="auto"/>
       </w:pPr>
       <w:rPr>
+        <w:rFonts w:eastAsia="黑体"/>
         <w:b/>
         <w:bCs/>
       </w:rPr>
@@ -5486,12 +5815,14 @@
     </w:tblStylePr>
     <w:tblStylePr w:type="firstCol">
       <w:rPr>
+        <w:rFonts w:eastAsia="黑体"/>
         <w:b/>
         <w:bCs/>
       </w:rPr>
     </w:tblStylePr>
     <w:tblStylePr w:type="lastCol">
       <w:rPr>
+        <w:rFonts w:eastAsia="黑体"/>
         <w:b/>
         <w:bCs/>
       </w:rPr>
@@ -5551,6 +5882,7 @@
         <w:spacing w:after="0" w:before="0" w:line="240" w:lineRule="auto"/>
       </w:pPr>
       <w:rPr>
+        <w:rFonts w:eastAsia="黑体"/>
         <w:b/>
         <w:bCs/>
         <w:color w:themeColor="background1" w:val="FFFFFF"/>
@@ -5565,6 +5897,7 @@
         <w:spacing w:after="0" w:before="0" w:line="240" w:lineRule="auto"/>
       </w:pPr>
       <w:rPr>
+        <w:rFonts w:eastAsia="黑体"/>
         <w:b/>
         <w:bCs/>
       </w:rPr>
@@ -5580,12 +5913,14 @@
     </w:tblStylePr>
     <w:tblStylePr w:type="firstCol">
       <w:rPr>
+        <w:rFonts w:eastAsia="黑体"/>
         <w:b/>
         <w:bCs/>
       </w:rPr>
     </w:tblStylePr>
     <w:tblStylePr w:type="lastCol">
       <w:rPr>
+        <w:rFonts w:eastAsia="黑体"/>
         <w:b/>
         <w:bCs/>
       </w:rPr>
@@ -5643,6 +5978,7 @@
         <w:spacing w:after="0" w:before="0" w:line="240" w:lineRule="auto"/>
       </w:pPr>
       <w:rPr>
+        <w:rFonts w:eastAsia="黑体"/>
         <w:b/>
         <w:bCs/>
         <w:color w:themeColor="background1" w:val="FFFFFF"/>
@@ -5657,6 +5993,7 @@
         <w:spacing w:after="0" w:before="0" w:line="240" w:lineRule="auto"/>
       </w:pPr>
       <w:rPr>
+        <w:rFonts w:eastAsia="黑体"/>
         <w:b/>
         <w:bCs/>
       </w:rPr>
@@ -5672,12 +6009,14 @@
     </w:tblStylePr>
     <w:tblStylePr w:type="firstCol">
       <w:rPr>
+        <w:rFonts w:eastAsia="黑体"/>
         <w:b/>
         <w:bCs/>
       </w:rPr>
     </w:tblStylePr>
     <w:tblStylePr w:type="lastCol">
       <w:rPr>
+        <w:rFonts w:eastAsia="黑体"/>
         <w:b/>
         <w:bCs/>
       </w:rPr>
@@ -5735,6 +6074,7 @@
         <w:spacing w:after="0" w:before="0" w:line="240" w:lineRule="auto"/>
       </w:pPr>
       <w:rPr>
+        <w:rFonts w:eastAsia="黑体"/>
         <w:b/>
         <w:bCs/>
         <w:color w:themeColor="background1" w:val="FFFFFF"/>
@@ -5749,6 +6089,7 @@
         <w:spacing w:after="0" w:before="0" w:line="240" w:lineRule="auto"/>
       </w:pPr>
       <w:rPr>
+        <w:rFonts w:eastAsia="黑体"/>
         <w:b/>
         <w:bCs/>
       </w:rPr>
@@ -5764,12 +6105,14 @@
     </w:tblStylePr>
     <w:tblStylePr w:type="firstCol">
       <w:rPr>
+        <w:rFonts w:eastAsia="黑体"/>
         <w:b/>
         <w:bCs/>
       </w:rPr>
     </w:tblStylePr>
     <w:tblStylePr w:type="lastCol">
       <w:rPr>
+        <w:rFonts w:eastAsia="黑体"/>
         <w:b/>
         <w:bCs/>
       </w:rPr>
@@ -5827,6 +6170,7 @@
         <w:spacing w:after="0" w:before="0" w:line="240" w:lineRule="auto"/>
       </w:pPr>
       <w:rPr>
+        <w:rFonts w:eastAsia="黑体"/>
         <w:b/>
         <w:bCs/>
         <w:color w:themeColor="background1" w:val="FFFFFF"/>
@@ -5841,6 +6185,7 @@
         <w:spacing w:after="0" w:before="0" w:line="240" w:lineRule="auto"/>
       </w:pPr>
       <w:rPr>
+        <w:rFonts w:eastAsia="黑体"/>
         <w:b/>
         <w:bCs/>
       </w:rPr>
@@ -5856,12 +6201,14 @@
     </w:tblStylePr>
     <w:tblStylePr w:type="firstCol">
       <w:rPr>
+        <w:rFonts w:eastAsia="黑体"/>
         <w:b/>
         <w:bCs/>
       </w:rPr>
     </w:tblStylePr>
     <w:tblStylePr w:type="lastCol">
       <w:rPr>
+        <w:rFonts w:eastAsia="黑体"/>
         <w:b/>
         <w:bCs/>
       </w:rPr>
@@ -5919,6 +6266,7 @@
         <w:spacing w:after="0" w:before="0" w:line="240" w:lineRule="auto"/>
       </w:pPr>
       <w:rPr>
+        <w:rFonts w:eastAsia="黑体"/>
         <w:b/>
         <w:bCs/>
         <w:color w:themeColor="background1" w:val="FFFFFF"/>
@@ -5933,6 +6281,7 @@
         <w:spacing w:after="0" w:before="0" w:line="240" w:lineRule="auto"/>
       </w:pPr>
       <w:rPr>
+        <w:rFonts w:eastAsia="黑体"/>
         <w:b/>
         <w:bCs/>
       </w:rPr>
@@ -5948,12 +6297,14 @@
     </w:tblStylePr>
     <w:tblStylePr w:type="firstCol">
       <w:rPr>
+        <w:rFonts w:eastAsia="黑体"/>
         <w:b/>
         <w:bCs/>
       </w:rPr>
     </w:tblStylePr>
     <w:tblStylePr w:type="lastCol">
       <w:rPr>
+        <w:rFonts w:eastAsia="黑体"/>
         <w:b/>
         <w:bCs/>
       </w:rPr>
@@ -6011,6 +6362,7 @@
         <w:spacing w:after="0" w:before="0" w:line="240" w:lineRule="auto"/>
       </w:pPr>
       <w:rPr>
+        <w:rFonts w:eastAsia="黑体"/>
         <w:b/>
         <w:bCs/>
         <w:color w:themeColor="background1" w:val="FFFFFF"/>
@@ -6025,6 +6377,7 @@
         <w:spacing w:after="0" w:before="0" w:line="240" w:lineRule="auto"/>
       </w:pPr>
       <w:rPr>
+        <w:rFonts w:eastAsia="黑体"/>
         <w:b/>
         <w:bCs/>
       </w:rPr>
@@ -6040,12 +6393,14 @@
     </w:tblStylePr>
     <w:tblStylePr w:type="firstCol">
       <w:rPr>
+        <w:rFonts w:eastAsia="黑体"/>
         <w:b/>
         <w:bCs/>
       </w:rPr>
     </w:tblStylePr>
     <w:tblStylePr w:type="lastCol">
       <w:rPr>
+        <w:rFonts w:eastAsia="黑体"/>
         <w:b/>
         <w:bCs/>
       </w:rPr>
@@ -6103,6 +6458,7 @@
         <w:spacing w:after="0" w:before="0" w:line="240" w:lineRule="auto"/>
       </w:pPr>
       <w:rPr>
+        <w:rFonts w:eastAsia="黑体"/>
         <w:b/>
         <w:bCs/>
         <w:color w:themeColor="background1" w:val="FFFFFF"/>
@@ -6117,6 +6473,7 @@
         <w:spacing w:after="0" w:before="0" w:line="240" w:lineRule="auto"/>
       </w:pPr>
       <w:rPr>
+        <w:rFonts w:eastAsia="黑体"/>
         <w:b/>
         <w:bCs/>
       </w:rPr>
@@ -6132,12 +6489,14 @@
     </w:tblStylePr>
     <w:tblStylePr w:type="firstCol">
       <w:rPr>
+        <w:rFonts w:eastAsia="黑体"/>
         <w:b/>
         <w:bCs/>
       </w:rPr>
     </w:tblStylePr>
     <w:tblStylePr w:type="lastCol">
       <w:rPr>
+        <w:rFonts w:eastAsia="黑体"/>
         <w:b/>
         <w:bCs/>
       </w:rPr>
@@ -6197,7 +6556,7 @@
         <w:spacing w:after="0" w:before="0" w:line="240" w:lineRule="auto"/>
       </w:pPr>
       <w:rPr>
-        <w:rFonts w:asciiTheme="majorHAnsi" w:cstheme="majorBidi" w:eastAsiaTheme="majorEastAsia" w:hAnsiTheme="majorHAnsi"/>
+        <w:rFonts w:asciiTheme="majorHAnsi" w:cstheme="majorBidi" w:hAnsiTheme="majorHAnsi" w:eastAsia="黑体"/>
         <w:b/>
         <w:bCs/>
       </w:rPr>
@@ -6218,7 +6577,7 @@
         <w:spacing w:after="0" w:before="0" w:line="240" w:lineRule="auto"/>
       </w:pPr>
       <w:rPr>
-        <w:rFonts w:asciiTheme="majorHAnsi" w:cstheme="majorBidi" w:eastAsiaTheme="majorEastAsia" w:hAnsiTheme="majorHAnsi"/>
+        <w:rFonts w:asciiTheme="majorHAnsi" w:cstheme="majorBidi" w:hAnsiTheme="majorHAnsi" w:eastAsia="黑体"/>
         <w:b/>
         <w:bCs/>
       </w:rPr>
@@ -6236,14 +6595,14 @@
     </w:tblStylePr>
     <w:tblStylePr w:type="firstCol">
       <w:rPr>
-        <w:rFonts w:asciiTheme="majorHAnsi" w:cstheme="majorBidi" w:eastAsiaTheme="majorEastAsia" w:hAnsiTheme="majorHAnsi"/>
+        <w:rFonts w:asciiTheme="majorHAnsi" w:cstheme="majorBidi" w:hAnsiTheme="majorHAnsi" w:eastAsia="黑体"/>
         <w:b/>
         <w:bCs/>
       </w:rPr>
     </w:tblStylePr>
     <w:tblStylePr w:type="lastCol">
       <w:rPr>
-        <w:rFonts w:asciiTheme="majorHAnsi" w:cstheme="majorBidi" w:eastAsiaTheme="majorEastAsia" w:hAnsiTheme="majorHAnsi"/>
+        <w:rFonts w:asciiTheme="majorHAnsi" w:cstheme="majorBidi" w:hAnsiTheme="majorHAnsi" w:eastAsia="黑体"/>
         <w:b/>
         <w:bCs/>
       </w:rPr>
@@ -6327,7 +6686,7 @@
         <w:spacing w:after="0" w:before="0" w:line="240" w:lineRule="auto"/>
       </w:pPr>
       <w:rPr>
-        <w:rFonts w:asciiTheme="majorHAnsi" w:cstheme="majorBidi" w:eastAsiaTheme="majorEastAsia" w:hAnsiTheme="majorHAnsi"/>
+        <w:rFonts w:asciiTheme="majorHAnsi" w:cstheme="majorBidi" w:hAnsiTheme="majorHAnsi" w:eastAsia="黑体"/>
         <w:b/>
         <w:bCs/>
       </w:rPr>
@@ -6348,7 +6707,7 @@
         <w:spacing w:after="0" w:before="0" w:line="240" w:lineRule="auto"/>
       </w:pPr>
       <w:rPr>
-        <w:rFonts w:asciiTheme="majorHAnsi" w:cstheme="majorBidi" w:eastAsiaTheme="majorEastAsia" w:hAnsiTheme="majorHAnsi"/>
+        <w:rFonts w:asciiTheme="majorHAnsi" w:cstheme="majorBidi" w:hAnsiTheme="majorHAnsi" w:eastAsia="黑体"/>
         <w:b/>
         <w:bCs/>
       </w:rPr>
@@ -6366,14 +6725,14 @@
     </w:tblStylePr>
     <w:tblStylePr w:type="firstCol">
       <w:rPr>
-        <w:rFonts w:asciiTheme="majorHAnsi" w:cstheme="majorBidi" w:eastAsiaTheme="majorEastAsia" w:hAnsiTheme="majorHAnsi"/>
+        <w:rFonts w:asciiTheme="majorHAnsi" w:cstheme="majorBidi" w:hAnsiTheme="majorHAnsi" w:eastAsia="黑体"/>
         <w:b/>
         <w:bCs/>
       </w:rPr>
     </w:tblStylePr>
     <w:tblStylePr w:type="lastCol">
       <w:rPr>
-        <w:rFonts w:asciiTheme="majorHAnsi" w:cstheme="majorBidi" w:eastAsiaTheme="majorEastAsia" w:hAnsiTheme="majorHAnsi"/>
+        <w:rFonts w:asciiTheme="majorHAnsi" w:cstheme="majorBidi" w:hAnsiTheme="majorHAnsi" w:eastAsia="黑体"/>
         <w:b/>
         <w:bCs/>
       </w:rPr>
@@ -6457,7 +6816,7 @@
         <w:spacing w:after="0" w:before="0" w:line="240" w:lineRule="auto"/>
       </w:pPr>
       <w:rPr>
-        <w:rFonts w:asciiTheme="majorHAnsi" w:cstheme="majorBidi" w:eastAsiaTheme="majorEastAsia" w:hAnsiTheme="majorHAnsi"/>
+        <w:rFonts w:asciiTheme="majorHAnsi" w:cstheme="majorBidi" w:hAnsiTheme="majorHAnsi" w:eastAsia="黑体"/>
         <w:b/>
         <w:bCs/>
       </w:rPr>
@@ -6478,7 +6837,7 @@
         <w:spacing w:after="0" w:before="0" w:line="240" w:lineRule="auto"/>
       </w:pPr>
       <w:rPr>
-        <w:rFonts w:asciiTheme="majorHAnsi" w:cstheme="majorBidi" w:eastAsiaTheme="majorEastAsia" w:hAnsiTheme="majorHAnsi"/>
+        <w:rFonts w:asciiTheme="majorHAnsi" w:cstheme="majorBidi" w:hAnsiTheme="majorHAnsi" w:eastAsia="黑体"/>
         <w:b/>
         <w:bCs/>
       </w:rPr>
@@ -6496,14 +6855,14 @@
     </w:tblStylePr>
     <w:tblStylePr w:type="firstCol">
       <w:rPr>
-        <w:rFonts w:asciiTheme="majorHAnsi" w:cstheme="majorBidi" w:eastAsiaTheme="majorEastAsia" w:hAnsiTheme="majorHAnsi"/>
+        <w:rFonts w:asciiTheme="majorHAnsi" w:cstheme="majorBidi" w:hAnsiTheme="majorHAnsi" w:eastAsia="黑体"/>
         <w:b/>
         <w:bCs/>
       </w:rPr>
     </w:tblStylePr>
     <w:tblStylePr w:type="lastCol">
       <w:rPr>
-        <w:rFonts w:asciiTheme="majorHAnsi" w:cstheme="majorBidi" w:eastAsiaTheme="majorEastAsia" w:hAnsiTheme="majorHAnsi"/>
+        <w:rFonts w:asciiTheme="majorHAnsi" w:cstheme="majorBidi" w:hAnsiTheme="majorHAnsi" w:eastAsia="黑体"/>
         <w:b/>
         <w:bCs/>
       </w:rPr>
@@ -6587,7 +6946,7 @@
         <w:spacing w:after="0" w:before="0" w:line="240" w:lineRule="auto"/>
       </w:pPr>
       <w:rPr>
-        <w:rFonts w:asciiTheme="majorHAnsi" w:cstheme="majorBidi" w:eastAsiaTheme="majorEastAsia" w:hAnsiTheme="majorHAnsi"/>
+        <w:rFonts w:asciiTheme="majorHAnsi" w:cstheme="majorBidi" w:hAnsiTheme="majorHAnsi" w:eastAsia="黑体"/>
         <w:b/>
         <w:bCs/>
       </w:rPr>
@@ -6608,7 +6967,7 @@
         <w:spacing w:after="0" w:before="0" w:line="240" w:lineRule="auto"/>
       </w:pPr>
       <w:rPr>
-        <w:rFonts w:asciiTheme="majorHAnsi" w:cstheme="majorBidi" w:eastAsiaTheme="majorEastAsia" w:hAnsiTheme="majorHAnsi"/>
+        <w:rFonts w:asciiTheme="majorHAnsi" w:cstheme="majorBidi" w:hAnsiTheme="majorHAnsi" w:eastAsia="黑体"/>
         <w:b/>
         <w:bCs/>
       </w:rPr>
@@ -6626,14 +6985,14 @@
     </w:tblStylePr>
     <w:tblStylePr w:type="firstCol">
       <w:rPr>
-        <w:rFonts w:asciiTheme="majorHAnsi" w:cstheme="majorBidi" w:eastAsiaTheme="majorEastAsia" w:hAnsiTheme="majorHAnsi"/>
+        <w:rFonts w:asciiTheme="majorHAnsi" w:cstheme="majorBidi" w:hAnsiTheme="majorHAnsi" w:eastAsia="黑体"/>
         <w:b/>
         <w:bCs/>
       </w:rPr>
     </w:tblStylePr>
     <w:tblStylePr w:type="lastCol">
       <w:rPr>
-        <w:rFonts w:asciiTheme="majorHAnsi" w:cstheme="majorBidi" w:eastAsiaTheme="majorEastAsia" w:hAnsiTheme="majorHAnsi"/>
+        <w:rFonts w:asciiTheme="majorHAnsi" w:cstheme="majorBidi" w:hAnsiTheme="majorHAnsi" w:eastAsia="黑体"/>
         <w:b/>
         <w:bCs/>
       </w:rPr>
@@ -6717,7 +7076,7 @@
         <w:spacing w:after="0" w:before="0" w:line="240" w:lineRule="auto"/>
       </w:pPr>
       <w:rPr>
-        <w:rFonts w:asciiTheme="majorHAnsi" w:cstheme="majorBidi" w:eastAsiaTheme="majorEastAsia" w:hAnsiTheme="majorHAnsi"/>
+        <w:rFonts w:asciiTheme="majorHAnsi" w:cstheme="majorBidi" w:hAnsiTheme="majorHAnsi" w:eastAsia="黑体"/>
         <w:b/>
         <w:bCs/>
       </w:rPr>
@@ -6738,7 +7097,7 @@
         <w:spacing w:after="0" w:before="0" w:line="240" w:lineRule="auto"/>
       </w:pPr>
       <w:rPr>
-        <w:rFonts w:asciiTheme="majorHAnsi" w:cstheme="majorBidi" w:eastAsiaTheme="majorEastAsia" w:hAnsiTheme="majorHAnsi"/>
+        <w:rFonts w:asciiTheme="majorHAnsi" w:cstheme="majorBidi" w:hAnsiTheme="majorHAnsi" w:eastAsia="黑体"/>
         <w:b/>
         <w:bCs/>
       </w:rPr>
@@ -6756,14 +7115,14 @@
     </w:tblStylePr>
     <w:tblStylePr w:type="firstCol">
       <w:rPr>
-        <w:rFonts w:asciiTheme="majorHAnsi" w:cstheme="majorBidi" w:eastAsiaTheme="majorEastAsia" w:hAnsiTheme="majorHAnsi"/>
+        <w:rFonts w:asciiTheme="majorHAnsi" w:cstheme="majorBidi" w:hAnsiTheme="majorHAnsi" w:eastAsia="黑体"/>
         <w:b/>
         <w:bCs/>
       </w:rPr>
     </w:tblStylePr>
     <w:tblStylePr w:type="lastCol">
       <w:rPr>
-        <w:rFonts w:asciiTheme="majorHAnsi" w:cstheme="majorBidi" w:eastAsiaTheme="majorEastAsia" w:hAnsiTheme="majorHAnsi"/>
+        <w:rFonts w:asciiTheme="majorHAnsi" w:cstheme="majorBidi" w:hAnsiTheme="majorHAnsi" w:eastAsia="黑体"/>
         <w:b/>
         <w:bCs/>
       </w:rPr>
@@ -6847,7 +7206,7 @@
         <w:spacing w:after="0" w:before="0" w:line="240" w:lineRule="auto"/>
       </w:pPr>
       <w:rPr>
-        <w:rFonts w:asciiTheme="majorHAnsi" w:cstheme="majorBidi" w:eastAsiaTheme="majorEastAsia" w:hAnsiTheme="majorHAnsi"/>
+        <w:rFonts w:asciiTheme="majorHAnsi" w:cstheme="majorBidi" w:hAnsiTheme="majorHAnsi" w:eastAsia="黑体"/>
         <w:b/>
         <w:bCs/>
       </w:rPr>
@@ -6868,7 +7227,7 @@
         <w:spacing w:after="0" w:before="0" w:line="240" w:lineRule="auto"/>
       </w:pPr>
       <w:rPr>
-        <w:rFonts w:asciiTheme="majorHAnsi" w:cstheme="majorBidi" w:eastAsiaTheme="majorEastAsia" w:hAnsiTheme="majorHAnsi"/>
+        <w:rFonts w:asciiTheme="majorHAnsi" w:cstheme="majorBidi" w:hAnsiTheme="majorHAnsi" w:eastAsia="黑体"/>
         <w:b/>
         <w:bCs/>
       </w:rPr>
@@ -6886,14 +7245,14 @@
     </w:tblStylePr>
     <w:tblStylePr w:type="firstCol">
       <w:rPr>
-        <w:rFonts w:asciiTheme="majorHAnsi" w:cstheme="majorBidi" w:eastAsiaTheme="majorEastAsia" w:hAnsiTheme="majorHAnsi"/>
+        <w:rFonts w:asciiTheme="majorHAnsi" w:cstheme="majorBidi" w:hAnsiTheme="majorHAnsi" w:eastAsia="黑体"/>
         <w:b/>
         <w:bCs/>
       </w:rPr>
     </w:tblStylePr>
     <w:tblStylePr w:type="lastCol">
       <w:rPr>
-        <w:rFonts w:asciiTheme="majorHAnsi" w:cstheme="majorBidi" w:eastAsiaTheme="majorEastAsia" w:hAnsiTheme="majorHAnsi"/>
+        <w:rFonts w:asciiTheme="majorHAnsi" w:cstheme="majorBidi" w:hAnsiTheme="majorHAnsi" w:eastAsia="黑体"/>
         <w:b/>
         <w:bCs/>
       </w:rPr>
@@ -6977,7 +7336,7 @@
         <w:spacing w:after="0" w:before="0" w:line="240" w:lineRule="auto"/>
       </w:pPr>
       <w:rPr>
-        <w:rFonts w:asciiTheme="majorHAnsi" w:cstheme="majorBidi" w:eastAsiaTheme="majorEastAsia" w:hAnsiTheme="majorHAnsi"/>
+        <w:rFonts w:asciiTheme="majorHAnsi" w:cstheme="majorBidi" w:hAnsiTheme="majorHAnsi" w:eastAsia="黑体"/>
         <w:b/>
         <w:bCs/>
       </w:rPr>
@@ -6998,7 +7357,7 @@
         <w:spacing w:after="0" w:before="0" w:line="240" w:lineRule="auto"/>
       </w:pPr>
       <w:rPr>
-        <w:rFonts w:asciiTheme="majorHAnsi" w:cstheme="majorBidi" w:eastAsiaTheme="majorEastAsia" w:hAnsiTheme="majorHAnsi"/>
+        <w:rFonts w:asciiTheme="majorHAnsi" w:cstheme="majorBidi" w:hAnsiTheme="majorHAnsi" w:eastAsia="黑体"/>
         <w:b/>
         <w:bCs/>
       </w:rPr>
@@ -7016,14 +7375,14 @@
     </w:tblStylePr>
     <w:tblStylePr w:type="firstCol">
       <w:rPr>
-        <w:rFonts w:asciiTheme="majorHAnsi" w:cstheme="majorBidi" w:eastAsiaTheme="majorEastAsia" w:hAnsiTheme="majorHAnsi"/>
+        <w:rFonts w:asciiTheme="majorHAnsi" w:cstheme="majorBidi" w:hAnsiTheme="majorHAnsi" w:eastAsia="黑体"/>
         <w:b/>
         <w:bCs/>
       </w:rPr>
     </w:tblStylePr>
     <w:tblStylePr w:type="lastCol">
       <w:rPr>
-        <w:rFonts w:asciiTheme="majorHAnsi" w:cstheme="majorBidi" w:eastAsiaTheme="majorEastAsia" w:hAnsiTheme="majorHAnsi"/>
+        <w:rFonts w:asciiTheme="majorHAnsi" w:cstheme="majorBidi" w:hAnsiTheme="majorHAnsi" w:eastAsia="黑体"/>
         <w:b/>
         <w:bCs/>
       </w:rPr>
@@ -7106,6 +7465,7 @@
         <w:spacing w:after="0" w:before="0" w:line="240" w:lineRule="auto"/>
       </w:pPr>
       <w:rPr>
+        <w:rFonts w:eastAsia="黑体"/>
         <w:b/>
         <w:bCs/>
         <w:color w:themeColor="background1" w:val="FFFFFF"/>
@@ -7128,6 +7488,7 @@
         <w:spacing w:after="0" w:before="0" w:line="240" w:lineRule="auto"/>
       </w:pPr>
       <w:rPr>
+        <w:rFonts w:eastAsia="黑体"/>
         <w:b/>
         <w:bCs/>
       </w:rPr>
@@ -7145,12 +7506,14 @@
     </w:tblStylePr>
     <w:tblStylePr w:type="firstCol">
       <w:rPr>
+        <w:rFonts w:eastAsia="黑体"/>
         <w:b/>
         <w:bCs/>
       </w:rPr>
     </w:tblStylePr>
     <w:tblStylePr w:type="lastCol">
       <w:rPr>
+        <w:rFonts w:eastAsia="黑体"/>
         <w:b/>
         <w:bCs/>
       </w:rPr>
@@ -7212,6 +7575,7 @@
         <w:spacing w:after="0" w:before="0" w:line="240" w:lineRule="auto"/>
       </w:pPr>
       <w:rPr>
+        <w:rFonts w:eastAsia="黑体"/>
         <w:b/>
         <w:bCs/>
         <w:color w:themeColor="background1" w:val="FFFFFF"/>
@@ -7234,6 +7598,7 @@
         <w:spacing w:after="0" w:before="0" w:line="240" w:lineRule="auto"/>
       </w:pPr>
       <w:rPr>
+        <w:rFonts w:eastAsia="黑体"/>
         <w:b/>
         <w:bCs/>
       </w:rPr>
@@ -7251,12 +7616,14 @@
     </w:tblStylePr>
     <w:tblStylePr w:type="firstCol">
       <w:rPr>
+        <w:rFonts w:eastAsia="黑体"/>
         <w:b/>
         <w:bCs/>
       </w:rPr>
     </w:tblStylePr>
     <w:tblStylePr w:type="lastCol">
       <w:rPr>
+        <w:rFonts w:eastAsia="黑体"/>
         <w:b/>
         <w:bCs/>
       </w:rPr>
@@ -7318,6 +7685,7 @@
         <w:spacing w:after="0" w:before="0" w:line="240" w:lineRule="auto"/>
       </w:pPr>
       <w:rPr>
+        <w:rFonts w:eastAsia="黑体"/>
         <w:b/>
         <w:bCs/>
         <w:color w:themeColor="background1" w:val="FFFFFF"/>
@@ -7340,6 +7708,7 @@
         <w:spacing w:after="0" w:before="0" w:line="240" w:lineRule="auto"/>
       </w:pPr>
       <w:rPr>
+        <w:rFonts w:eastAsia="黑体"/>
         <w:b/>
         <w:bCs/>
       </w:rPr>
@@ -7357,12 +7726,14 @@
     </w:tblStylePr>
     <w:tblStylePr w:type="firstCol">
       <w:rPr>
+        <w:rFonts w:eastAsia="黑体"/>
         <w:b/>
         <w:bCs/>
       </w:rPr>
     </w:tblStylePr>
     <w:tblStylePr w:type="lastCol">
       <w:rPr>
+        <w:rFonts w:eastAsia="黑体"/>
         <w:b/>
         <w:bCs/>
       </w:rPr>
@@ -7424,6 +7795,7 @@
         <w:spacing w:after="0" w:before="0" w:line="240" w:lineRule="auto"/>
       </w:pPr>
       <w:rPr>
+        <w:rFonts w:eastAsia="黑体"/>
         <w:b/>
         <w:bCs/>
         <w:color w:themeColor="background1" w:val="FFFFFF"/>
@@ -7446,6 +7818,7 @@
         <w:spacing w:after="0" w:before="0" w:line="240" w:lineRule="auto"/>
       </w:pPr>
       <w:rPr>
+        <w:rFonts w:eastAsia="黑体"/>
         <w:b/>
         <w:bCs/>
       </w:rPr>
@@ -7463,12 +7836,14 @@
     </w:tblStylePr>
     <w:tblStylePr w:type="firstCol">
       <w:rPr>
+        <w:rFonts w:eastAsia="黑体"/>
         <w:b/>
         <w:bCs/>
       </w:rPr>
     </w:tblStylePr>
     <w:tblStylePr w:type="lastCol">
       <w:rPr>
+        <w:rFonts w:eastAsia="黑体"/>
         <w:b/>
         <w:bCs/>
       </w:rPr>
@@ -7530,6 +7905,7 @@
         <w:spacing w:after="0" w:before="0" w:line="240" w:lineRule="auto"/>
       </w:pPr>
       <w:rPr>
+        <w:rFonts w:eastAsia="黑体"/>
         <w:b/>
         <w:bCs/>
         <w:color w:themeColor="background1" w:val="FFFFFF"/>
@@ -7552,6 +7928,7 @@
         <w:spacing w:after="0" w:before="0" w:line="240" w:lineRule="auto"/>
       </w:pPr>
       <w:rPr>
+        <w:rFonts w:eastAsia="黑体"/>
         <w:b/>
         <w:bCs/>
       </w:rPr>
@@ -7569,12 +7946,14 @@
     </w:tblStylePr>
     <w:tblStylePr w:type="firstCol">
       <w:rPr>
+        <w:rFonts w:eastAsia="黑体"/>
         <w:b/>
         <w:bCs/>
       </w:rPr>
     </w:tblStylePr>
     <w:tblStylePr w:type="lastCol">
       <w:rPr>
+        <w:rFonts w:eastAsia="黑体"/>
         <w:b/>
         <w:bCs/>
       </w:rPr>
@@ -7636,6 +8015,7 @@
         <w:spacing w:after="0" w:before="0" w:line="240" w:lineRule="auto"/>
       </w:pPr>
       <w:rPr>
+        <w:rFonts w:eastAsia="黑体"/>
         <w:b/>
         <w:bCs/>
         <w:color w:themeColor="background1" w:val="FFFFFF"/>
@@ -7658,6 +8038,7 @@
         <w:spacing w:after="0" w:before="0" w:line="240" w:lineRule="auto"/>
       </w:pPr>
       <w:rPr>
+        <w:rFonts w:eastAsia="黑体"/>
         <w:b/>
         <w:bCs/>
       </w:rPr>
@@ -7675,12 +8056,14 @@
     </w:tblStylePr>
     <w:tblStylePr w:type="firstCol">
       <w:rPr>
+        <w:rFonts w:eastAsia="黑体"/>
         <w:b/>
         <w:bCs/>
       </w:rPr>
     </w:tblStylePr>
     <w:tblStylePr w:type="lastCol">
       <w:rPr>
+        <w:rFonts w:eastAsia="黑体"/>
         <w:b/>
         <w:bCs/>
       </w:rPr>
@@ -7742,6 +8125,7 @@
         <w:spacing w:after="0" w:before="0" w:line="240" w:lineRule="auto"/>
       </w:pPr>
       <w:rPr>
+        <w:rFonts w:eastAsia="黑体"/>
         <w:b/>
         <w:bCs/>
         <w:color w:themeColor="background1" w:val="FFFFFF"/>
@@ -7764,6 +8148,7 @@
         <w:spacing w:after="0" w:before="0" w:line="240" w:lineRule="auto"/>
       </w:pPr>
       <w:rPr>
+        <w:rFonts w:eastAsia="黑体"/>
         <w:b/>
         <w:bCs/>
       </w:rPr>
@@ -7781,12 +8166,14 @@
     </w:tblStylePr>
     <w:tblStylePr w:type="firstCol">
       <w:rPr>
+        <w:rFonts w:eastAsia="黑体"/>
         <w:b/>
         <w:bCs/>
       </w:rPr>
     </w:tblStylePr>
     <w:tblStylePr w:type="lastCol">
       <w:rPr>
+        <w:rFonts w:eastAsia="黑体"/>
         <w:b/>
         <w:bCs/>
       </w:rPr>
@@ -7845,6 +8232,7 @@
         <w:spacing w:after="0" w:before="0" w:line="240" w:lineRule="auto"/>
       </w:pPr>
       <w:rPr>
+        <w:rFonts w:eastAsia="黑体"/>
         <w:b/>
         <w:bCs/>
         <w:color w:themeColor="background1" w:val="FFFFFF"/>
@@ -7867,6 +8255,7 @@
         <w:spacing w:after="0" w:before="0" w:line="240" w:lineRule="auto"/>
       </w:pPr>
       <w:rPr>
+        <w:rFonts w:eastAsia="黑体"/>
         <w:color w:val="auto"/>
       </w:rPr>
       <w:tblPr/>
@@ -7884,6 +8273,7 @@
     </w:tblStylePr>
     <w:tblStylePr w:type="firstCol">
       <w:rPr>
+        <w:rFonts w:eastAsia="黑体"/>
         <w:b/>
         <w:bCs/>
         <w:color w:themeColor="background1" w:val="FFFFFF"/>
@@ -7903,6 +8293,7 @@
     </w:tblStylePr>
     <w:tblStylePr w:type="lastCol">
       <w:rPr>
+        <w:rFonts w:eastAsia="黑体"/>
         <w:b/>
         <w:bCs/>
         <w:color w:themeColor="background1" w:val="FFFFFF"/>
@@ -7951,6 +8342,7 @@
     </w:tblStylePr>
     <w:tblStylePr w:type="nwCell">
       <w:rPr>
+        <w:rFonts w:eastAsia="黑体"/>
         <w:color w:themeColor="background1" w:val="FFFFFF"/>
       </w:rPr>
       <w:tblPr/>
@@ -7994,6 +8386,7 @@
         <w:spacing w:after="0" w:before="0" w:line="240" w:lineRule="auto"/>
       </w:pPr>
       <w:rPr>
+        <w:rFonts w:eastAsia="黑体"/>
         <w:b/>
         <w:bCs/>
         <w:color w:themeColor="background1" w:val="FFFFFF"/>
@@ -8016,6 +8409,7 @@
         <w:spacing w:after="0" w:before="0" w:line="240" w:lineRule="auto"/>
       </w:pPr>
       <w:rPr>
+        <w:rFonts w:eastAsia="黑体"/>
         <w:color w:val="auto"/>
       </w:rPr>
       <w:tblPr/>
@@ -8033,6 +8427,7 @@
     </w:tblStylePr>
     <w:tblStylePr w:type="firstCol">
       <w:rPr>
+        <w:rFonts w:eastAsia="黑体"/>
         <w:b/>
         <w:bCs/>
         <w:color w:themeColor="background1" w:val="FFFFFF"/>
@@ -8052,6 +8447,7 @@
     </w:tblStylePr>
     <w:tblStylePr w:type="lastCol">
       <w:rPr>
+        <w:rFonts w:eastAsia="黑体"/>
         <w:b/>
         <w:bCs/>
         <w:color w:themeColor="background1" w:val="FFFFFF"/>
@@ -8100,6 +8496,7 @@
     </w:tblStylePr>
     <w:tblStylePr w:type="nwCell">
       <w:rPr>
+        <w:rFonts w:eastAsia="黑体"/>
         <w:color w:themeColor="background1" w:val="FFFFFF"/>
       </w:rPr>
       <w:tblPr/>
@@ -8143,6 +8540,7 @@
         <w:spacing w:after="0" w:before="0" w:line="240" w:lineRule="auto"/>
       </w:pPr>
       <w:rPr>
+        <w:rFonts w:eastAsia="黑体"/>
         <w:b/>
         <w:bCs/>
         <w:color w:themeColor="background1" w:val="FFFFFF"/>
@@ -8165,6 +8563,7 @@
         <w:spacing w:after="0" w:before="0" w:line="240" w:lineRule="auto"/>
       </w:pPr>
       <w:rPr>
+        <w:rFonts w:eastAsia="黑体"/>
         <w:color w:val="auto"/>
       </w:rPr>
       <w:tblPr/>
@@ -8182,6 +8581,7 @@
     </w:tblStylePr>
     <w:tblStylePr w:type="firstCol">
       <w:rPr>
+        <w:rFonts w:eastAsia="黑体"/>
         <w:b/>
         <w:bCs/>
         <w:color w:themeColor="background1" w:val="FFFFFF"/>
@@ -8201,6 +8601,7 @@
     </w:tblStylePr>
     <w:tblStylePr w:type="lastCol">
       <w:rPr>
+        <w:rFonts w:eastAsia="黑体"/>
         <w:b/>
         <w:bCs/>
         <w:color w:themeColor="background1" w:val="FFFFFF"/>
@@ -8249,6 +8650,7 @@
     </w:tblStylePr>
     <w:tblStylePr w:type="nwCell">
       <w:rPr>
+        <w:rFonts w:eastAsia="黑体"/>
         <w:color w:themeColor="background1" w:val="FFFFFF"/>
       </w:rPr>
       <w:tblPr/>
@@ -8292,6 +8694,7 @@
         <w:spacing w:after="0" w:before="0" w:line="240" w:lineRule="auto"/>
       </w:pPr>
       <w:rPr>
+        <w:rFonts w:eastAsia="黑体"/>
         <w:b/>
         <w:bCs/>
         <w:color w:themeColor="background1" w:val="FFFFFF"/>
@@ -8314,6 +8717,7 @@
         <w:spacing w:after="0" w:before="0" w:line="240" w:lineRule="auto"/>
       </w:pPr>
       <w:rPr>
+        <w:rFonts w:eastAsia="黑体"/>
         <w:color w:val="auto"/>
       </w:rPr>
       <w:tblPr/>
@@ -8331,6 +8735,7 @@
     </w:tblStylePr>
     <w:tblStylePr w:type="firstCol">
       <w:rPr>
+        <w:rFonts w:eastAsia="黑体"/>
         <w:b/>
         <w:bCs/>
         <w:color w:themeColor="background1" w:val="FFFFFF"/>
@@ -8350,6 +8755,7 @@
     </w:tblStylePr>
     <w:tblStylePr w:type="lastCol">
       <w:rPr>
+        <w:rFonts w:eastAsia="黑体"/>
         <w:b/>
         <w:bCs/>
         <w:color w:themeColor="background1" w:val="FFFFFF"/>
@@ -8398,6 +8804,7 @@
     </w:tblStylePr>
     <w:tblStylePr w:type="nwCell">
       <w:rPr>
+        <w:rFonts w:eastAsia="黑体"/>
         <w:color w:themeColor="background1" w:val="FFFFFF"/>
       </w:rPr>
       <w:tblPr/>
@@ -8441,6 +8848,7 @@
         <w:spacing w:after="0" w:before="0" w:line="240" w:lineRule="auto"/>
       </w:pPr>
       <w:rPr>
+        <w:rFonts w:eastAsia="黑体"/>
         <w:b/>
         <w:bCs/>
         <w:color w:themeColor="background1" w:val="FFFFFF"/>
@@ -8463,6 +8871,7 @@
         <w:spacing w:after="0" w:before="0" w:line="240" w:lineRule="auto"/>
       </w:pPr>
       <w:rPr>
+        <w:rFonts w:eastAsia="黑体"/>
         <w:color w:val="auto"/>
       </w:rPr>
       <w:tblPr/>
@@ -8480,6 +8889,7 @@
     </w:tblStylePr>
     <w:tblStylePr w:type="firstCol">
       <w:rPr>
+        <w:rFonts w:eastAsia="黑体"/>
         <w:b/>
         <w:bCs/>
         <w:color w:themeColor="background1" w:val="FFFFFF"/>
@@ -8499,6 +8909,7 @@
     </w:tblStylePr>
     <w:tblStylePr w:type="lastCol">
       <w:rPr>
+        <w:rFonts w:eastAsia="黑体"/>
         <w:b/>
         <w:bCs/>
         <w:color w:themeColor="background1" w:val="FFFFFF"/>
@@ -8547,6 +8958,7 @@
     </w:tblStylePr>
     <w:tblStylePr w:type="nwCell">
       <w:rPr>
+        <w:rFonts w:eastAsia="黑体"/>
         <w:color w:themeColor="background1" w:val="FFFFFF"/>
       </w:rPr>
       <w:tblPr/>
@@ -8590,6 +9002,7 @@
         <w:spacing w:after="0" w:before="0" w:line="240" w:lineRule="auto"/>
       </w:pPr>
       <w:rPr>
+        <w:rFonts w:eastAsia="黑体"/>
         <w:b/>
         <w:bCs/>
         <w:color w:themeColor="background1" w:val="FFFFFF"/>
@@ -8612,6 +9025,7 @@
         <w:spacing w:after="0" w:before="0" w:line="240" w:lineRule="auto"/>
       </w:pPr>
       <w:rPr>
+        <w:rFonts w:eastAsia="黑体"/>
         <w:color w:val="auto"/>
       </w:rPr>
       <w:tblPr/>
@@ -8629,6 +9043,7 @@
     </w:tblStylePr>
     <w:tblStylePr w:type="firstCol">
       <w:rPr>
+        <w:rFonts w:eastAsia="黑体"/>
         <w:b/>
         <w:bCs/>
         <w:color w:themeColor="background1" w:val="FFFFFF"/>
@@ -8648,6 +9063,7 @@
     </w:tblStylePr>
     <w:tblStylePr w:type="lastCol">
       <w:rPr>
+        <w:rFonts w:eastAsia="黑体"/>
         <w:b/>
         <w:bCs/>
         <w:color w:themeColor="background1" w:val="FFFFFF"/>
@@ -8696,6 +9112,7 @@
     </w:tblStylePr>
     <w:tblStylePr w:type="nwCell">
       <w:rPr>
+        <w:rFonts w:eastAsia="黑体"/>
         <w:color w:themeColor="background1" w:val="FFFFFF"/>
       </w:rPr>
       <w:tblPr/>
@@ -8739,6 +9156,7 @@
         <w:spacing w:after="0" w:before="0" w:line="240" w:lineRule="auto"/>
       </w:pPr>
       <w:rPr>
+        <w:rFonts w:eastAsia="黑体"/>
         <w:b/>
         <w:bCs/>
         <w:color w:themeColor="background1" w:val="FFFFFF"/>
@@ -8761,6 +9179,7 @@
         <w:spacing w:after="0" w:before="0" w:line="240" w:lineRule="auto"/>
       </w:pPr>
       <w:rPr>
+        <w:rFonts w:eastAsia="黑体"/>
         <w:color w:val="auto"/>
       </w:rPr>
       <w:tblPr/>
@@ -8778,6 +9197,7 @@
     </w:tblStylePr>
     <w:tblStylePr w:type="firstCol">
       <w:rPr>
+        <w:rFonts w:eastAsia="黑体"/>
         <w:b/>
         <w:bCs/>
         <w:color w:themeColor="background1" w:val="FFFFFF"/>
@@ -8797,6 +9217,7 @@
     </w:tblStylePr>
     <w:tblStylePr w:type="lastCol">
       <w:rPr>
+        <w:rFonts w:eastAsia="黑体"/>
         <w:b/>
         <w:bCs/>
         <w:color w:themeColor="background1" w:val="FFFFFF"/>
@@ -8845,6 +9266,7 @@
     </w:tblStylePr>
     <w:tblStylePr w:type="nwCell">
       <w:rPr>
+        <w:rFonts w:eastAsia="黑体"/>
         <w:color w:themeColor="background1" w:val="FFFFFF"/>
       </w:rPr>
       <w:tblPr/>
@@ -8869,6 +9291,7 @@
       <w:spacing w:after="0" w:line="240" w:lineRule="auto"/>
     </w:pPr>
     <w:rPr>
+      <w:rFonts w:eastAsia="黑体"/>
       <w:color w:themeColor="text1" w:val="000000"/>
     </w:rPr>
     <w:tblPr>
@@ -8888,7 +9311,7 @@
     </w:tblPr>
     <w:tblStylePr w:type="firstRow">
       <w:rPr>
-        <w:rFonts w:asciiTheme="majorHAnsi" w:cstheme="majorBidi" w:eastAsiaTheme="majorEastAsia" w:hAnsiTheme="majorHAnsi"/>
+        <w:rFonts w:asciiTheme="majorHAnsi" w:cstheme="majorBidi" w:hAnsiTheme="majorHAnsi" w:eastAsia="黑体"/>
       </w:rPr>
       <w:tblPr/>
       <w:tcPr>
@@ -8900,6 +9323,7 @@
     </w:tblStylePr>
     <w:tblStylePr w:type="lastRow">
       <w:rPr>
+        <w:rFonts w:eastAsia="黑体"/>
         <w:b/>
         <w:bCs/>
         <w:color w:themeColor="text2" w:val="1F497D"/>
@@ -8914,12 +9338,14 @@
     </w:tblStylePr>
     <w:tblStylePr w:type="firstCol">
       <w:rPr>
+        <w:rFonts w:eastAsia="黑体"/>
         <w:b/>
         <w:bCs/>
       </w:rPr>
     </w:tblStylePr>
     <w:tblStylePr w:type="lastCol">
       <w:rPr>
+        <w:rFonts w:eastAsia="黑体"/>
         <w:b/>
         <w:bCs/>
       </w:rPr>
@@ -8953,6 +9379,7 @@
       <w:spacing w:after="0" w:line="240" w:lineRule="auto"/>
     </w:pPr>
     <w:rPr>
+      <w:rFonts w:eastAsia="黑体"/>
       <w:color w:themeColor="text1" w:val="000000"/>
     </w:rPr>
     <w:tblPr>
@@ -8972,7 +9399,7 @@
     </w:tblPr>
     <w:tblStylePr w:type="firstRow">
       <w:rPr>
-        <w:rFonts w:asciiTheme="majorHAnsi" w:cstheme="majorBidi" w:eastAsiaTheme="majorEastAsia" w:hAnsiTheme="majorHAnsi"/>
+        <w:rFonts w:asciiTheme="majorHAnsi" w:cstheme="majorBidi" w:hAnsiTheme="majorHAnsi" w:eastAsia="黑体"/>
       </w:rPr>
       <w:tblPr/>
       <w:tcPr>
@@ -8984,6 +9411,7 @@
     </w:tblStylePr>
     <w:tblStylePr w:type="lastRow">
       <w:rPr>
+        <w:rFonts w:eastAsia="黑体"/>
         <w:b/>
         <w:bCs/>
         <w:color w:themeColor="text2" w:val="1F497D"/>
@@ -8998,12 +9426,14 @@
     </w:tblStylePr>
     <w:tblStylePr w:type="firstCol">
       <w:rPr>
+        <w:rFonts w:eastAsia="黑体"/>
         <w:b/>
         <w:bCs/>
       </w:rPr>
     </w:tblStylePr>
     <w:tblStylePr w:type="lastCol">
       <w:rPr>
+        <w:rFonts w:eastAsia="黑体"/>
         <w:b/>
         <w:bCs/>
       </w:rPr>
@@ -9037,6 +9467,7 @@
       <w:spacing w:after="0" w:line="240" w:lineRule="auto"/>
     </w:pPr>
     <w:rPr>
+      <w:rFonts w:eastAsia="黑体"/>
       <w:color w:themeColor="text1" w:val="000000"/>
     </w:rPr>
     <w:tblPr>
@@ -9056,7 +9487,7 @@
     </w:tblPr>
     <w:tblStylePr w:type="firstRow">
       <w:rPr>
-        <w:rFonts w:asciiTheme="majorHAnsi" w:cstheme="majorBidi" w:eastAsiaTheme="majorEastAsia" w:hAnsiTheme="majorHAnsi"/>
+        <w:rFonts w:asciiTheme="majorHAnsi" w:cstheme="majorBidi" w:hAnsiTheme="majorHAnsi" w:eastAsia="黑体"/>
       </w:rPr>
       <w:tblPr/>
       <w:tcPr>
@@ -9068,6 +9499,7 @@
     </w:tblStylePr>
     <w:tblStylePr w:type="lastRow">
       <w:rPr>
+        <w:rFonts w:eastAsia="黑体"/>
         <w:b/>
         <w:bCs/>
         <w:color w:themeColor="text2" w:val="1F497D"/>
@@ -9082,12 +9514,14 @@
     </w:tblStylePr>
     <w:tblStylePr w:type="firstCol">
       <w:rPr>
+        <w:rFonts w:eastAsia="黑体"/>
         <w:b/>
         <w:bCs/>
       </w:rPr>
     </w:tblStylePr>
     <w:tblStylePr w:type="lastCol">
       <w:rPr>
+        <w:rFonts w:eastAsia="黑体"/>
         <w:b/>
         <w:bCs/>
       </w:rPr>
@@ -9121,6 +9555,7 @@
       <w:spacing w:after="0" w:line="240" w:lineRule="auto"/>
     </w:pPr>
     <w:rPr>
+      <w:rFonts w:eastAsia="黑体"/>
       <w:color w:themeColor="text1" w:val="000000"/>
     </w:rPr>
     <w:tblPr>
@@ -9140,7 +9575,7 @@
     </w:tblPr>
     <w:tblStylePr w:type="firstRow">
       <w:rPr>
-        <w:rFonts w:asciiTheme="majorHAnsi" w:cstheme="majorBidi" w:eastAsiaTheme="majorEastAsia" w:hAnsiTheme="majorHAnsi"/>
+        <w:rFonts w:asciiTheme="majorHAnsi" w:cstheme="majorBidi" w:hAnsiTheme="majorHAnsi" w:eastAsia="黑体"/>
       </w:rPr>
       <w:tblPr/>
       <w:tcPr>
@@ -9152,6 +9587,7 @@
     </w:tblStylePr>
     <w:tblStylePr w:type="lastRow">
       <w:rPr>
+        <w:rFonts w:eastAsia="黑体"/>
         <w:b/>
         <w:bCs/>
         <w:color w:themeColor="text2" w:val="1F497D"/>
@@ -9166,12 +9602,14 @@
     </w:tblStylePr>
     <w:tblStylePr w:type="firstCol">
       <w:rPr>
+        <w:rFonts w:eastAsia="黑体"/>
         <w:b/>
         <w:bCs/>
       </w:rPr>
     </w:tblStylePr>
     <w:tblStylePr w:type="lastCol">
       <w:rPr>
+        <w:rFonts w:eastAsia="黑体"/>
         <w:b/>
         <w:bCs/>
       </w:rPr>
@@ -9205,6 +9643,7 @@
       <w:spacing w:after="0" w:line="240" w:lineRule="auto"/>
     </w:pPr>
     <w:rPr>
+      <w:rFonts w:eastAsia="黑体"/>
       <w:color w:themeColor="text1" w:val="000000"/>
     </w:rPr>
     <w:tblPr>
@@ -9224,7 +9663,7 @@
     </w:tblPr>
     <w:tblStylePr w:type="firstRow">
       <w:rPr>
-        <w:rFonts w:asciiTheme="majorHAnsi" w:cstheme="majorBidi" w:eastAsiaTheme="majorEastAsia" w:hAnsiTheme="majorHAnsi"/>
+        <w:rFonts w:asciiTheme="majorHAnsi" w:cstheme="majorBidi" w:hAnsiTheme="majorHAnsi" w:eastAsia="黑体"/>
       </w:rPr>
       <w:tblPr/>
       <w:tcPr>
@@ -9236,6 +9675,7 @@
     </w:tblStylePr>
     <w:tblStylePr w:type="lastRow">
       <w:rPr>
+        <w:rFonts w:eastAsia="黑体"/>
         <w:b/>
         <w:bCs/>
         <w:color w:themeColor="text2" w:val="1F497D"/>
@@ -9250,12 +9690,14 @@
     </w:tblStylePr>
     <w:tblStylePr w:type="firstCol">
       <w:rPr>
+        <w:rFonts w:eastAsia="黑体"/>
         <w:b/>
         <w:bCs/>
       </w:rPr>
     </w:tblStylePr>
     <w:tblStylePr w:type="lastCol">
       <w:rPr>
+        <w:rFonts w:eastAsia="黑体"/>
         <w:b/>
         <w:bCs/>
       </w:rPr>
@@ -9289,6 +9731,7 @@
       <w:spacing w:after="0" w:line="240" w:lineRule="auto"/>
     </w:pPr>
     <w:rPr>
+      <w:rFonts w:eastAsia="黑体"/>
       <w:color w:themeColor="text1" w:val="000000"/>
     </w:rPr>
     <w:tblPr>
@@ -9308,7 +9751,7 @@
     </w:tblPr>
     <w:tblStylePr w:type="firstRow">
       <w:rPr>
-        <w:rFonts w:asciiTheme="majorHAnsi" w:cstheme="majorBidi" w:eastAsiaTheme="majorEastAsia" w:hAnsiTheme="majorHAnsi"/>
+        <w:rFonts w:asciiTheme="majorHAnsi" w:cstheme="majorBidi" w:hAnsiTheme="majorHAnsi" w:eastAsia="黑体"/>
       </w:rPr>
       <w:tblPr/>
       <w:tcPr>
@@ -9320,6 +9763,7 @@
     </w:tblStylePr>
     <w:tblStylePr w:type="lastRow">
       <w:rPr>
+        <w:rFonts w:eastAsia="黑体"/>
         <w:b/>
         <w:bCs/>
         <w:color w:themeColor="text2" w:val="1F497D"/>
@@ -9334,12 +9778,14 @@
     </w:tblStylePr>
     <w:tblStylePr w:type="firstCol">
       <w:rPr>
+        <w:rFonts w:eastAsia="黑体"/>
         <w:b/>
         <w:bCs/>
       </w:rPr>
     </w:tblStylePr>
     <w:tblStylePr w:type="lastCol">
       <w:rPr>
+        <w:rFonts w:eastAsia="黑体"/>
         <w:b/>
         <w:bCs/>
       </w:rPr>
@@ -9373,6 +9819,7 @@
       <w:spacing w:after="0" w:line="240" w:lineRule="auto"/>
     </w:pPr>
     <w:rPr>
+      <w:rFonts w:eastAsia="黑体"/>
       <w:color w:themeColor="text1" w:val="000000"/>
     </w:rPr>
     <w:tblPr>
@@ -9392,7 +9839,7 @@
     </w:tblPr>
     <w:tblStylePr w:type="firstRow">
       <w:rPr>
-        <w:rFonts w:asciiTheme="majorHAnsi" w:cstheme="majorBidi" w:eastAsiaTheme="majorEastAsia" w:hAnsiTheme="majorHAnsi"/>
+        <w:rFonts w:asciiTheme="majorHAnsi" w:cstheme="majorBidi" w:hAnsiTheme="majorHAnsi" w:eastAsia="黑体"/>
       </w:rPr>
       <w:tblPr/>
       <w:tcPr>
@@ -9404,6 +9851,7 @@
     </w:tblStylePr>
     <w:tblStylePr w:type="lastRow">
       <w:rPr>
+        <w:rFonts w:eastAsia="黑体"/>
         <w:b/>
         <w:bCs/>
         <w:color w:themeColor="text2" w:val="1F497D"/>
@@ -9418,12 +9866,14 @@
     </w:tblStylePr>
     <w:tblStylePr w:type="firstCol">
       <w:rPr>
+        <w:rFonts w:eastAsia="黑体"/>
         <w:b/>
         <w:bCs/>
       </w:rPr>
     </w:tblStylePr>
     <w:tblStylePr w:type="lastCol">
       <w:rPr>
+        <w:rFonts w:eastAsia="黑体"/>
         <w:b/>
         <w:bCs/>
       </w:rPr>
@@ -9457,7 +9907,7 @@
       <w:spacing w:after="0" w:line="240" w:lineRule="auto"/>
     </w:pPr>
     <w:rPr>
-      <w:rFonts w:asciiTheme="majorHAnsi" w:cstheme="majorBidi" w:eastAsiaTheme="majorEastAsia" w:hAnsiTheme="majorHAnsi"/>
+      <w:rFonts w:asciiTheme="majorHAnsi" w:cstheme="majorBidi" w:hAnsiTheme="majorHAnsi" w:eastAsia="黑体"/>
       <w:color w:themeColor="text1" w:val="000000"/>
     </w:rPr>
     <w:tblPr>
@@ -9479,6 +9929,7 @@
     </w:tblPr>
     <w:tblStylePr w:type="firstRow">
       <w:rPr>
+        <w:rFonts w:eastAsia="黑体"/>
         <w:sz w:val="24"/>
         <w:szCs w:val="24"/>
       </w:rPr>
@@ -9585,7 +10036,7 @@
       <w:spacing w:after="0" w:line="240" w:lineRule="auto"/>
     </w:pPr>
     <w:rPr>
-      <w:rFonts w:asciiTheme="majorHAnsi" w:cstheme="majorBidi" w:eastAsiaTheme="majorEastAsia" w:hAnsiTheme="majorHAnsi"/>
+      <w:rFonts w:asciiTheme="majorHAnsi" w:cstheme="majorBidi" w:hAnsiTheme="majorHAnsi" w:eastAsia="黑体"/>
       <w:color w:themeColor="text1" w:val="000000"/>
     </w:rPr>
     <w:tblPr>
@@ -9607,6 +10058,7 @@
     </w:tblPr>
     <w:tblStylePr w:type="firstRow">
       <w:rPr>
+        <w:rFonts w:eastAsia="黑体"/>
         <w:sz w:val="24"/>
         <w:szCs w:val="24"/>
       </w:rPr>
@@ -9713,7 +10165,7 @@
       <w:spacing w:after="0" w:line="240" w:lineRule="auto"/>
     </w:pPr>
     <w:rPr>
-      <w:rFonts w:asciiTheme="majorHAnsi" w:cstheme="majorBidi" w:eastAsiaTheme="majorEastAsia" w:hAnsiTheme="majorHAnsi"/>
+      <w:rFonts w:asciiTheme="majorHAnsi" w:cstheme="majorBidi" w:hAnsiTheme="majorHAnsi" w:eastAsia="黑体"/>
       <w:color w:themeColor="text1" w:val="000000"/>
     </w:rPr>
     <w:tblPr>
@@ -9735,6 +10187,7 @@
     </w:tblPr>
     <w:tblStylePr w:type="firstRow">
       <w:rPr>
+        <w:rFonts w:eastAsia="黑体"/>
         <w:sz w:val="24"/>
         <w:szCs w:val="24"/>
       </w:rPr>
@@ -9841,7 +10294,7 @@
       <w:spacing w:after="0" w:line="240" w:lineRule="auto"/>
     </w:pPr>
     <w:rPr>
-      <w:rFonts w:asciiTheme="majorHAnsi" w:cstheme="majorBidi" w:eastAsiaTheme="majorEastAsia" w:hAnsiTheme="majorHAnsi"/>
+      <w:rFonts w:asciiTheme="majorHAnsi" w:cstheme="majorBidi" w:hAnsiTheme="majorHAnsi" w:eastAsia="黑体"/>
       <w:color w:themeColor="text1" w:val="000000"/>
     </w:rPr>
     <w:tblPr>
@@ -9863,6 +10316,7 @@
     </w:tblPr>
     <w:tblStylePr w:type="firstRow">
       <w:rPr>
+        <w:rFonts w:eastAsia="黑体"/>
         <w:sz w:val="24"/>
         <w:szCs w:val="24"/>
       </w:rPr>
@@ -9969,7 +10423,7 @@
       <w:spacing w:after="0" w:line="240" w:lineRule="auto"/>
     </w:pPr>
     <w:rPr>
-      <w:rFonts w:asciiTheme="majorHAnsi" w:cstheme="majorBidi" w:eastAsiaTheme="majorEastAsia" w:hAnsiTheme="majorHAnsi"/>
+      <w:rFonts w:asciiTheme="majorHAnsi" w:cstheme="majorBidi" w:hAnsiTheme="majorHAnsi" w:eastAsia="黑体"/>
       <w:color w:themeColor="text1" w:val="000000"/>
     </w:rPr>
     <w:tblPr>
@@ -9991,6 +10445,7 @@
     </w:tblPr>
     <w:tblStylePr w:type="firstRow">
       <w:rPr>
+        <w:rFonts w:eastAsia="黑体"/>
         <w:sz w:val="24"/>
         <w:szCs w:val="24"/>
       </w:rPr>
@@ -10097,7 +10552,7 @@
       <w:spacing w:after="0" w:line="240" w:lineRule="auto"/>
     </w:pPr>
     <w:rPr>
-      <w:rFonts w:asciiTheme="majorHAnsi" w:cstheme="majorBidi" w:eastAsiaTheme="majorEastAsia" w:hAnsiTheme="majorHAnsi"/>
+      <w:rFonts w:asciiTheme="majorHAnsi" w:cstheme="majorBidi" w:hAnsiTheme="majorHAnsi" w:eastAsia="黑体"/>
       <w:color w:themeColor="text1" w:val="000000"/>
     </w:rPr>
     <w:tblPr>
@@ -10119,6 +10574,7 @@
     </w:tblPr>
     <w:tblStylePr w:type="firstRow">
       <w:rPr>
+        <w:rFonts w:eastAsia="黑体"/>
         <w:sz w:val="24"/>
         <w:szCs w:val="24"/>
       </w:rPr>
@@ -10225,7 +10681,7 @@
       <w:spacing w:after="0" w:line="240" w:lineRule="auto"/>
     </w:pPr>
     <w:rPr>
-      <w:rFonts w:asciiTheme="majorHAnsi" w:cstheme="majorBidi" w:eastAsiaTheme="majorEastAsia" w:hAnsiTheme="majorHAnsi"/>
+      <w:rFonts w:asciiTheme="majorHAnsi" w:cstheme="majorBidi" w:hAnsiTheme="majorHAnsi" w:eastAsia="黑体"/>
       <w:color w:themeColor="text1" w:val="000000"/>
     </w:rPr>
     <w:tblPr>
@@ -10247,6 +10703,7 @@
     </w:tblPr>
     <w:tblStylePr w:type="firstRow">
       <w:rPr>
+        <w:rFonts w:eastAsia="黑体"/>
         <w:sz w:val="24"/>
         <w:szCs w:val="24"/>
       </w:rPr>
@@ -10376,12 +10833,14 @@
     </w:tcPr>
     <w:tblStylePr w:type="firstRow">
       <w:rPr>
+        <w:rFonts w:eastAsia="黑体"/>
         <w:b/>
         <w:bCs/>
       </w:rPr>
     </w:tblStylePr>
     <w:tblStylePr w:type="lastRow">
       <w:rPr>
+        <w:rFonts w:eastAsia="黑体"/>
         <w:b/>
         <w:bCs/>
       </w:rPr>
@@ -10394,12 +10853,14 @@
     </w:tblStylePr>
     <w:tblStylePr w:type="firstCol">
       <w:rPr>
+        <w:rFonts w:eastAsia="黑体"/>
         <w:b/>
         <w:bCs/>
       </w:rPr>
     </w:tblStylePr>
     <w:tblStylePr w:type="lastCol">
       <w:rPr>
+        <w:rFonts w:eastAsia="黑体"/>
         <w:b/>
         <w:bCs/>
       </w:rPr>
@@ -10449,12 +10910,14 @@
     </w:tcPr>
     <w:tblStylePr w:type="firstRow">
       <w:rPr>
+        <w:rFonts w:eastAsia="黑体"/>
         <w:b/>
         <w:bCs/>
       </w:rPr>
     </w:tblStylePr>
     <w:tblStylePr w:type="lastRow">
       <w:rPr>
+        <w:rFonts w:eastAsia="黑体"/>
         <w:b/>
         <w:bCs/>
       </w:rPr>
@@ -10467,12 +10930,14 @@
     </w:tblStylePr>
     <w:tblStylePr w:type="firstCol">
       <w:rPr>
+        <w:rFonts w:eastAsia="黑体"/>
         <w:b/>
         <w:bCs/>
       </w:rPr>
     </w:tblStylePr>
     <w:tblStylePr w:type="lastCol">
       <w:rPr>
+        <w:rFonts w:eastAsia="黑体"/>
         <w:b/>
         <w:bCs/>
       </w:rPr>
@@ -10522,12 +10987,14 @@
     </w:tcPr>
     <w:tblStylePr w:type="firstRow">
       <w:rPr>
+        <w:rFonts w:eastAsia="黑体"/>
         <w:b/>
         <w:bCs/>
       </w:rPr>
     </w:tblStylePr>
     <w:tblStylePr w:type="lastRow">
       <w:rPr>
+        <w:rFonts w:eastAsia="黑体"/>
         <w:b/>
         <w:bCs/>
       </w:rPr>
@@ -10540,12 +11007,14 @@
     </w:tblStylePr>
     <w:tblStylePr w:type="firstCol">
       <w:rPr>
+        <w:rFonts w:eastAsia="黑体"/>
         <w:b/>
         <w:bCs/>
       </w:rPr>
     </w:tblStylePr>
     <w:tblStylePr w:type="lastCol">
       <w:rPr>
+        <w:rFonts w:eastAsia="黑体"/>
         <w:b/>
         <w:bCs/>
       </w:rPr>
@@ -10595,12 +11064,14 @@
     </w:tcPr>
     <w:tblStylePr w:type="firstRow">
       <w:rPr>
+        <w:rFonts w:eastAsia="黑体"/>
         <w:b/>
         <w:bCs/>
       </w:rPr>
     </w:tblStylePr>
     <w:tblStylePr w:type="lastRow">
       <w:rPr>
+        <w:rFonts w:eastAsia="黑体"/>
         <w:b/>
         <w:bCs/>
       </w:rPr>
@@ -10613,12 +11084,14 @@
     </w:tblStylePr>
     <w:tblStylePr w:type="firstCol">
       <w:rPr>
+        <w:rFonts w:eastAsia="黑体"/>
         <w:b/>
         <w:bCs/>
       </w:rPr>
     </w:tblStylePr>
     <w:tblStylePr w:type="lastCol">
       <w:rPr>
+        <w:rFonts w:eastAsia="黑体"/>
         <w:b/>
         <w:bCs/>
       </w:rPr>
@@ -10668,12 +11141,14 @@
     </w:tcPr>
     <w:tblStylePr w:type="firstRow">
       <w:rPr>
+        <w:rFonts w:eastAsia="黑体"/>
         <w:b/>
         <w:bCs/>
       </w:rPr>
     </w:tblStylePr>
     <w:tblStylePr w:type="lastRow">
       <w:rPr>
+        <w:rFonts w:eastAsia="黑体"/>
         <w:b/>
         <w:bCs/>
       </w:rPr>
@@ -10686,12 +11161,14 @@
     </w:tblStylePr>
     <w:tblStylePr w:type="firstCol">
       <w:rPr>
+        <w:rFonts w:eastAsia="黑体"/>
         <w:b/>
         <w:bCs/>
       </w:rPr>
     </w:tblStylePr>
     <w:tblStylePr w:type="lastCol">
       <w:rPr>
+        <w:rFonts w:eastAsia="黑体"/>
         <w:b/>
         <w:bCs/>
       </w:rPr>
@@ -10741,12 +11218,14 @@
     </w:tcPr>
     <w:tblStylePr w:type="firstRow">
       <w:rPr>
+        <w:rFonts w:eastAsia="黑体"/>
         <w:b/>
         <w:bCs/>
       </w:rPr>
     </w:tblStylePr>
     <w:tblStylePr w:type="lastRow">
       <w:rPr>
+        <w:rFonts w:eastAsia="黑体"/>
         <w:b/>
         <w:bCs/>
       </w:rPr>
@@ -10759,12 +11238,14 @@
     </w:tblStylePr>
     <w:tblStylePr w:type="firstCol">
       <w:rPr>
+        <w:rFonts w:eastAsia="黑体"/>
         <w:b/>
         <w:bCs/>
       </w:rPr>
     </w:tblStylePr>
     <w:tblStylePr w:type="lastCol">
       <w:rPr>
+        <w:rFonts w:eastAsia="黑体"/>
         <w:b/>
         <w:bCs/>
       </w:rPr>
@@ -10814,12 +11295,14 @@
     </w:tcPr>
     <w:tblStylePr w:type="firstRow">
       <w:rPr>
+        <w:rFonts w:eastAsia="黑体"/>
         <w:b/>
         <w:bCs/>
       </w:rPr>
     </w:tblStylePr>
     <w:tblStylePr w:type="lastRow">
       <w:rPr>
+        <w:rFonts w:eastAsia="黑体"/>
         <w:b/>
         <w:bCs/>
       </w:rPr>
@@ -10832,12 +11315,14 @@
     </w:tblStylePr>
     <w:tblStylePr w:type="firstCol">
       <w:rPr>
+        <w:rFonts w:eastAsia="黑体"/>
         <w:b/>
         <w:bCs/>
       </w:rPr>
     </w:tblStylePr>
     <w:tblStylePr w:type="lastCol">
       <w:rPr>
+        <w:rFonts w:eastAsia="黑体"/>
         <w:b/>
         <w:bCs/>
       </w:rPr>
@@ -10864,7 +11349,7 @@
       <w:spacing w:after="0" w:line="240" w:lineRule="auto"/>
     </w:pPr>
     <w:rPr>
-      <w:rFonts w:asciiTheme="majorHAnsi" w:cstheme="majorBidi" w:eastAsiaTheme="majorEastAsia" w:hAnsiTheme="majorHAnsi"/>
+      <w:rFonts w:asciiTheme="majorHAnsi" w:cstheme="majorBidi" w:hAnsiTheme="majorHAnsi" w:eastAsia="黑体"/>
       <w:color w:themeColor="text1" w:val="000000"/>
     </w:rPr>
     <w:tblPr>
@@ -10891,6 +11376,7 @@
     </w:tcPr>
     <w:tblStylePr w:type="firstRow">
       <w:rPr>
+        <w:rFonts w:eastAsia="黑体"/>
         <w:b/>
         <w:bCs/>
         <w:color w:themeColor="text1" w:val="000000"/>
@@ -10902,6 +11388,7 @@
     </w:tblStylePr>
     <w:tblStylePr w:type="lastRow">
       <w:rPr>
+        <w:rFonts w:eastAsia="黑体"/>
         <w:b/>
         <w:bCs/>
         <w:color w:themeColor="text1" w:val="000000"/>
@@ -10921,6 +11408,7 @@
     </w:tblStylePr>
     <w:tblStylePr w:type="firstCol">
       <w:rPr>
+        <w:rFonts w:eastAsia="黑体"/>
         <w:b/>
         <w:bCs/>
         <w:color w:themeColor="text1" w:val="000000"/>
@@ -10940,6 +11428,7 @@
     </w:tblStylePr>
     <w:tblStylePr w:type="lastCol">
       <w:rPr>
+        <w:rFonts w:eastAsia="黑体"/>
         <w:b w:val="0"/>
         <w:bCs w:val="0"/>
         <w:color w:themeColor="text1" w:val="000000"/>
@@ -10989,7 +11478,7 @@
       <w:spacing w:after="0" w:line="240" w:lineRule="auto"/>
     </w:pPr>
     <w:rPr>
-      <w:rFonts w:asciiTheme="majorHAnsi" w:cstheme="majorBidi" w:eastAsiaTheme="majorEastAsia" w:hAnsiTheme="majorHAnsi"/>
+      <w:rFonts w:asciiTheme="majorHAnsi" w:cstheme="majorBidi" w:hAnsiTheme="majorHAnsi" w:eastAsia="黑体"/>
       <w:color w:themeColor="text1" w:val="000000"/>
     </w:rPr>
     <w:tblPr>
@@ -11016,6 +11505,7 @@
     </w:tcPr>
     <w:tblStylePr w:type="firstRow">
       <w:rPr>
+        <w:rFonts w:eastAsia="黑体"/>
         <w:b/>
         <w:bCs/>
         <w:color w:themeColor="text1" w:val="000000"/>
@@ -11027,6 +11517,7 @@
     </w:tblStylePr>
     <w:tblStylePr w:type="lastRow">
       <w:rPr>
+        <w:rFonts w:eastAsia="黑体"/>
         <w:b/>
         <w:bCs/>
         <w:color w:themeColor="text1" w:val="000000"/>
@@ -11046,6 +11537,7 @@
     </w:tblStylePr>
     <w:tblStylePr w:type="firstCol">
       <w:rPr>
+        <w:rFonts w:eastAsia="黑体"/>
         <w:b/>
         <w:bCs/>
         <w:color w:themeColor="text1" w:val="000000"/>
@@ -11065,6 +11557,7 @@
     </w:tblStylePr>
     <w:tblStylePr w:type="lastCol">
       <w:rPr>
+        <w:rFonts w:eastAsia="黑体"/>
         <w:b w:val="0"/>
         <w:bCs w:val="0"/>
         <w:color w:themeColor="text1" w:val="000000"/>
@@ -11114,7 +11607,7 @@
       <w:spacing w:after="0" w:line="240" w:lineRule="auto"/>
     </w:pPr>
     <w:rPr>
-      <w:rFonts w:asciiTheme="majorHAnsi" w:cstheme="majorBidi" w:eastAsiaTheme="majorEastAsia" w:hAnsiTheme="majorHAnsi"/>
+      <w:rFonts w:asciiTheme="majorHAnsi" w:cstheme="majorBidi" w:hAnsiTheme="majorHAnsi" w:eastAsia="黑体"/>
       <w:color w:themeColor="text1" w:val="000000"/>
     </w:rPr>
     <w:tblPr>
@@ -11141,6 +11634,7 @@
     </w:tcPr>
     <w:tblStylePr w:type="firstRow">
       <w:rPr>
+        <w:rFonts w:eastAsia="黑体"/>
         <w:b/>
         <w:bCs/>
         <w:color w:themeColor="text1" w:val="000000"/>
@@ -11152,6 +11646,7 @@
     </w:tblStylePr>
     <w:tblStylePr w:type="lastRow">
       <w:rPr>
+        <w:rFonts w:eastAsia="黑体"/>
         <w:b/>
         <w:bCs/>
         <w:color w:themeColor="text1" w:val="000000"/>
@@ -11171,6 +11666,7 @@
     </w:tblStylePr>
     <w:tblStylePr w:type="firstCol">
       <w:rPr>
+        <w:rFonts w:eastAsia="黑体"/>
         <w:b/>
         <w:bCs/>
         <w:color w:themeColor="text1" w:val="000000"/>
@@ -11190,6 +11686,7 @@
     </w:tblStylePr>
     <w:tblStylePr w:type="lastCol">
       <w:rPr>
+        <w:rFonts w:eastAsia="黑体"/>
         <w:b w:val="0"/>
         <w:bCs w:val="0"/>
         <w:color w:themeColor="text1" w:val="000000"/>
@@ -11239,7 +11736,7 @@
       <w:spacing w:after="0" w:line="240" w:lineRule="auto"/>
     </w:pPr>
     <w:rPr>
-      <w:rFonts w:asciiTheme="majorHAnsi" w:cstheme="majorBidi" w:eastAsiaTheme="majorEastAsia" w:hAnsiTheme="majorHAnsi"/>
+      <w:rFonts w:asciiTheme="majorHAnsi" w:cstheme="majorBidi" w:hAnsiTheme="majorHAnsi" w:eastAsia="黑体"/>
       <w:color w:themeColor="text1" w:val="000000"/>
     </w:rPr>
     <w:tblPr>
@@ -11266,6 +11763,7 @@
     </w:tcPr>
     <w:tblStylePr w:type="firstRow">
       <w:rPr>
+        <w:rFonts w:eastAsia="黑体"/>
         <w:b/>
         <w:bCs/>
         <w:color w:themeColor="text1" w:val="000000"/>
@@ -11277,6 +11775,7 @@
     </w:tblStylePr>
     <w:tblStylePr w:type="lastRow">
       <w:rPr>
+        <w:rFonts w:eastAsia="黑体"/>
         <w:b/>
         <w:bCs/>
         <w:color w:themeColor="text1" w:val="000000"/>
@@ -11296,6 +11795,7 @@
     </w:tblStylePr>
     <w:tblStylePr w:type="firstCol">
       <w:rPr>
+        <w:rFonts w:eastAsia="黑体"/>
         <w:b/>
         <w:bCs/>
         <w:color w:themeColor="text1" w:val="000000"/>
@@ -11315,6 +11815,7 @@
     </w:tblStylePr>
     <w:tblStylePr w:type="lastCol">
       <w:rPr>
+        <w:rFonts w:eastAsia="黑体"/>
         <w:b w:val="0"/>
         <w:bCs w:val="0"/>
         <w:color w:themeColor="text1" w:val="000000"/>
@@ -11364,7 +11865,7 @@
       <w:spacing w:after="0" w:line="240" w:lineRule="auto"/>
     </w:pPr>
     <w:rPr>
-      <w:rFonts w:asciiTheme="majorHAnsi" w:cstheme="majorBidi" w:eastAsiaTheme="majorEastAsia" w:hAnsiTheme="majorHAnsi"/>
+      <w:rFonts w:asciiTheme="majorHAnsi" w:cstheme="majorBidi" w:hAnsiTheme="majorHAnsi" w:eastAsia="黑体"/>
       <w:color w:themeColor="text1" w:val="000000"/>
     </w:rPr>
     <w:tblPr>
@@ -11391,6 +11892,7 @@
     </w:tcPr>
     <w:tblStylePr w:type="firstRow">
       <w:rPr>
+        <w:rFonts w:eastAsia="黑体"/>
         <w:b/>
         <w:bCs/>
         <w:color w:themeColor="text1" w:val="000000"/>
@@ -11402,6 +11904,7 @@
     </w:tblStylePr>
     <w:tblStylePr w:type="lastRow">
       <w:rPr>
+        <w:rFonts w:eastAsia="黑体"/>
         <w:b/>
         <w:bCs/>
         <w:color w:themeColor="text1" w:val="000000"/>
@@ -11421,6 +11924,7 @@
     </w:tblStylePr>
     <w:tblStylePr w:type="firstCol">
       <w:rPr>
+        <w:rFonts w:eastAsia="黑体"/>
         <w:b/>
         <w:bCs/>
         <w:color w:themeColor="text1" w:val="000000"/>
@@ -11440,6 +11944,7 @@
     </w:tblStylePr>
     <w:tblStylePr w:type="lastCol">
       <w:rPr>
+        <w:rFonts w:eastAsia="黑体"/>
         <w:b w:val="0"/>
         <w:bCs w:val="0"/>
         <w:color w:themeColor="text1" w:val="000000"/>
@@ -11489,7 +11994,7 @@
       <w:spacing w:after="0" w:line="240" w:lineRule="auto"/>
     </w:pPr>
     <w:rPr>
-      <w:rFonts w:asciiTheme="majorHAnsi" w:cstheme="majorBidi" w:eastAsiaTheme="majorEastAsia" w:hAnsiTheme="majorHAnsi"/>
+      <w:rFonts w:asciiTheme="majorHAnsi" w:cstheme="majorBidi" w:hAnsiTheme="majorHAnsi" w:eastAsia="黑体"/>
       <w:color w:themeColor="text1" w:val="000000"/>
     </w:rPr>
     <w:tblPr>
@@ -11516,6 +12021,7 @@
     </w:tcPr>
     <w:tblStylePr w:type="firstRow">
       <w:rPr>
+        <w:rFonts w:eastAsia="黑体"/>
         <w:b/>
         <w:bCs/>
         <w:color w:themeColor="text1" w:val="000000"/>
@@ -11527,6 +12033,7 @@
     </w:tblStylePr>
     <w:tblStylePr w:type="lastRow">
       <w:rPr>
+        <w:rFonts w:eastAsia="黑体"/>
         <w:b/>
         <w:bCs/>
         <w:color w:themeColor="text1" w:val="000000"/>
@@ -11546,6 +12053,7 @@
     </w:tblStylePr>
     <w:tblStylePr w:type="firstCol">
       <w:rPr>
+        <w:rFonts w:eastAsia="黑体"/>
         <w:b/>
         <w:bCs/>
         <w:color w:themeColor="text1" w:val="000000"/>
@@ -11565,6 +12073,7 @@
     </w:tblStylePr>
     <w:tblStylePr w:type="lastCol">
       <w:rPr>
+        <w:rFonts w:eastAsia="黑体"/>
         <w:b w:val="0"/>
         <w:bCs w:val="0"/>
         <w:color w:themeColor="text1" w:val="000000"/>
@@ -11614,7 +12123,7 @@
       <w:spacing w:after="0" w:line="240" w:lineRule="auto"/>
     </w:pPr>
     <w:rPr>
-      <w:rFonts w:asciiTheme="majorHAnsi" w:cstheme="majorBidi" w:eastAsiaTheme="majorEastAsia" w:hAnsiTheme="majorHAnsi"/>
+      <w:rFonts w:asciiTheme="majorHAnsi" w:cstheme="majorBidi" w:hAnsiTheme="majorHAnsi" w:eastAsia="黑体"/>
       <w:color w:themeColor="text1" w:val="000000"/>
     </w:rPr>
     <w:tblPr>
@@ -11641,6 +12150,7 @@
     </w:tcPr>
     <w:tblStylePr w:type="firstRow">
       <w:rPr>
+        <w:rFonts w:eastAsia="黑体"/>
         <w:b/>
         <w:bCs/>
         <w:color w:themeColor="text1" w:val="000000"/>
@@ -11652,6 +12162,7 @@
     </w:tblStylePr>
     <w:tblStylePr w:type="lastRow">
       <w:rPr>
+        <w:rFonts w:eastAsia="黑体"/>
         <w:b/>
         <w:bCs/>
         <w:color w:themeColor="text1" w:val="000000"/>
@@ -11671,6 +12182,7 @@
     </w:tblStylePr>
     <w:tblStylePr w:type="firstCol">
       <w:rPr>
+        <w:rFonts w:eastAsia="黑体"/>
         <w:b/>
         <w:bCs/>
         <w:color w:themeColor="text1" w:val="000000"/>
@@ -11690,6 +12202,7 @@
     </w:tblStylePr>
     <w:tblStylePr w:type="lastCol">
       <w:rPr>
+        <w:rFonts w:eastAsia="黑体"/>
         <w:b w:val="0"/>
         <w:bCs w:val="0"/>
         <w:color w:themeColor="text1" w:val="000000"/>
@@ -11762,6 +12275,7 @@
     </w:tcPr>
     <w:tblStylePr w:type="firstRow">
       <w:rPr>
+        <w:rFonts w:eastAsia="黑体"/>
         <w:b/>
         <w:bCs/>
         <w:i w:val="0"/>
@@ -11783,6 +12297,7 @@
     </w:tblStylePr>
     <w:tblStylePr w:type="lastRow">
       <w:rPr>
+        <w:rFonts w:eastAsia="黑体"/>
         <w:b/>
         <w:bCs/>
         <w:i w:val="0"/>
@@ -11804,6 +12319,7 @@
     </w:tblStylePr>
     <w:tblStylePr w:type="firstCol">
       <w:rPr>
+        <w:rFonts w:eastAsia="黑体"/>
         <w:b/>
         <w:bCs/>
         <w:i w:val="0"/>
@@ -11823,6 +12339,7 @@
     </w:tblStylePr>
     <w:tblStylePr w:type="lastCol">
       <w:rPr>
+        <w:rFonts w:eastAsia="黑体"/>
         <w:b/>
         <w:bCs/>
         <w:i w:val="0"/>
@@ -11903,6 +12420,7 @@
     </w:tcPr>
     <w:tblStylePr w:type="firstRow">
       <w:rPr>
+        <w:rFonts w:eastAsia="黑体"/>
         <w:b/>
         <w:bCs/>
         <w:i w:val="0"/>
@@ -11924,6 +12442,7 @@
     </w:tblStylePr>
     <w:tblStylePr w:type="lastRow">
       <w:rPr>
+        <w:rFonts w:eastAsia="黑体"/>
         <w:b/>
         <w:bCs/>
         <w:i w:val="0"/>
@@ -11945,6 +12464,7 @@
     </w:tblStylePr>
     <w:tblStylePr w:type="firstCol">
       <w:rPr>
+        <w:rFonts w:eastAsia="黑体"/>
         <w:b/>
         <w:bCs/>
         <w:i w:val="0"/>
@@ -11964,6 +12484,7 @@
     </w:tblStylePr>
     <w:tblStylePr w:type="lastCol">
       <w:rPr>
+        <w:rFonts w:eastAsia="黑体"/>
         <w:b/>
         <w:bCs/>
         <w:i w:val="0"/>
@@ -12044,6 +12565,7 @@
     </w:tcPr>
     <w:tblStylePr w:type="firstRow">
       <w:rPr>
+        <w:rFonts w:eastAsia="黑体"/>
         <w:b/>
         <w:bCs/>
         <w:i w:val="0"/>
@@ -12065,6 +12587,7 @@
     </w:tblStylePr>
     <w:tblStylePr w:type="lastRow">
       <w:rPr>
+        <w:rFonts w:eastAsia="黑体"/>
         <w:b/>
         <w:bCs/>
         <w:i w:val="0"/>
@@ -12086,6 +12609,7 @@
     </w:tblStylePr>
     <w:tblStylePr w:type="firstCol">
       <w:rPr>
+        <w:rFonts w:eastAsia="黑体"/>
         <w:b/>
         <w:bCs/>
         <w:i w:val="0"/>
@@ -12105,6 +12629,7 @@
     </w:tblStylePr>
     <w:tblStylePr w:type="lastCol">
       <w:rPr>
+        <w:rFonts w:eastAsia="黑体"/>
         <w:b/>
         <w:bCs/>
         <w:i w:val="0"/>
@@ -12185,6 +12710,7 @@
     </w:tcPr>
     <w:tblStylePr w:type="firstRow">
       <w:rPr>
+        <w:rFonts w:eastAsia="黑体"/>
         <w:b/>
         <w:bCs/>
         <w:i w:val="0"/>
@@ -12206,6 +12732,7 @@
     </w:tblStylePr>
     <w:tblStylePr w:type="lastRow">
       <w:rPr>
+        <w:rFonts w:eastAsia="黑体"/>
         <w:b/>
         <w:bCs/>
         <w:i w:val="0"/>
@@ -12227,6 +12754,7 @@
     </w:tblStylePr>
     <w:tblStylePr w:type="firstCol">
       <w:rPr>
+        <w:rFonts w:eastAsia="黑体"/>
         <w:b/>
         <w:bCs/>
         <w:i w:val="0"/>
@@ -12246,6 +12774,7 @@
     </w:tblStylePr>
     <w:tblStylePr w:type="lastCol">
       <w:rPr>
+        <w:rFonts w:eastAsia="黑体"/>
         <w:b/>
         <w:bCs/>
         <w:i w:val="0"/>
@@ -12326,6 +12855,7 @@
     </w:tcPr>
     <w:tblStylePr w:type="firstRow">
       <w:rPr>
+        <w:rFonts w:eastAsia="黑体"/>
         <w:b/>
         <w:bCs/>
         <w:i w:val="0"/>
@@ -12347,6 +12877,7 @@
     </w:tblStylePr>
     <w:tblStylePr w:type="lastRow">
       <w:rPr>
+        <w:rFonts w:eastAsia="黑体"/>
         <w:b/>
         <w:bCs/>
         <w:i w:val="0"/>
@@ -12368,6 +12899,7 @@
     </w:tblStylePr>
     <w:tblStylePr w:type="firstCol">
       <w:rPr>
+        <w:rFonts w:eastAsia="黑体"/>
         <w:b/>
         <w:bCs/>
         <w:i w:val="0"/>
@@ -12387,6 +12919,7 @@
     </w:tblStylePr>
     <w:tblStylePr w:type="lastCol">
       <w:rPr>
+        <w:rFonts w:eastAsia="黑体"/>
         <w:b/>
         <w:bCs/>
         <w:i w:val="0"/>
@@ -12467,6 +13000,7 @@
     </w:tcPr>
     <w:tblStylePr w:type="firstRow">
       <w:rPr>
+        <w:rFonts w:eastAsia="黑体"/>
         <w:b/>
         <w:bCs/>
         <w:i w:val="0"/>
@@ -12488,6 +13022,7 @@
     </w:tblStylePr>
     <w:tblStylePr w:type="lastRow">
       <w:rPr>
+        <w:rFonts w:eastAsia="黑体"/>
         <w:b/>
         <w:bCs/>
         <w:i w:val="0"/>
@@ -12509,6 +13044,7 @@
     </w:tblStylePr>
     <w:tblStylePr w:type="firstCol">
       <w:rPr>
+        <w:rFonts w:eastAsia="黑体"/>
         <w:b/>
         <w:bCs/>
         <w:i w:val="0"/>
@@ -12528,6 +13064,7 @@
     </w:tblStylePr>
     <w:tblStylePr w:type="lastCol">
       <w:rPr>
+        <w:rFonts w:eastAsia="黑体"/>
         <w:b/>
         <w:bCs/>
         <w:i w:val="0"/>
@@ -12608,6 +13145,7 @@
     </w:tcPr>
     <w:tblStylePr w:type="firstRow">
       <w:rPr>
+        <w:rFonts w:eastAsia="黑体"/>
         <w:b/>
         <w:bCs/>
         <w:i w:val="0"/>
@@ -12629,6 +13167,7 @@
     </w:tblStylePr>
     <w:tblStylePr w:type="lastRow">
       <w:rPr>
+        <w:rFonts w:eastAsia="黑体"/>
         <w:b/>
         <w:bCs/>
         <w:i w:val="0"/>
@@ -12650,6 +13189,7 @@
     </w:tblStylePr>
     <w:tblStylePr w:type="firstCol">
       <w:rPr>
+        <w:rFonts w:eastAsia="黑体"/>
         <w:b/>
         <w:bCs/>
         <w:i w:val="0"/>
@@ -12669,6 +13209,7 @@
     </w:tblStylePr>
     <w:tblStylePr w:type="lastCol">
       <w:rPr>
+        <w:rFonts w:eastAsia="黑体"/>
         <w:b/>
         <w:bCs/>
         <w:i w:val="0"/>
@@ -12726,6 +13267,7 @@
       <w:spacing w:after="0" w:line="240" w:lineRule="auto"/>
     </w:pPr>
     <w:rPr>
+      <w:rFonts w:eastAsia="黑体"/>
       <w:color w:themeColor="background1" w:val="FFFFFF"/>
     </w:rPr>
     <w:tblPr>
@@ -12744,6 +13286,7 @@
     </w:tcPr>
     <w:tblStylePr w:type="firstRow">
       <w:rPr>
+        <w:rFonts w:eastAsia="黑体"/>
         <w:b/>
         <w:bCs/>
       </w:rPr>
@@ -12840,6 +13383,7 @@
       <w:spacing w:after="0" w:line="240" w:lineRule="auto"/>
     </w:pPr>
     <w:rPr>
+      <w:rFonts w:eastAsia="黑体"/>
       <w:color w:themeColor="background1" w:val="FFFFFF"/>
     </w:rPr>
     <w:tblPr>
@@ -12858,6 +13402,7 @@
     </w:tcPr>
     <w:tblStylePr w:type="firstRow">
       <w:rPr>
+        <w:rFonts w:eastAsia="黑体"/>
         <w:b/>
         <w:bCs/>
       </w:rPr>
@@ -12954,6 +13499,7 @@
       <w:spacing w:after="0" w:line="240" w:lineRule="auto"/>
     </w:pPr>
     <w:rPr>
+      <w:rFonts w:eastAsia="黑体"/>
       <w:color w:themeColor="background1" w:val="FFFFFF"/>
     </w:rPr>
     <w:tblPr>
@@ -12972,6 +13518,7 @@
     </w:tcPr>
     <w:tblStylePr w:type="firstRow">
       <w:rPr>
+        <w:rFonts w:eastAsia="黑体"/>
         <w:b/>
         <w:bCs/>
       </w:rPr>
@@ -13068,6 +13615,7 @@
       <w:spacing w:after="0" w:line="240" w:lineRule="auto"/>
     </w:pPr>
     <w:rPr>
+      <w:rFonts w:eastAsia="黑体"/>
       <w:color w:themeColor="background1" w:val="FFFFFF"/>
     </w:rPr>
     <w:tblPr>
@@ -13086,6 +13634,7 @@
     </w:tcPr>
     <w:tblStylePr w:type="firstRow">
       <w:rPr>
+        <w:rFonts w:eastAsia="黑体"/>
         <w:b/>
         <w:bCs/>
       </w:rPr>
@@ -13182,6 +13731,7 @@
       <w:spacing w:after="0" w:line="240" w:lineRule="auto"/>
     </w:pPr>
     <w:rPr>
+      <w:rFonts w:eastAsia="黑体"/>
       <w:color w:themeColor="background1" w:val="FFFFFF"/>
     </w:rPr>
     <w:tblPr>
@@ -13200,6 +13750,7 @@
     </w:tcPr>
     <w:tblStylePr w:type="firstRow">
       <w:rPr>
+        <w:rFonts w:eastAsia="黑体"/>
         <w:b/>
         <w:bCs/>
       </w:rPr>
@@ -13296,6 +13847,7 @@
       <w:spacing w:after="0" w:line="240" w:lineRule="auto"/>
     </w:pPr>
     <w:rPr>
+      <w:rFonts w:eastAsia="黑体"/>
       <w:color w:themeColor="background1" w:val="FFFFFF"/>
     </w:rPr>
     <w:tblPr>
@@ -13314,6 +13866,7 @@
     </w:tcPr>
     <w:tblStylePr w:type="firstRow">
       <w:rPr>
+        <w:rFonts w:eastAsia="黑体"/>
         <w:b/>
         <w:bCs/>
       </w:rPr>
@@ -13410,6 +13963,7 @@
       <w:spacing w:after="0" w:line="240" w:lineRule="auto"/>
     </w:pPr>
     <w:rPr>
+      <w:rFonts w:eastAsia="黑体"/>
       <w:color w:themeColor="background1" w:val="FFFFFF"/>
     </w:rPr>
     <w:tblPr>
@@ -13428,6 +13982,7 @@
     </w:tcPr>
     <w:tblStylePr w:type="firstRow">
       <w:rPr>
+        <w:rFonts w:eastAsia="黑体"/>
         <w:b/>
         <w:bCs/>
       </w:rPr>
@@ -13524,6 +14079,7 @@
       <w:spacing w:after="0" w:line="240" w:lineRule="auto"/>
     </w:pPr>
     <w:rPr>
+      <w:rFonts w:eastAsia="黑体"/>
       <w:color w:themeColor="text1" w:val="000000"/>
     </w:rPr>
     <w:tblPr>
@@ -13550,6 +14106,7 @@
     </w:tcPr>
     <w:tblStylePr w:type="firstRow">
       <w:rPr>
+        <w:rFonts w:eastAsia="黑体"/>
         <w:b/>
         <w:bCs/>
       </w:rPr>
@@ -13568,6 +14125,7 @@
     </w:tblStylePr>
     <w:tblStylePr w:type="lastRow">
       <w:rPr>
+        <w:rFonts w:eastAsia="黑体"/>
         <w:b/>
         <w:bCs/>
         <w:color w:themeColor="background1" w:val="FFFFFF"/>
@@ -13582,6 +14140,7 @@
     </w:tblStylePr>
     <w:tblStylePr w:type="firstCol">
       <w:rPr>
+        <w:rFonts w:eastAsia="黑体"/>
         <w:color w:themeColor="background1" w:val="FFFFFF"/>
       </w:rPr>
       <w:tblPr/>
@@ -13599,6 +14158,7 @@
     </w:tblStylePr>
     <w:tblStylePr w:type="lastCol">
       <w:rPr>
+        <w:rFonts w:eastAsia="黑体"/>
         <w:color w:themeColor="background1" w:val="FFFFFF"/>
       </w:rPr>
       <w:tblPr/>
@@ -13628,11 +14188,13 @@
     </w:tblStylePr>
     <w:tblStylePr w:type="neCell">
       <w:rPr>
+        <w:rFonts w:eastAsia="黑体"/>
         <w:color w:themeColor="text1" w:val="000000"/>
       </w:rPr>
     </w:tblStylePr>
     <w:tblStylePr w:type="nwCell">
       <w:rPr>
+        <w:rFonts w:eastAsia="黑体"/>
         <w:color w:themeColor="text1" w:val="000000"/>
       </w:rPr>
     </w:tblStylePr>
@@ -13646,6 +14208,7 @@
       <w:spacing w:after="0" w:line="240" w:lineRule="auto"/>
     </w:pPr>
     <w:rPr>
+      <w:rFonts w:eastAsia="黑体"/>
       <w:color w:themeColor="text1" w:val="000000"/>
     </w:rPr>
     <w:tblPr>
@@ -13672,6 +14235,7 @@
     </w:tcPr>
     <w:tblStylePr w:type="firstRow">
       <w:rPr>
+        <w:rFonts w:eastAsia="黑体"/>
         <w:b/>
         <w:bCs/>
       </w:rPr>
@@ -13690,6 +14254,7 @@
     </w:tblStylePr>
     <w:tblStylePr w:type="lastRow">
       <w:rPr>
+        <w:rFonts w:eastAsia="黑体"/>
         <w:b/>
         <w:bCs/>
         <w:color w:themeColor="background1" w:val="FFFFFF"/>
@@ -13704,6 +14269,7 @@
     </w:tblStylePr>
     <w:tblStylePr w:type="firstCol">
       <w:rPr>
+        <w:rFonts w:eastAsia="黑体"/>
         <w:color w:themeColor="background1" w:val="FFFFFF"/>
       </w:rPr>
       <w:tblPr/>
@@ -13721,6 +14287,7 @@
     </w:tblStylePr>
     <w:tblStylePr w:type="lastCol">
       <w:rPr>
+        <w:rFonts w:eastAsia="黑体"/>
         <w:color w:themeColor="background1" w:val="FFFFFF"/>
       </w:rPr>
       <w:tblPr/>
@@ -13750,11 +14317,13 @@
     </w:tblStylePr>
     <w:tblStylePr w:type="neCell">
       <w:rPr>
+        <w:rFonts w:eastAsia="黑体"/>
         <w:color w:themeColor="text1" w:val="000000"/>
       </w:rPr>
     </w:tblStylePr>
     <w:tblStylePr w:type="nwCell">
       <w:rPr>
+        <w:rFonts w:eastAsia="黑体"/>
         <w:color w:themeColor="text1" w:val="000000"/>
       </w:rPr>
     </w:tblStylePr>
@@ -13768,6 +14337,7 @@
       <w:spacing w:after="0" w:line="240" w:lineRule="auto"/>
     </w:pPr>
     <w:rPr>
+      <w:rFonts w:eastAsia="黑体"/>
       <w:color w:themeColor="text1" w:val="000000"/>
     </w:rPr>
     <w:tblPr>
@@ -13794,6 +14364,7 @@
     </w:tcPr>
     <w:tblStylePr w:type="firstRow">
       <w:rPr>
+        <w:rFonts w:eastAsia="黑体"/>
         <w:b/>
         <w:bCs/>
       </w:rPr>
@@ -13812,6 +14383,7 @@
     </w:tblStylePr>
     <w:tblStylePr w:type="lastRow">
       <w:rPr>
+        <w:rFonts w:eastAsia="黑体"/>
         <w:b/>
         <w:bCs/>
         <w:color w:themeColor="background1" w:val="FFFFFF"/>
@@ -13826,6 +14398,7 @@
     </w:tblStylePr>
     <w:tblStylePr w:type="firstCol">
       <w:rPr>
+        <w:rFonts w:eastAsia="黑体"/>
         <w:color w:themeColor="background1" w:val="FFFFFF"/>
       </w:rPr>
       <w:tblPr/>
@@ -13843,6 +14416,7 @@
     </w:tblStylePr>
     <w:tblStylePr w:type="lastCol">
       <w:rPr>
+        <w:rFonts w:eastAsia="黑体"/>
         <w:color w:themeColor="background1" w:val="FFFFFF"/>
       </w:rPr>
       <w:tblPr/>
@@ -13872,11 +14446,13 @@
     </w:tblStylePr>
     <w:tblStylePr w:type="neCell">
       <w:rPr>
+        <w:rFonts w:eastAsia="黑体"/>
         <w:color w:themeColor="text1" w:val="000000"/>
       </w:rPr>
     </w:tblStylePr>
     <w:tblStylePr w:type="nwCell">
       <w:rPr>
+        <w:rFonts w:eastAsia="黑体"/>
         <w:color w:themeColor="text1" w:val="000000"/>
       </w:rPr>
     </w:tblStylePr>
@@ -13890,6 +14466,7 @@
       <w:spacing w:after="0" w:line="240" w:lineRule="auto"/>
     </w:pPr>
     <w:rPr>
+      <w:rFonts w:eastAsia="黑体"/>
       <w:color w:themeColor="text1" w:val="000000"/>
     </w:rPr>
     <w:tblPr>
@@ -13916,6 +14493,7 @@
     </w:tcPr>
     <w:tblStylePr w:type="firstRow">
       <w:rPr>
+        <w:rFonts w:eastAsia="黑体"/>
         <w:b/>
         <w:bCs/>
       </w:rPr>
@@ -13934,6 +14512,7 @@
     </w:tblStylePr>
     <w:tblStylePr w:type="lastRow">
       <w:rPr>
+        <w:rFonts w:eastAsia="黑体"/>
         <w:b/>
         <w:bCs/>
         <w:color w:themeColor="background1" w:val="FFFFFF"/>
@@ -13948,6 +14527,7 @@
     </w:tblStylePr>
     <w:tblStylePr w:type="firstCol">
       <w:rPr>
+        <w:rFonts w:eastAsia="黑体"/>
         <w:color w:themeColor="background1" w:val="FFFFFF"/>
       </w:rPr>
       <w:tblPr/>
@@ -13965,6 +14545,7 @@
     </w:tblStylePr>
     <w:tblStylePr w:type="lastCol">
       <w:rPr>
+        <w:rFonts w:eastAsia="黑体"/>
         <w:color w:themeColor="background1" w:val="FFFFFF"/>
       </w:rPr>
       <w:tblPr/>
@@ -14002,6 +14583,7 @@
       <w:spacing w:after="0" w:line="240" w:lineRule="auto"/>
     </w:pPr>
     <w:rPr>
+      <w:rFonts w:eastAsia="黑体"/>
       <w:color w:themeColor="text1" w:val="000000"/>
     </w:rPr>
     <w:tblPr>
@@ -14028,6 +14610,7 @@
     </w:tcPr>
     <w:tblStylePr w:type="firstRow">
       <w:rPr>
+        <w:rFonts w:eastAsia="黑体"/>
         <w:b/>
         <w:bCs/>
       </w:rPr>
@@ -14046,6 +14629,7 @@
     </w:tblStylePr>
     <w:tblStylePr w:type="lastRow">
       <w:rPr>
+        <w:rFonts w:eastAsia="黑体"/>
         <w:b/>
         <w:bCs/>
         <w:color w:themeColor="background1" w:val="FFFFFF"/>
@@ -14060,6 +14644,7 @@
     </w:tblStylePr>
     <w:tblStylePr w:type="firstCol">
       <w:rPr>
+        <w:rFonts w:eastAsia="黑体"/>
         <w:color w:themeColor="background1" w:val="FFFFFF"/>
       </w:rPr>
       <w:tblPr/>
@@ -14077,6 +14662,7 @@
     </w:tblStylePr>
     <w:tblStylePr w:type="lastCol">
       <w:rPr>
+        <w:rFonts w:eastAsia="黑体"/>
         <w:color w:themeColor="background1" w:val="FFFFFF"/>
       </w:rPr>
       <w:tblPr/>
@@ -14106,11 +14692,13 @@
     </w:tblStylePr>
     <w:tblStylePr w:type="neCell">
       <w:rPr>
+        <w:rFonts w:eastAsia="黑体"/>
         <w:color w:themeColor="text1" w:val="000000"/>
       </w:rPr>
     </w:tblStylePr>
     <w:tblStylePr w:type="nwCell">
       <w:rPr>
+        <w:rFonts w:eastAsia="黑体"/>
         <w:color w:themeColor="text1" w:val="000000"/>
       </w:rPr>
     </w:tblStylePr>
@@ -14124,6 +14712,7 @@
       <w:spacing w:after="0" w:line="240" w:lineRule="auto"/>
     </w:pPr>
     <w:rPr>
+      <w:rFonts w:eastAsia="黑体"/>
       <w:color w:themeColor="text1" w:val="000000"/>
     </w:rPr>
     <w:tblPr>
@@ -14150,6 +14739,7 @@
     </w:tcPr>
     <w:tblStylePr w:type="firstRow">
       <w:rPr>
+        <w:rFonts w:eastAsia="黑体"/>
         <w:b/>
         <w:bCs/>
       </w:rPr>
@@ -14168,6 +14758,7 @@
     </w:tblStylePr>
     <w:tblStylePr w:type="lastRow">
       <w:rPr>
+        <w:rFonts w:eastAsia="黑体"/>
         <w:b/>
         <w:bCs/>
         <w:color w:themeColor="background1" w:val="FFFFFF"/>
@@ -14182,6 +14773,7 @@
     </w:tblStylePr>
     <w:tblStylePr w:type="firstCol">
       <w:rPr>
+        <w:rFonts w:eastAsia="黑体"/>
         <w:color w:themeColor="background1" w:val="FFFFFF"/>
       </w:rPr>
       <w:tblPr/>
@@ -14199,6 +14791,7 @@
     </w:tblStylePr>
     <w:tblStylePr w:type="lastCol">
       <w:rPr>
+        <w:rFonts w:eastAsia="黑体"/>
         <w:color w:themeColor="background1" w:val="FFFFFF"/>
       </w:rPr>
       <w:tblPr/>
@@ -14228,11 +14821,13 @@
     </w:tblStylePr>
     <w:tblStylePr w:type="neCell">
       <w:rPr>
+        <w:rFonts w:eastAsia="黑体"/>
         <w:color w:themeColor="text1" w:val="000000"/>
       </w:rPr>
     </w:tblStylePr>
     <w:tblStylePr w:type="nwCell">
       <w:rPr>
+        <w:rFonts w:eastAsia="黑体"/>
         <w:color w:themeColor="text1" w:val="000000"/>
       </w:rPr>
     </w:tblStylePr>
@@ -14246,6 +14841,7 @@
       <w:spacing w:after="0" w:line="240" w:lineRule="auto"/>
     </w:pPr>
     <w:rPr>
+      <w:rFonts w:eastAsia="黑体"/>
       <w:color w:themeColor="text1" w:val="000000"/>
     </w:rPr>
     <w:tblPr>
@@ -14272,6 +14868,7 @@
     </w:tcPr>
     <w:tblStylePr w:type="firstRow">
       <w:rPr>
+        <w:rFonts w:eastAsia="黑体"/>
         <w:b/>
         <w:bCs/>
       </w:rPr>
@@ -14290,6 +14887,7 @@
     </w:tblStylePr>
     <w:tblStylePr w:type="lastRow">
       <w:rPr>
+        <w:rFonts w:eastAsia="黑体"/>
         <w:b/>
         <w:bCs/>
         <w:color w:themeColor="background1" w:val="FFFFFF"/>
@@ -14304,6 +14902,7 @@
     </w:tblStylePr>
     <w:tblStylePr w:type="firstCol">
       <w:rPr>
+        <w:rFonts w:eastAsia="黑体"/>
         <w:color w:themeColor="background1" w:val="FFFFFF"/>
       </w:rPr>
       <w:tblPr/>
@@ -14321,6 +14920,7 @@
     </w:tblStylePr>
     <w:tblStylePr w:type="lastCol">
       <w:rPr>
+        <w:rFonts w:eastAsia="黑体"/>
         <w:color w:themeColor="background1" w:val="FFFFFF"/>
       </w:rPr>
       <w:tblPr/>
@@ -14350,11 +14950,13 @@
     </w:tblStylePr>
     <w:tblStylePr w:type="neCell">
       <w:rPr>
+        <w:rFonts w:eastAsia="黑体"/>
         <w:color w:themeColor="text1" w:val="000000"/>
       </w:rPr>
     </w:tblStylePr>
     <w:tblStylePr w:type="nwCell">
       <w:rPr>
+        <w:rFonts w:eastAsia="黑体"/>
         <w:color w:themeColor="text1" w:val="000000"/>
       </w:rPr>
     </w:tblStylePr>
@@ -14368,6 +14970,7 @@
       <w:spacing w:after="0" w:line="240" w:lineRule="auto"/>
     </w:pPr>
     <w:rPr>
+      <w:rFonts w:eastAsia="黑体"/>
       <w:color w:themeColor="text1" w:val="000000"/>
     </w:rPr>
     <w:tblPr>
@@ -14386,6 +14989,7 @@
     </w:tcPr>
     <w:tblStylePr w:type="firstRow">
       <w:rPr>
+        <w:rFonts w:eastAsia="黑体"/>
         <w:b/>
         <w:bCs/>
         <w:color w:themeColor="background1" w:val="FFFFFF"/>
@@ -14400,6 +15004,7 @@
     </w:tblStylePr>
     <w:tblStylePr w:type="lastRow">
       <w:rPr>
+        <w:rFonts w:eastAsia="黑体"/>
         <w:b/>
         <w:bCs/>
         <w:color w:themeColor="accent2" w:themeShade="CC" w:val="9E3A38"/>
@@ -14414,12 +15019,14 @@
     </w:tblStylePr>
     <w:tblStylePr w:type="firstCol">
       <w:rPr>
+        <w:rFonts w:eastAsia="黑体"/>
         <w:b/>
         <w:bCs/>
       </w:rPr>
     </w:tblStylePr>
     <w:tblStylePr w:type="lastCol">
       <w:rPr>
+        <w:rFonts w:eastAsia="黑体"/>
         <w:b/>
         <w:bCs/>
       </w:rPr>
@@ -14454,6 +15061,7 @@
       <w:spacing w:after="0" w:line="240" w:lineRule="auto"/>
     </w:pPr>
     <w:rPr>
+      <w:rFonts w:eastAsia="黑体"/>
       <w:color w:themeColor="text1" w:val="000000"/>
     </w:rPr>
     <w:tblPr>
@@ -14472,6 +15080,7 @@
     </w:tcPr>
     <w:tblStylePr w:type="firstRow">
       <w:rPr>
+        <w:rFonts w:eastAsia="黑体"/>
         <w:b/>
         <w:bCs/>
         <w:color w:themeColor="background1" w:val="FFFFFF"/>
@@ -14486,6 +15095,7 @@
     </w:tblStylePr>
     <w:tblStylePr w:type="lastRow">
       <w:rPr>
+        <w:rFonts w:eastAsia="黑体"/>
         <w:b/>
         <w:bCs/>
         <w:color w:themeColor="accent2" w:themeShade="CC" w:val="9E3A38"/>
@@ -14500,12 +15110,14 @@
     </w:tblStylePr>
     <w:tblStylePr w:type="firstCol">
       <w:rPr>
+        <w:rFonts w:eastAsia="黑体"/>
         <w:b/>
         <w:bCs/>
       </w:rPr>
     </w:tblStylePr>
     <w:tblStylePr w:type="lastCol">
       <w:rPr>
+        <w:rFonts w:eastAsia="黑体"/>
         <w:b/>
         <w:bCs/>
       </w:rPr>
@@ -14540,6 +15152,7 @@
       <w:spacing w:after="0" w:line="240" w:lineRule="auto"/>
     </w:pPr>
     <w:rPr>
+      <w:rFonts w:eastAsia="黑体"/>
       <w:color w:themeColor="text1" w:val="000000"/>
     </w:rPr>
     <w:tblPr>
@@ -14558,6 +15171,7 @@
     </w:tcPr>
     <w:tblStylePr w:type="firstRow">
       <w:rPr>
+        <w:rFonts w:eastAsia="黑体"/>
         <w:b/>
         <w:bCs/>
         <w:color w:themeColor="background1" w:val="FFFFFF"/>
@@ -14572,6 +15186,7 @@
     </w:tblStylePr>
     <w:tblStylePr w:type="lastRow">
       <w:rPr>
+        <w:rFonts w:eastAsia="黑体"/>
         <w:b/>
         <w:bCs/>
         <w:color w:themeColor="accent2" w:themeShade="CC" w:val="9E3A38"/>
@@ -14586,12 +15201,14 @@
     </w:tblStylePr>
     <w:tblStylePr w:type="firstCol">
       <w:rPr>
+        <w:rFonts w:eastAsia="黑体"/>
         <w:b/>
         <w:bCs/>
       </w:rPr>
     </w:tblStylePr>
     <w:tblStylePr w:type="lastCol">
       <w:rPr>
+        <w:rFonts w:eastAsia="黑体"/>
         <w:b/>
         <w:bCs/>
       </w:rPr>
@@ -14626,6 +15243,7 @@
       <w:spacing w:after="0" w:line="240" w:lineRule="auto"/>
     </w:pPr>
     <w:rPr>
+      <w:rFonts w:eastAsia="黑体"/>
       <w:color w:themeColor="text1" w:val="000000"/>
     </w:rPr>
     <w:tblPr>
@@ -14644,6 +15262,7 @@
     </w:tcPr>
     <w:tblStylePr w:type="firstRow">
       <w:rPr>
+        <w:rFonts w:eastAsia="黑体"/>
         <w:b/>
         <w:bCs/>
         <w:color w:themeColor="background1" w:val="FFFFFF"/>
@@ -14658,6 +15277,7 @@
     </w:tblStylePr>
     <w:tblStylePr w:type="lastRow">
       <w:rPr>
+        <w:rFonts w:eastAsia="黑体"/>
         <w:b/>
         <w:bCs/>
         <w:color w:themeColor="accent4" w:themeShade="CC" w:val="664E82"/>
@@ -14672,12 +15292,14 @@
     </w:tblStylePr>
     <w:tblStylePr w:type="firstCol">
       <w:rPr>
+        <w:rFonts w:eastAsia="黑体"/>
         <w:b/>
         <w:bCs/>
       </w:rPr>
     </w:tblStylePr>
     <w:tblStylePr w:type="lastCol">
       <w:rPr>
+        <w:rFonts w:eastAsia="黑体"/>
         <w:b/>
         <w:bCs/>
       </w:rPr>
@@ -14712,6 +15334,7 @@
       <w:spacing w:after="0" w:line="240" w:lineRule="auto"/>
     </w:pPr>
     <w:rPr>
+      <w:rFonts w:eastAsia="黑体"/>
       <w:color w:themeColor="text1" w:val="000000"/>
     </w:rPr>
     <w:tblPr>
@@ -14730,6 +15353,7 @@
     </w:tcPr>
     <w:tblStylePr w:type="firstRow">
       <w:rPr>
+        <w:rFonts w:eastAsia="黑体"/>
         <w:b/>
         <w:bCs/>
         <w:color w:themeColor="background1" w:val="FFFFFF"/>
@@ -14744,6 +15368,7 @@
     </w:tblStylePr>
     <w:tblStylePr w:type="lastRow">
       <w:rPr>
+        <w:rFonts w:eastAsia="黑体"/>
         <w:b/>
         <w:bCs/>
         <w:color w:themeColor="accent3" w:themeShade="CC" w:val="7E9C40"/>
@@ -14758,12 +15383,14 @@
     </w:tblStylePr>
     <w:tblStylePr w:type="firstCol">
       <w:rPr>
+        <w:rFonts w:eastAsia="黑体"/>
         <w:b/>
         <w:bCs/>
       </w:rPr>
     </w:tblStylePr>
     <w:tblStylePr w:type="lastCol">
       <w:rPr>
+        <w:rFonts w:eastAsia="黑体"/>
         <w:b/>
         <w:bCs/>
       </w:rPr>
@@ -14798,6 +15425,7 @@
       <w:spacing w:after="0" w:line="240" w:lineRule="auto"/>
     </w:pPr>
     <w:rPr>
+      <w:rFonts w:eastAsia="黑体"/>
       <w:color w:themeColor="text1" w:val="000000"/>
     </w:rPr>
     <w:tblPr>
@@ -14816,6 +15444,7 @@
     </w:tcPr>
     <w:tblStylePr w:type="firstRow">
       <w:rPr>
+        <w:rFonts w:eastAsia="黑体"/>
         <w:b/>
         <w:bCs/>
         <w:color w:themeColor="background1" w:val="FFFFFF"/>
@@ -14830,6 +15459,7 @@
     </w:tblStylePr>
     <w:tblStylePr w:type="lastRow">
       <w:rPr>
+        <w:rFonts w:eastAsia="黑体"/>
         <w:b/>
         <w:bCs/>
         <w:color w:themeColor="accent6" w:themeShade="CC" w:val="F2730A"/>
@@ -14844,12 +15474,14 @@
     </w:tblStylePr>
     <w:tblStylePr w:type="firstCol">
       <w:rPr>
+        <w:rFonts w:eastAsia="黑体"/>
         <w:b/>
         <w:bCs/>
       </w:rPr>
     </w:tblStylePr>
     <w:tblStylePr w:type="lastCol">
       <w:rPr>
+        <w:rFonts w:eastAsia="黑体"/>
         <w:b/>
         <w:bCs/>
       </w:rPr>
@@ -14884,6 +15516,7 @@
       <w:spacing w:after="0" w:line="240" w:lineRule="auto"/>
     </w:pPr>
     <w:rPr>
+      <w:rFonts w:eastAsia="黑体"/>
       <w:color w:themeColor="text1" w:val="000000"/>
     </w:rPr>
     <w:tblPr>
@@ -14902,6 +15535,7 @@
     </w:tcPr>
     <w:tblStylePr w:type="firstRow">
       <w:rPr>
+        <w:rFonts w:eastAsia="黑体"/>
         <w:b/>
         <w:bCs/>
         <w:color w:themeColor="background1" w:val="FFFFFF"/>
@@ -14916,6 +15550,7 @@
     </w:tblStylePr>
     <w:tblStylePr w:type="lastRow">
       <w:rPr>
+        <w:rFonts w:eastAsia="黑体"/>
         <w:b/>
         <w:bCs/>
         <w:color w:themeColor="accent5" w:themeShade="CC" w:val="348DA5"/>
@@ -14930,12 +15565,14 @@
     </w:tblStylePr>
     <w:tblStylePr w:type="firstCol">
       <w:rPr>
+        <w:rFonts w:eastAsia="黑体"/>
         <w:b/>
         <w:bCs/>
       </w:rPr>
     </w:tblStylePr>
     <w:tblStylePr w:type="lastCol">
       <w:rPr>
+        <w:rFonts w:eastAsia="黑体"/>
         <w:b/>
         <w:bCs/>
       </w:rPr>
@@ -14970,6 +15607,7 @@
       <w:spacing w:after="0" w:line="240" w:lineRule="auto"/>
     </w:pPr>
     <w:rPr>
+      <w:rFonts w:eastAsia="黑体"/>
       <w:color w:themeColor="text1" w:val="000000"/>
     </w:rPr>
     <w:tblPr>
@@ -14991,6 +15629,7 @@
     </w:tcPr>
     <w:tblStylePr w:type="firstRow">
       <w:rPr>
+        <w:rFonts w:eastAsia="黑体"/>
         <w:b/>
         <w:bCs/>
       </w:rPr>
@@ -15001,6 +15640,7 @@
     </w:tblStylePr>
     <w:tblStylePr w:type="lastRow">
       <w:rPr>
+        <w:rFonts w:eastAsia="黑体"/>
         <w:b/>
         <w:bCs/>
         <w:color w:themeColor="text1" w:val="000000"/>
@@ -15012,6 +15652,7 @@
     </w:tblStylePr>
     <w:tblStylePr w:type="firstCol">
       <w:rPr>
+        <w:rFonts w:eastAsia="黑体"/>
         <w:color w:themeColor="background1" w:val="FFFFFF"/>
       </w:rPr>
       <w:tblPr/>
@@ -15021,6 +15662,7 @@
     </w:tblStylePr>
     <w:tblStylePr w:type="lastCol">
       <w:rPr>
+        <w:rFonts w:eastAsia="黑体"/>
         <w:color w:themeColor="background1" w:val="FFFFFF"/>
       </w:rPr>
       <w:tblPr/>
@@ -15050,6 +15692,7 @@
       <w:spacing w:after="0" w:line="240" w:lineRule="auto"/>
     </w:pPr>
     <w:rPr>
+      <w:rFonts w:eastAsia="黑体"/>
       <w:color w:themeColor="text1" w:val="000000"/>
     </w:rPr>
     <w:tblPr>
@@ -15071,6 +15714,7 @@
     </w:tcPr>
     <w:tblStylePr w:type="firstRow">
       <w:rPr>
+        <w:rFonts w:eastAsia="黑体"/>
         <w:b/>
         <w:bCs/>
       </w:rPr>
@@ -15081,6 +15725,7 @@
     </w:tblStylePr>
     <w:tblStylePr w:type="lastRow">
       <w:rPr>
+        <w:rFonts w:eastAsia="黑体"/>
         <w:b/>
         <w:bCs/>
         <w:color w:themeColor="text1" w:val="000000"/>
@@ -15092,6 +15737,7 @@
     </w:tblStylePr>
     <w:tblStylePr w:type="firstCol">
       <w:rPr>
+        <w:rFonts w:eastAsia="黑体"/>
         <w:color w:themeColor="background1" w:val="FFFFFF"/>
       </w:rPr>
       <w:tblPr/>
@@ -15101,6 +15747,7 @@
     </w:tblStylePr>
     <w:tblStylePr w:type="lastCol">
       <w:rPr>
+        <w:rFonts w:eastAsia="黑体"/>
         <w:color w:themeColor="background1" w:val="FFFFFF"/>
       </w:rPr>
       <w:tblPr/>
@@ -15130,6 +15777,7 @@
       <w:spacing w:after="0" w:line="240" w:lineRule="auto"/>
     </w:pPr>
     <w:rPr>
+      <w:rFonts w:eastAsia="黑体"/>
       <w:color w:themeColor="text1" w:val="000000"/>
     </w:rPr>
     <w:tblPr>
@@ -15151,6 +15799,7 @@
     </w:tcPr>
     <w:tblStylePr w:type="firstRow">
       <w:rPr>
+        <w:rFonts w:eastAsia="黑体"/>
         <w:b/>
         <w:bCs/>
       </w:rPr>
@@ -15161,6 +15810,7 @@
     </w:tblStylePr>
     <w:tblStylePr w:type="lastRow">
       <w:rPr>
+        <w:rFonts w:eastAsia="黑体"/>
         <w:b/>
         <w:bCs/>
         <w:color w:themeColor="text1" w:val="000000"/>
@@ -15172,6 +15822,7 @@
     </w:tblStylePr>
     <w:tblStylePr w:type="firstCol">
       <w:rPr>
+        <w:rFonts w:eastAsia="黑体"/>
         <w:color w:themeColor="background1" w:val="FFFFFF"/>
       </w:rPr>
       <w:tblPr/>
@@ -15181,6 +15832,7 @@
     </w:tblStylePr>
     <w:tblStylePr w:type="lastCol">
       <w:rPr>
+        <w:rFonts w:eastAsia="黑体"/>
         <w:color w:themeColor="background1" w:val="FFFFFF"/>
       </w:rPr>
       <w:tblPr/>
@@ -15210,6 +15862,7 @@
       <w:spacing w:after="0" w:line="240" w:lineRule="auto"/>
     </w:pPr>
     <w:rPr>
+      <w:rFonts w:eastAsia="黑体"/>
       <w:color w:themeColor="text1" w:val="000000"/>
     </w:rPr>
     <w:tblPr>
@@ -15231,6 +15884,7 @@
     </w:tcPr>
     <w:tblStylePr w:type="firstRow">
       <w:rPr>
+        <w:rFonts w:eastAsia="黑体"/>
         <w:b/>
         <w:bCs/>
       </w:rPr>
@@ -15241,6 +15895,7 @@
     </w:tblStylePr>
     <w:tblStylePr w:type="lastRow">
       <w:rPr>
+        <w:rFonts w:eastAsia="黑体"/>
         <w:b/>
         <w:bCs/>
         <w:color w:themeColor="text1" w:val="000000"/>
@@ -15252,6 +15907,7 @@
     </w:tblStylePr>
     <w:tblStylePr w:type="firstCol">
       <w:rPr>
+        <w:rFonts w:eastAsia="黑体"/>
         <w:color w:themeColor="background1" w:val="FFFFFF"/>
       </w:rPr>
       <w:tblPr/>
@@ -15261,6 +15917,7 @@
     </w:tblStylePr>
     <w:tblStylePr w:type="lastCol">
       <w:rPr>
+        <w:rFonts w:eastAsia="黑体"/>
         <w:color w:themeColor="background1" w:val="FFFFFF"/>
       </w:rPr>
       <w:tblPr/>
@@ -15290,6 +15947,7 @@
       <w:spacing w:after="0" w:line="240" w:lineRule="auto"/>
     </w:pPr>
     <w:rPr>
+      <w:rFonts w:eastAsia="黑体"/>
       <w:color w:themeColor="text1" w:val="000000"/>
     </w:rPr>
     <w:tblPr>
@@ -15311,6 +15969,7 @@
     </w:tcPr>
     <w:tblStylePr w:type="firstRow">
       <w:rPr>
+        <w:rFonts w:eastAsia="黑体"/>
         <w:b/>
         <w:bCs/>
       </w:rPr>
@@ -15321,6 +15980,7 @@
     </w:tblStylePr>
     <w:tblStylePr w:type="lastRow">
       <w:rPr>
+        <w:rFonts w:eastAsia="黑体"/>
         <w:b/>
         <w:bCs/>
         <w:color w:themeColor="text1" w:val="000000"/>
@@ -15332,6 +15992,7 @@
     </w:tblStylePr>
     <w:tblStylePr w:type="firstCol">
       <w:rPr>
+        <w:rFonts w:eastAsia="黑体"/>
         <w:color w:themeColor="background1" w:val="FFFFFF"/>
       </w:rPr>
       <w:tblPr/>
@@ -15341,6 +16002,7 @@
     </w:tblStylePr>
     <w:tblStylePr w:type="lastCol">
       <w:rPr>
+        <w:rFonts w:eastAsia="黑体"/>
         <w:color w:themeColor="background1" w:val="FFFFFF"/>
       </w:rPr>
       <w:tblPr/>
@@ -15370,6 +16032,7 @@
       <w:spacing w:after="0" w:line="240" w:lineRule="auto"/>
     </w:pPr>
     <w:rPr>
+      <w:rFonts w:eastAsia="黑体"/>
       <w:color w:themeColor="text1" w:val="000000"/>
     </w:rPr>
     <w:tblPr>
@@ -15391,6 +16054,7 @@
     </w:tcPr>
     <w:tblStylePr w:type="firstRow">
       <w:rPr>
+        <w:rFonts w:eastAsia="黑体"/>
         <w:b/>
         <w:bCs/>
       </w:rPr>
@@ -15401,6 +16065,7 @@
     </w:tblStylePr>
     <w:tblStylePr w:type="lastRow">
       <w:rPr>
+        <w:rFonts w:eastAsia="黑体"/>
         <w:b/>
         <w:bCs/>
         <w:color w:themeColor="text1" w:val="000000"/>
@@ -15412,6 +16077,7 @@
     </w:tblStylePr>
     <w:tblStylePr w:type="firstCol">
       <w:rPr>
+        <w:rFonts w:eastAsia="黑体"/>
         <w:color w:themeColor="background1" w:val="FFFFFF"/>
       </w:rPr>
       <w:tblPr/>
@@ -15421,6 +16087,7 @@
     </w:tblStylePr>
     <w:tblStylePr w:type="lastCol">
       <w:rPr>
+        <w:rFonts w:eastAsia="黑体"/>
         <w:color w:themeColor="background1" w:val="FFFFFF"/>
       </w:rPr>
       <w:tblPr/>
@@ -15450,6 +16117,7 @@
       <w:spacing w:after="0" w:line="240" w:lineRule="auto"/>
     </w:pPr>
     <w:rPr>
+      <w:rFonts w:eastAsia="黑体"/>
       <w:color w:themeColor="text1" w:val="000000"/>
     </w:rPr>
     <w:tblPr>
@@ -15471,6 +16139,7 @@
     </w:tcPr>
     <w:tblStylePr w:type="firstRow">
       <w:rPr>
+        <w:rFonts w:eastAsia="黑体"/>
         <w:b/>
         <w:bCs/>
       </w:rPr>
@@ -15481,6 +16150,7 @@
     </w:tblStylePr>
     <w:tblStylePr w:type="lastRow">
       <w:rPr>
+        <w:rFonts w:eastAsia="黑体"/>
         <w:b/>
         <w:bCs/>
         <w:color w:themeColor="text1" w:val="000000"/>
@@ -15492,6 +16162,7 @@
     </w:tblStylePr>
     <w:tblStylePr w:type="firstCol">
       <w:rPr>
+        <w:rFonts w:eastAsia="黑体"/>
         <w:color w:themeColor="background1" w:val="FFFFFF"/>
       </w:rPr>
       <w:tblPr/>
@@ -15501,6 +16172,7 @@
     </w:tblStylePr>
     <w:tblStylePr w:type="lastCol">
       <w:rPr>
+        <w:rFonts w:eastAsia="黑体"/>
         <w:color w:themeColor="background1" w:val="FFFFFF"/>
       </w:rPr>
       <w:tblPr/>
@@ -15533,6 +16205,7 @@
     <w:name w:val="KeywordTok"/>
     <w:basedOn w:val="VerbatimChar"/>
     <w:rPr>
+      <w:rFonts w:eastAsia="黑体"/>
       <w:b/>
       <w:color w:val="007020"/>
     </w:rPr>
@@ -15541,6 +16214,7 @@
     <w:name w:val="DataTypeTok"/>
     <w:basedOn w:val="VerbatimChar"/>
     <w:rPr>
+      <w:rFonts w:eastAsia="黑体"/>
       <w:color w:val="902000"/>
     </w:rPr>
   </w:style>
@@ -15548,6 +16222,7 @@
     <w:name w:val="DecValTok"/>
     <w:basedOn w:val="VerbatimChar"/>
     <w:rPr>
+      <w:rFonts w:eastAsia="黑体"/>
       <w:color w:val="40a070"/>
     </w:rPr>
   </w:style>
@@ -15555,6 +16230,7 @@
     <w:name w:val="BaseNTok"/>
     <w:basedOn w:val="VerbatimChar"/>
     <w:rPr>
+      <w:rFonts w:eastAsia="黑体"/>
       <w:color w:val="40a070"/>
     </w:rPr>
   </w:style>
@@ -15562,6 +16238,7 @@
     <w:name w:val="FloatTok"/>
     <w:basedOn w:val="VerbatimChar"/>
     <w:rPr>
+      <w:rFonts w:eastAsia="黑体"/>
       <w:color w:val="40a070"/>
     </w:rPr>
   </w:style>
@@ -15569,6 +16246,7 @@
     <w:name w:val="ConstantTok"/>
     <w:basedOn w:val="VerbatimChar"/>
     <w:rPr>
+      <w:rFonts w:eastAsia="黑体"/>
       <w:color w:val="880000"/>
     </w:rPr>
   </w:style>
@@ -15576,6 +16254,7 @@
     <w:name w:val="CharTok"/>
     <w:basedOn w:val="VerbatimChar"/>
     <w:rPr>
+      <w:rFonts w:eastAsia="黑体"/>
       <w:color w:val="4070a0"/>
     </w:rPr>
   </w:style>
@@ -15583,6 +16262,7 @@
     <w:name w:val="SpecialCharTok"/>
     <w:basedOn w:val="VerbatimChar"/>
     <w:rPr>
+      <w:rFonts w:eastAsia="黑体"/>
       <w:color w:val="4070a0"/>
     </w:rPr>
   </w:style>
@@ -15590,6 +16270,7 @@
     <w:name w:val="StringTok"/>
     <w:basedOn w:val="VerbatimChar"/>
     <w:rPr>
+      <w:rFonts w:eastAsia="黑体"/>
       <w:color w:val="4070a0"/>
     </w:rPr>
   </w:style>
@@ -15597,6 +16278,7 @@
     <w:name w:val="VerbatimStringTok"/>
     <w:basedOn w:val="VerbatimChar"/>
     <w:rPr>
+      <w:rFonts w:eastAsia="黑体"/>
       <w:color w:val="4070a0"/>
     </w:rPr>
   </w:style>
@@ -15604,6 +16286,7 @@
     <w:name w:val="SpecialStringTok"/>
     <w:basedOn w:val="VerbatimChar"/>
     <w:rPr>
+      <w:rFonts w:eastAsia="黑体"/>
       <w:color w:val="bb6688"/>
     </w:rPr>
   </w:style>
@@ -15611,6 +16294,7 @@
     <w:name w:val="ImportTok"/>
     <w:basedOn w:val="VerbatimChar"/>
     <w:rPr>
+      <w:rFonts w:eastAsia="黑体"/>
       <w:b/>
       <w:color w:val="008000"/>
     </w:rPr>
@@ -15619,6 +16303,7 @@
     <w:name w:val="CommentTok"/>
     <w:basedOn w:val="VerbatimChar"/>
     <w:rPr>
+      <w:rFonts w:eastAsia="黑体"/>
       <w:i/>
       <w:color w:val="60a0b0"/>
     </w:rPr>
@@ -15627,6 +16312,7 @@
     <w:name w:val="DocumentationTok"/>
     <w:basedOn w:val="VerbatimChar"/>
     <w:rPr>
+      <w:rFonts w:eastAsia="黑体"/>
       <w:i/>
       <w:color w:val="ba2121"/>
     </w:rPr>
@@ -15635,6 +16321,7 @@
     <w:name w:val="AnnotationTok"/>
     <w:basedOn w:val="VerbatimChar"/>
     <w:rPr>
+      <w:rFonts w:eastAsia="黑体"/>
       <w:b/>
       <w:i/>
       <w:color w:val="60a0b0"/>
@@ -15644,6 +16331,7 @@
     <w:name w:val="CommentVarTok"/>
     <w:basedOn w:val="VerbatimChar"/>
     <w:rPr>
+      <w:rFonts w:eastAsia="黑体"/>
       <w:b/>
       <w:i/>
       <w:color w:val="60a0b0"/>
@@ -15653,6 +16341,7 @@
     <w:name w:val="OtherTok"/>
     <w:basedOn w:val="VerbatimChar"/>
     <w:rPr>
+      <w:rFonts w:eastAsia="黑体"/>
       <w:color w:val="007020"/>
     </w:rPr>
   </w:style>
@@ -15660,6 +16349,7 @@
     <w:name w:val="FunctionTok"/>
     <w:basedOn w:val="VerbatimChar"/>
     <w:rPr>
+      <w:rFonts w:eastAsia="黑体"/>
       <w:color w:val="06287e"/>
     </w:rPr>
   </w:style>
@@ -15667,6 +16357,7 @@
     <w:name w:val="VariableTok"/>
     <w:basedOn w:val="VerbatimChar"/>
     <w:rPr>
+      <w:rFonts w:eastAsia="黑体"/>
       <w:color w:val="19177c"/>
     </w:rPr>
   </w:style>
@@ -15674,6 +16365,7 @@
     <w:name w:val="ControlFlowTok"/>
     <w:basedOn w:val="VerbatimChar"/>
     <w:rPr>
+      <w:rFonts w:eastAsia="黑体"/>
       <w:b/>
       <w:color w:val="007020"/>
     </w:rPr>
@@ -15682,6 +16374,7 @@
     <w:name w:val="OperatorTok"/>
     <w:basedOn w:val="VerbatimChar"/>
     <w:rPr>
+      <w:rFonts w:eastAsia="黑体"/>
       <w:color w:val="666666"/>
     </w:rPr>
   </w:style>
@@ -15689,18 +16382,22 @@
     <w:name w:val="BuiltInTok"/>
     <w:basedOn w:val="VerbatimChar"/>
     <w:rPr>
+      <w:rFonts w:eastAsia="黑体"/>
       <w:color w:val="008000"/>
     </w:rPr>
   </w:style>
   <w:style w:type="character" w:customStyle="1" w:styleId="ExtensionTok">
     <w:name w:val="ExtensionTok"/>
     <w:basedOn w:val="VerbatimChar"/>
-    <w:rPr/>
+    <w:rPr>
+      <w:rFonts w:eastAsia="黑体"/>
+    </w:rPr>
   </w:style>
   <w:style w:type="character" w:customStyle="1" w:styleId="PreprocessorTok">
     <w:name w:val="PreprocessorTok"/>
     <w:basedOn w:val="VerbatimChar"/>
     <w:rPr>
+      <w:rFonts w:eastAsia="黑体"/>
       <w:color w:val="bc7a00"/>
     </w:rPr>
   </w:style>
@@ -15708,18 +16405,22 @@
     <w:name w:val="AttributeTok"/>
     <w:basedOn w:val="VerbatimChar"/>
     <w:rPr>
+      <w:rFonts w:eastAsia="黑体"/>
       <w:color w:val="7d9029"/>
     </w:rPr>
   </w:style>
   <w:style w:type="character" w:customStyle="1" w:styleId="RegionMarkerTok">
     <w:name w:val="RegionMarkerTok"/>
     <w:basedOn w:val="VerbatimChar"/>
-    <w:rPr/>
+    <w:rPr>
+      <w:rFonts w:eastAsia="黑体"/>
+    </w:rPr>
   </w:style>
   <w:style w:type="character" w:customStyle="1" w:styleId="InformationTok">
     <w:name w:val="InformationTok"/>
     <w:basedOn w:val="VerbatimChar"/>
     <w:rPr>
+      <w:rFonts w:eastAsia="黑体"/>
       <w:b/>
       <w:i/>
       <w:color w:val="60a0b0"/>
@@ -15729,6 +16430,7 @@
     <w:name w:val="WarningTok"/>
     <w:basedOn w:val="VerbatimChar"/>
     <w:rPr>
+      <w:rFonts w:eastAsia="黑体"/>
       <w:b/>
       <w:i/>
       <w:color w:val="60a0b0"/>
@@ -15738,6 +16440,7 @@
     <w:name w:val="AlertTok"/>
     <w:basedOn w:val="VerbatimChar"/>
     <w:rPr>
+      <w:rFonts w:eastAsia="黑体"/>
       <w:b/>
       <w:color w:val="ff0000"/>
     </w:rPr>
@@ -15746,6 +16449,7 @@
     <w:name w:val="ErrorTok"/>
     <w:basedOn w:val="VerbatimChar"/>
     <w:rPr>
+      <w:rFonts w:eastAsia="黑体"/>
       <w:b/>
       <w:color w:val="ff0000"/>
     </w:rPr>
@@ -15753,7 +16457,9 @@
   <w:style w:type="character" w:customStyle="1" w:styleId="NormalTok">
     <w:name w:val="NormalTok"/>
     <w:basedOn w:val="VerbatimChar"/>
-    <w:rPr/>
+    <w:rPr>
+      <w:rFonts w:eastAsia="黑体"/>
+    </w:rPr>
   </w:style>
 </w:styles>
 </file>
@@ -15802,12 +16508,12 @@
     <a:fontScheme name="Office">
       <a:majorFont>
         <a:latin typeface="Calibri"/>
-        <a:ea typeface=""/>
+        <a:ea typeface="黑体"/>
         <a:cs typeface=""/>
         <a:font script="Jpan" typeface="ＭＳ ゴシック"/>
         <a:font script="Hang" typeface="맑은 고딕"/>
-        <a:font script="Hans" typeface="宋体"/>
-        <a:font script="Hant" typeface="新細明體"/>
+        <a:font script="Hans" typeface="黑体"/>
+        <a:font script="Hant" typeface="黑体"/>
         <a:font script="Arab" typeface="Times New Roman"/>
         <a:font script="Hebr" typeface="Times New Roman"/>
         <a:font script="Thai" typeface="Angsana New"/>
@@ -15837,12 +16543,12 @@
       </a:majorFont>
       <a:minorFont>
         <a:latin typeface="Cambria"/>
-        <a:ea typeface=""/>
+        <a:ea typeface="黑体"/>
         <a:cs typeface=""/>
         <a:font script="Jpan" typeface="ＭＳ 明朝"/>
         <a:font script="Hang" typeface="맑은 고딕"/>
-        <a:font script="Hans" typeface="宋体"/>
-        <a:font script="Hant" typeface="新細明體"/>
+        <a:font script="Hans" typeface="黑体"/>
+        <a:font script="Hant" typeface="黑体"/>
         <a:font script="Arab" typeface="Arial"/>
         <a:font script="Hebr" typeface="Arial"/>
         <a:font script="Thai" typeface="Cordia New"/>

--- a/11-变流电路/01-整流电路/同步整流电路/同步整流电路.docx
+++ b/11-变流电路/01-整流电路/同步整流电路/同步整流电路.docx
@@ -3437,7 +3437,7 @@
           <w:color w:val="555555"/>
           <w:sz w:val="21"/>
         </w:rPr>
-        <w:t>材料收集者：杜文杰，WX手机：19519196569，QQ:3478827729</w:t>
+        <w:t>材料收集者：杜文杰，微信/手机：19519196569，QQ:3478827729</w:t>
       </w:r>
     </w:p>
     <w:sectPr>
